--- a/Cristoff S/Vue Node/Cristoff Stan.docx
+++ b/Cristoff S/Vue Node/Cristoff Stan.docx
@@ -81,9 +81,19 @@
           <w:szCs w:val="28"/>
           <w:shd w:val="clear" w:color="auto" w:fill="FFFFFF"/>
         </w:rPr>
-        <w:t xml:space="preserve"> Vue.js | Node.js | </w:t>
-      </w:r>
-      <w:proofErr w:type="spellStart"/>
+        <w:t xml:space="preserve"> </w:t>
+      </w:r>
+      <w:r>
+        <w:rPr>
+          <w:rFonts w:asciiTheme="majorBidi" w:eastAsia="Segoe UI" w:hAnsiTheme="majorBidi" w:cstheme="majorBidi" w:hint="default"/>
+          <w:sz w:val="22"/>
+          <w:szCs w:val="28"/>
+          <w:shd w:val="clear" w:color="auto" w:fill="FFFFFF"/>
+        </w:rPr>
+        <w:t>Vue</w:t>
+      </w:r>
+      <w:bookmarkStart w:id="0" w:name="_GoBack"/>
+      <w:bookmarkEnd w:id="0"/>
       <w:r>
         <w:rPr>
           <w:rFonts w:asciiTheme="majorBidi" w:eastAsia="Segoe UI" w:hAnsiTheme="majorBidi" w:cstheme="majorBidi"/>
@@ -91,9 +101,9 @@
           <w:szCs w:val="28"/>
           <w:shd w:val="clear" w:color="auto" w:fill="FFFFFF"/>
         </w:rPr>
-        <w:t>TypeScript</w:t>
-      </w:r>
-      <w:proofErr w:type="spellEnd"/>
+        <w:t xml:space="preserve">, Node.js, </w:t>
+      </w:r>
+      <w:proofErr w:type="spellStart"/>
       <w:r>
         <w:rPr>
           <w:rFonts w:asciiTheme="majorBidi" w:eastAsia="Segoe UI" w:hAnsiTheme="majorBidi" w:cstheme="majorBidi"/>
@@ -101,7 +111,17 @@
           <w:szCs w:val="28"/>
           <w:shd w:val="clear" w:color="auto" w:fill="FFFFFF"/>
         </w:rPr>
-        <w:t xml:space="preserve"> | AWS</w:t>
+        <w:t>TypeScript</w:t>
+      </w:r>
+      <w:proofErr w:type="spellEnd"/>
+      <w:r>
+        <w:rPr>
+          <w:rFonts w:asciiTheme="majorBidi" w:eastAsia="Segoe UI" w:hAnsiTheme="majorBidi" w:cstheme="majorBidi"/>
+          <w:sz w:val="22"/>
+          <w:szCs w:val="28"/>
+          <w:shd w:val="clear" w:color="auto" w:fill="FFFFFF"/>
+        </w:rPr>
+        <w:t>, AWS/GCP</w:t>
       </w:r>
     </w:p>
     <w:tbl>
@@ -247,97 +267,59 @@
       <w:pPr>
         <w:jc w:val="both"/>
         <w:rPr>
+          <w:rFonts w:asciiTheme="majorBidi" w:hAnsiTheme="majorBidi" w:cstheme="majorBidi"/>
+        </w:rPr>
+      </w:pPr>
+      <w:r>
+        <w:rPr>
           <w:rFonts w:ascii="Times New Roman" w:hAnsi="Times New Roman" w:cs="Times New Roman"/>
           <w:sz w:val="24"/>
         </w:rPr>
-      </w:pPr>
-      <w:r>
-        <w:rPr>
-          <w:rFonts w:ascii="Times New Roman" w:hAnsi="Times New Roman" w:cs="Times New Roman"/>
-          <w:sz w:val="24"/>
-        </w:rPr>
-        <w:t xml:space="preserve">Senior Software Engineer with 11+ years building SaaS, </w:t>
-      </w:r>
-      <w:proofErr w:type="spellStart"/>
-      <w:r>
-        <w:rPr>
-          <w:rFonts w:ascii="Times New Roman" w:hAnsi="Times New Roman" w:cs="Times New Roman"/>
-          <w:sz w:val="24"/>
-        </w:rPr>
-        <w:t>eCommerce</w:t>
-      </w:r>
-      <w:proofErr w:type="spellEnd"/>
-      <w:r>
-        <w:rPr>
-          <w:rFonts w:ascii="Times New Roman" w:hAnsi="Times New Roman" w:cs="Times New Roman"/>
-          <w:sz w:val="24"/>
-        </w:rPr>
-        <w:t xml:space="preserve">, digital operations, and enterprise workflow platforms using </w:t>
-      </w:r>
-      <w:proofErr w:type="spellStart"/>
+        <w:t xml:space="preserve">Senior Software Engineer with 10+ years delivering B2B SaaS, e-commerce, and enterprise operations platforms using </w:t>
+      </w:r>
       <w:r>
         <w:rPr>
           <w:rStyle w:val="Strong"/>
           <w:rFonts w:ascii="Times New Roman" w:hAnsi="Times New Roman" w:cs="Times New Roman"/>
           <w:sz w:val="24"/>
         </w:rPr>
-        <w:t>Vue</w:t>
-      </w:r>
-      <w:proofErr w:type="spellEnd"/>
+        <w:t xml:space="preserve">Vue.js 2.6–3.x, </w:t>
+      </w:r>
+      <w:proofErr w:type="spellStart"/>
       <w:r>
         <w:rPr>
           <w:rStyle w:val="Strong"/>
           <w:rFonts w:ascii="Times New Roman" w:hAnsi="Times New Roman" w:cs="Times New Roman"/>
           <w:sz w:val="24"/>
         </w:rPr>
-        <w:t xml:space="preserve"> 2.x–3.x</w:t>
-      </w:r>
-      <w:r>
-        <w:rPr>
-          <w:rFonts w:ascii="Times New Roman" w:hAnsi="Times New Roman" w:cs="Times New Roman"/>
-          <w:sz w:val="24"/>
-        </w:rPr>
-        <w:t xml:space="preserve">, </w:t>
-      </w:r>
+        <w:t>Nuxt</w:t>
+      </w:r>
+      <w:proofErr w:type="spellEnd"/>
       <w:r>
         <w:rPr>
           <w:rStyle w:val="Strong"/>
           <w:rFonts w:ascii="Times New Roman" w:hAnsi="Times New Roman" w:cs="Times New Roman"/>
           <w:sz w:val="24"/>
         </w:rPr>
-        <w:t>Node.js 10.x–20.x</w:t>
-      </w:r>
-      <w:r>
-        <w:rPr>
-          <w:rFonts w:ascii="Times New Roman" w:hAnsi="Times New Roman" w:cs="Times New Roman"/>
-          <w:sz w:val="24"/>
-        </w:rPr>
-        <w:t xml:space="preserve">, </w:t>
-      </w:r>
+        <w:t xml:space="preserve"> 2–3, Node.js 12–20, </w:t>
+      </w:r>
+      <w:proofErr w:type="spellStart"/>
       <w:r>
         <w:rPr>
           <w:rStyle w:val="Strong"/>
           <w:rFonts w:ascii="Times New Roman" w:hAnsi="Times New Roman" w:cs="Times New Roman"/>
           <w:sz w:val="24"/>
         </w:rPr>
-        <w:t>Express/</w:t>
-      </w:r>
-      <w:proofErr w:type="spellStart"/>
+        <w:t>TypeScript</w:t>
+      </w:r>
+      <w:proofErr w:type="spellEnd"/>
       <w:r>
         <w:rPr>
           <w:rStyle w:val="Strong"/>
           <w:rFonts w:ascii="Times New Roman" w:hAnsi="Times New Roman" w:cs="Times New Roman"/>
           <w:sz w:val="24"/>
         </w:rPr>
-        <w:t>NestJS</w:t>
-      </w:r>
-      <w:proofErr w:type="spellEnd"/>
-      <w:r>
-        <w:rPr>
-          <w:rFonts w:ascii="Times New Roman" w:hAnsi="Times New Roman" w:cs="Times New Roman"/>
-          <w:sz w:val="24"/>
-        </w:rPr>
-        <w:t xml:space="preserve">, </w:t>
+        <w:t xml:space="preserve"> 4–5, </w:t>
       </w:r>
       <w:proofErr w:type="spellStart"/>
       <w:r>
@@ -346,68 +328,30 @@
           <w:rFonts w:ascii="Times New Roman" w:hAnsi="Times New Roman" w:cs="Times New Roman"/>
           <w:sz w:val="24"/>
         </w:rPr>
-        <w:t>TypeScript</w:t>
+        <w:t>NestJS</w:t>
       </w:r>
       <w:proofErr w:type="spellEnd"/>
-      <w:r>
-        <w:rPr>
-          <w:rFonts w:ascii="Times New Roman" w:hAnsi="Times New Roman" w:cs="Times New Roman"/>
-          <w:sz w:val="24"/>
-        </w:rPr>
-        <w:t xml:space="preserve">, </w:t>
-      </w:r>
       <w:r>
         <w:rPr>
           <w:rStyle w:val="Strong"/>
           <w:rFonts w:ascii="Times New Roman" w:hAnsi="Times New Roman" w:cs="Times New Roman"/>
           <w:sz w:val="24"/>
         </w:rPr>
-        <w:t>PostgreSQL</w:t>
+        <w:t>, PostgreSQL, and AWS/GCP</w:t>
       </w:r>
       <w:r>
         <w:rPr>
           <w:rFonts w:ascii="Times New Roman" w:hAnsi="Times New Roman" w:cs="Times New Roman"/>
           <w:sz w:val="24"/>
         </w:rPr>
-        <w:t xml:space="preserve">, </w:t>
-      </w:r>
-      <w:r>
-        <w:rPr>
-          <w:rStyle w:val="Strong"/>
-          <w:rFonts w:ascii="Times New Roman" w:hAnsi="Times New Roman" w:cs="Times New Roman"/>
-          <w:sz w:val="24"/>
-        </w:rPr>
-        <w:t>MongoDB</w:t>
-      </w:r>
-      <w:r>
-        <w:rPr>
-          <w:rFonts w:ascii="Times New Roman" w:hAnsi="Times New Roman" w:cs="Times New Roman"/>
-          <w:sz w:val="24"/>
-        </w:rPr>
-        <w:t xml:space="preserve">, and </w:t>
-      </w:r>
-      <w:r>
-        <w:rPr>
-          <w:rStyle w:val="Strong"/>
-          <w:rFonts w:ascii="Times New Roman" w:hAnsi="Times New Roman" w:cs="Times New Roman"/>
-          <w:sz w:val="24"/>
-        </w:rPr>
-        <w:t>AWS</w:t>
-      </w:r>
-      <w:r>
-        <w:rPr>
-          <w:rFonts w:ascii="Times New Roman" w:hAnsi="Times New Roman" w:cs="Times New Roman"/>
-          <w:sz w:val="24"/>
-        </w:rPr>
-        <w:t>, delivering scalable APIs, maintainable front-end systems, modernization work, production reliability, and measurable product value across distributed engineering teams.</w:t>
-      </w:r>
-      <w:r>
-        <w:rPr>
-          <w:rFonts w:ascii="Times New Roman" w:hAnsi="Times New Roman" w:cs="Times New Roman"/>
-          <w:sz w:val="24"/>
+        <w:t>, combining front-end architecture, secure API design, cloud modernization, observability, and technical leadership to improve delivery speed, reliability, maintainability, and measurable customer value across complex production systems.</w:t>
+      </w:r>
+      <w:r>
+        <w:rPr>
+          <w:rFonts w:asciiTheme="majorBidi" w:hAnsiTheme="majorBidi" w:cstheme="majorBidi"/>
         </w:rPr>
         <w:pict>
-          <v:rect id="_x0000_i1027" style="width:523.3pt;height:1pt" o:hralign="center" o:hrstd="t" o:hrnoshade="t" o:hr="t" fillcolor="#5b9bd5" stroked="f"/>
+          <v:rect id="_x0000_i1025" style="width:523.3pt;height:1pt" o:hralign="center" o:hrstd="t" o:hrnoshade="t" o:hr="t" fillcolor="#5b9bd5" stroked="f"/>
         </w:pict>
       </w:r>
     </w:p>
@@ -429,8 +373,6 @@
           <w:szCs w:val="28"/>
         </w:rPr>
       </w:pPr>
-      <w:bookmarkStart w:id="0" w:name="_GoBack"/>
-      <w:bookmarkEnd w:id="0"/>
       <w:r>
         <w:rPr>
           <w:rStyle w:val="Strong"/>
@@ -449,7 +391,7 @@
         <w:pStyle w:val="ListParagraph"/>
         <w:numPr>
           <w:ilvl w:val="0"/>
-          <w:numId w:val="32"/>
+          <w:numId w:val="43"/>
         </w:numPr>
         <w:spacing w:before="100" w:beforeAutospacing="1" w:after="100" w:afterAutospacing="1"/>
         <w:jc w:val="both"/>
@@ -478,19 +420,59 @@
           <w:szCs w:val="24"/>
           <w:lang w:eastAsia="en-US"/>
         </w:rPr>
-        <w:t xml:space="preserve"> </w:t>
-      </w:r>
-      <w:r>
-        <w:rPr>
-          <w:rFonts w:ascii="Times New Roman" w:eastAsia="Times New Roman" w:hAnsi="Times New Roman" w:cs="Times New Roman"/>
-          <w:b/>
-          <w:bCs/>
-          <w:sz w:val="24"/>
-          <w:szCs w:val="24"/>
-          <w:lang w:eastAsia="en-US"/>
-        </w:rPr>
-        <w:t>Vue.js 2.x–3.x</w:t>
-      </w:r>
+        <w:t xml:space="preserve"> Vue.js 2.6–3.x, </w:t>
+      </w:r>
+      <w:proofErr w:type="spellStart"/>
+      <w:r>
+        <w:rPr>
+          <w:rFonts w:ascii="Times New Roman" w:eastAsia="Times New Roman" w:hAnsi="Times New Roman" w:cs="Times New Roman"/>
+          <w:sz w:val="24"/>
+          <w:szCs w:val="24"/>
+          <w:lang w:eastAsia="en-US"/>
+        </w:rPr>
+        <w:t>Nuxt</w:t>
+      </w:r>
+      <w:proofErr w:type="spellEnd"/>
+      <w:r>
+        <w:rPr>
+          <w:rFonts w:ascii="Times New Roman" w:eastAsia="Times New Roman" w:hAnsi="Times New Roman" w:cs="Times New Roman"/>
+          <w:sz w:val="24"/>
+          <w:szCs w:val="24"/>
+          <w:lang w:eastAsia="en-US"/>
+        </w:rPr>
+        <w:t xml:space="preserve"> 2–3, </w:t>
+      </w:r>
+      <w:proofErr w:type="spellStart"/>
+      <w:r>
+        <w:rPr>
+          <w:rFonts w:ascii="Times New Roman" w:eastAsia="Times New Roman" w:hAnsi="Times New Roman" w:cs="Times New Roman"/>
+          <w:sz w:val="24"/>
+          <w:szCs w:val="24"/>
+          <w:lang w:eastAsia="en-US"/>
+        </w:rPr>
+        <w:t>TypeScript</w:t>
+      </w:r>
+      <w:proofErr w:type="spellEnd"/>
+      <w:r>
+        <w:rPr>
+          <w:rFonts w:ascii="Times New Roman" w:eastAsia="Times New Roman" w:hAnsi="Times New Roman" w:cs="Times New Roman"/>
+          <w:sz w:val="24"/>
+          <w:szCs w:val="24"/>
+          <w:lang w:eastAsia="en-US"/>
+        </w:rPr>
+        <w:t xml:space="preserve"> 4–5, JavaScript ES6+, Composition API, Options API, </w:t>
+      </w:r>
+      <w:proofErr w:type="spellStart"/>
+      <w:r>
+        <w:rPr>
+          <w:rFonts w:ascii="Times New Roman" w:eastAsia="Times New Roman" w:hAnsi="Times New Roman" w:cs="Times New Roman"/>
+          <w:sz w:val="24"/>
+          <w:szCs w:val="24"/>
+          <w:lang w:eastAsia="en-US"/>
+        </w:rPr>
+        <w:t>Pinia</w:t>
+      </w:r>
+      <w:proofErr w:type="spellEnd"/>
       <w:r>
         <w:rPr>
           <w:rFonts w:ascii="Times New Roman" w:eastAsia="Times New Roman" w:hAnsi="Times New Roman" w:cs="Times New Roman"/>
@@ -508,6 +490,26 @@
           <w:szCs w:val="24"/>
           <w:lang w:eastAsia="en-US"/>
         </w:rPr>
+        <w:t>Vuex</w:t>
+      </w:r>
+      <w:proofErr w:type="spellEnd"/>
+      <w:r>
+        <w:rPr>
+          <w:rFonts w:ascii="Times New Roman" w:eastAsia="Times New Roman" w:hAnsi="Times New Roman" w:cs="Times New Roman"/>
+          <w:sz w:val="24"/>
+          <w:szCs w:val="24"/>
+          <w:lang w:eastAsia="en-US"/>
+        </w:rPr>
+        <w:t xml:space="preserve">, </w:t>
+      </w:r>
+      <w:proofErr w:type="spellStart"/>
+      <w:r>
+        <w:rPr>
+          <w:rFonts w:ascii="Times New Roman" w:eastAsia="Times New Roman" w:hAnsi="Times New Roman" w:cs="Times New Roman"/>
+          <w:sz w:val="24"/>
+          <w:szCs w:val="24"/>
+          <w:lang w:eastAsia="en-US"/>
+        </w:rPr>
         <w:t>Vue</w:t>
       </w:r>
       <w:proofErr w:type="spellEnd"/>
@@ -518,7 +520,7 @@
           <w:szCs w:val="24"/>
           <w:lang w:eastAsia="en-US"/>
         </w:rPr>
-        <w:t xml:space="preserve"> Composition API, Options API, </w:t>
+        <w:t xml:space="preserve"> Router, </w:t>
       </w:r>
       <w:proofErr w:type="spellStart"/>
       <w:r>
@@ -528,7 +530,7 @@
           <w:szCs w:val="24"/>
           <w:lang w:eastAsia="en-US"/>
         </w:rPr>
-        <w:t>Vue</w:t>
+        <w:t>VueUse</w:t>
       </w:r>
       <w:proofErr w:type="spellEnd"/>
       <w:r>
@@ -538,7 +540,7 @@
           <w:szCs w:val="24"/>
           <w:lang w:eastAsia="en-US"/>
         </w:rPr>
-        <w:t xml:space="preserve"> Router, </w:t>
+        <w:t xml:space="preserve">, </w:t>
       </w:r>
       <w:proofErr w:type="spellStart"/>
       <w:r>
@@ -548,7 +550,7 @@
           <w:szCs w:val="24"/>
           <w:lang w:eastAsia="en-US"/>
         </w:rPr>
-        <w:t>Vuex</w:t>
+        <w:t>Vite</w:t>
       </w:r>
       <w:proofErr w:type="spellEnd"/>
       <w:r>
@@ -568,7 +570,7 @@
           <w:szCs w:val="24"/>
           <w:lang w:eastAsia="en-US"/>
         </w:rPr>
-        <w:t>Pinia</w:t>
+        <w:t>Webpack</w:t>
       </w:r>
       <w:proofErr w:type="spellEnd"/>
       <w:r>
@@ -578,6 +580,26 @@
           <w:szCs w:val="24"/>
           <w:lang w:eastAsia="en-US"/>
         </w:rPr>
+        <w:t xml:space="preserve">, Storybook, Tailwind CSS, </w:t>
+      </w:r>
+      <w:proofErr w:type="spellStart"/>
+      <w:r>
+        <w:rPr>
+          <w:rFonts w:ascii="Times New Roman" w:eastAsia="Times New Roman" w:hAnsi="Times New Roman" w:cs="Times New Roman"/>
+          <w:sz w:val="24"/>
+          <w:szCs w:val="24"/>
+          <w:lang w:eastAsia="en-US"/>
+        </w:rPr>
+        <w:t>Vuetify</w:t>
+      </w:r>
+      <w:proofErr w:type="spellEnd"/>
+      <w:r>
+        <w:rPr>
+          <w:rFonts w:ascii="Times New Roman" w:eastAsia="Times New Roman" w:hAnsi="Times New Roman" w:cs="Times New Roman"/>
+          <w:sz w:val="24"/>
+          <w:szCs w:val="24"/>
+          <w:lang w:eastAsia="en-US"/>
+        </w:rPr>
         <w:t xml:space="preserve">, </w:t>
       </w:r>
       <w:proofErr w:type="spellStart"/>
@@ -588,7 +610,7 @@
           <w:szCs w:val="24"/>
           <w:lang w:eastAsia="en-US"/>
         </w:rPr>
-        <w:t>Vite</w:t>
+        <w:t>PrimeVue</w:t>
       </w:r>
       <w:proofErr w:type="spellEnd"/>
       <w:r>
@@ -598,60 +620,7 @@
           <w:szCs w:val="24"/>
           <w:lang w:eastAsia="en-US"/>
         </w:rPr>
-        <w:t xml:space="preserve">, </w:t>
-      </w:r>
-      <w:proofErr w:type="spellStart"/>
-      <w:r>
-        <w:rPr>
-          <w:rFonts w:ascii="Times New Roman" w:eastAsia="Times New Roman" w:hAnsi="Times New Roman" w:cs="Times New Roman"/>
-          <w:sz w:val="24"/>
-          <w:szCs w:val="24"/>
-          <w:lang w:eastAsia="en-US"/>
-        </w:rPr>
-        <w:t>Webpack</w:t>
-      </w:r>
-      <w:proofErr w:type="spellEnd"/>
-      <w:r>
-        <w:rPr>
-          <w:rFonts w:ascii="Times New Roman" w:eastAsia="Times New Roman" w:hAnsi="Times New Roman" w:cs="Times New Roman"/>
-          <w:sz w:val="24"/>
-          <w:szCs w:val="24"/>
-          <w:lang w:eastAsia="en-US"/>
-        </w:rPr>
-        <w:t xml:space="preserve">, JavaScript ES6+, </w:t>
-      </w:r>
-      <w:proofErr w:type="spellStart"/>
-      <w:r>
-        <w:rPr>
-          <w:rFonts w:ascii="Times New Roman" w:eastAsia="Times New Roman" w:hAnsi="Times New Roman" w:cs="Times New Roman"/>
-          <w:b/>
-          <w:bCs/>
-          <w:sz w:val="24"/>
-          <w:szCs w:val="24"/>
-          <w:lang w:eastAsia="en-US"/>
-        </w:rPr>
-        <w:t>TypeScript</w:t>
-      </w:r>
-      <w:proofErr w:type="spellEnd"/>
-      <w:r>
-        <w:rPr>
-          <w:rFonts w:ascii="Times New Roman" w:eastAsia="Times New Roman" w:hAnsi="Times New Roman" w:cs="Times New Roman"/>
-          <w:b/>
-          <w:bCs/>
-          <w:sz w:val="24"/>
-          <w:szCs w:val="24"/>
-          <w:lang w:eastAsia="en-US"/>
-        </w:rPr>
-        <w:t xml:space="preserve"> 3.x–5.x</w:t>
-      </w:r>
-      <w:r>
-        <w:rPr>
-          <w:rFonts w:ascii="Times New Roman" w:eastAsia="Times New Roman" w:hAnsi="Times New Roman" w:cs="Times New Roman"/>
-          <w:sz w:val="24"/>
-          <w:szCs w:val="24"/>
-          <w:lang w:eastAsia="en-US"/>
-        </w:rPr>
-        <w:t>, HTML5, CSS3, SCSS, Tailwind CSS, Bootstrap, responsive UI development.</w:t>
+        <w:t>, HTML5, CSS3, responsive architecture, accessibility, design systems.</w:t>
       </w:r>
     </w:p>
     <w:p>
@@ -659,7 +628,7 @@
         <w:pStyle w:val="ListParagraph"/>
         <w:numPr>
           <w:ilvl w:val="0"/>
-          <w:numId w:val="32"/>
+          <w:numId w:val="43"/>
         </w:numPr>
         <w:spacing w:before="100" w:beforeAutospacing="1" w:after="100" w:afterAutospacing="1"/>
         <w:jc w:val="both"/>
@@ -688,19 +657,19 @@
           <w:szCs w:val="24"/>
           <w:lang w:eastAsia="en-US"/>
         </w:rPr>
-        <w:t xml:space="preserve"> </w:t>
-      </w:r>
-      <w:r>
-        <w:rPr>
-          <w:rFonts w:ascii="Times New Roman" w:eastAsia="Times New Roman" w:hAnsi="Times New Roman" w:cs="Times New Roman"/>
-          <w:b/>
-          <w:bCs/>
-          <w:sz w:val="24"/>
-          <w:szCs w:val="24"/>
-          <w:lang w:eastAsia="en-US"/>
-        </w:rPr>
-        <w:t>Node.js 10.x–20.x</w:t>
-      </w:r>
+        <w:t xml:space="preserve"> Node.js 12–20, </w:t>
+      </w:r>
+      <w:proofErr w:type="spellStart"/>
+      <w:r>
+        <w:rPr>
+          <w:rFonts w:ascii="Times New Roman" w:eastAsia="Times New Roman" w:hAnsi="Times New Roman" w:cs="Times New Roman"/>
+          <w:sz w:val="24"/>
+          <w:szCs w:val="24"/>
+          <w:lang w:eastAsia="en-US"/>
+        </w:rPr>
+        <w:t>NestJS</w:t>
+      </w:r>
+      <w:proofErr w:type="spellEnd"/>
       <w:r>
         <w:rPr>
           <w:rFonts w:ascii="Times New Roman" w:eastAsia="Times New Roman" w:hAnsi="Times New Roman" w:cs="Times New Roman"/>
@@ -718,7 +687,7 @@
           <w:szCs w:val="24"/>
           <w:lang w:eastAsia="en-US"/>
         </w:rPr>
-        <w:t>NestJS</w:t>
+        <w:t>Fastify</w:t>
       </w:r>
       <w:proofErr w:type="spellEnd"/>
       <w:r>
@@ -748,7 +717,7 @@
           <w:szCs w:val="24"/>
           <w:lang w:eastAsia="en-US"/>
         </w:rPr>
-        <w:t xml:space="preserve"> basics, JWT authentication, OAuth2 flows, RBAC, service-layer architecture, background jobs, queue-based processing, </w:t>
+        <w:t xml:space="preserve">, </w:t>
       </w:r>
       <w:proofErr w:type="spellStart"/>
       <w:r>
@@ -758,7 +727,7 @@
           <w:szCs w:val="24"/>
           <w:lang w:eastAsia="en-US"/>
         </w:rPr>
-        <w:t>webhook</w:t>
+        <w:t>WebSockets</w:t>
       </w:r>
       <w:proofErr w:type="spellEnd"/>
       <w:r>
@@ -768,7 +737,47 @@
           <w:szCs w:val="24"/>
           <w:lang w:eastAsia="en-US"/>
         </w:rPr>
-        <w:t xml:space="preserve"> handling, API versioning.</w:t>
+        <w:t xml:space="preserve">, </w:t>
+      </w:r>
+      <w:proofErr w:type="spellStart"/>
+      <w:r>
+        <w:rPr>
+          <w:rFonts w:ascii="Times New Roman" w:eastAsia="Times New Roman" w:hAnsi="Times New Roman" w:cs="Times New Roman"/>
+          <w:sz w:val="24"/>
+          <w:szCs w:val="24"/>
+          <w:lang w:eastAsia="en-US"/>
+        </w:rPr>
+        <w:t>OpenAPI</w:t>
+      </w:r>
+      <w:proofErr w:type="spellEnd"/>
+      <w:r>
+        <w:rPr>
+          <w:rFonts w:ascii="Times New Roman" w:eastAsia="Times New Roman" w:hAnsi="Times New Roman" w:cs="Times New Roman"/>
+          <w:sz w:val="24"/>
+          <w:szCs w:val="24"/>
+          <w:lang w:eastAsia="en-US"/>
+        </w:rPr>
+        <w:t xml:space="preserve">/Swagger, JWT, OAuth 2.0, OpenID Connect, RBAC, API versioning, background workers, scheduled jobs, service-layer architecture, </w:t>
+      </w:r>
+      <w:proofErr w:type="spellStart"/>
+      <w:r>
+        <w:rPr>
+          <w:rFonts w:ascii="Times New Roman" w:eastAsia="Times New Roman" w:hAnsi="Times New Roman" w:cs="Times New Roman"/>
+          <w:sz w:val="24"/>
+          <w:szCs w:val="24"/>
+          <w:lang w:eastAsia="en-US"/>
+        </w:rPr>
+        <w:t>microservices</w:t>
+      </w:r>
+      <w:proofErr w:type="spellEnd"/>
+      <w:r>
+        <w:rPr>
+          <w:rFonts w:ascii="Times New Roman" w:eastAsia="Times New Roman" w:hAnsi="Times New Roman" w:cs="Times New Roman"/>
+          <w:sz w:val="24"/>
+          <w:szCs w:val="24"/>
+          <w:lang w:eastAsia="en-US"/>
+        </w:rPr>
+        <w:t>, modular monoliths.</w:t>
       </w:r>
     </w:p>
     <w:p>
@@ -776,7 +785,7 @@
         <w:pStyle w:val="ListParagraph"/>
         <w:numPr>
           <w:ilvl w:val="0"/>
-          <w:numId w:val="32"/>
+          <w:numId w:val="43"/>
         </w:numPr>
         <w:spacing w:before="100" w:beforeAutospacing="1" w:after="100" w:afterAutospacing="1"/>
         <w:jc w:val="both"/>
@@ -796,36 +805,16 @@
           <w:szCs w:val="24"/>
           <w:lang w:eastAsia="en-US"/>
         </w:rPr>
-        <w:t>Databases &amp; Caching:</w:t>
-      </w:r>
-      <w:r>
-        <w:rPr>
-          <w:rFonts w:ascii="Times New Roman" w:eastAsia="Times New Roman" w:hAnsi="Times New Roman" w:cs="Times New Roman"/>
-          <w:sz w:val="24"/>
-          <w:szCs w:val="24"/>
-          <w:lang w:eastAsia="en-US"/>
-        </w:rPr>
-        <w:t xml:space="preserve"> </w:t>
-      </w:r>
-      <w:r>
-        <w:rPr>
-          <w:rFonts w:ascii="Times New Roman" w:eastAsia="Times New Roman" w:hAnsi="Times New Roman" w:cs="Times New Roman"/>
-          <w:b/>
-          <w:bCs/>
-          <w:sz w:val="24"/>
-          <w:szCs w:val="24"/>
-          <w:lang w:eastAsia="en-US"/>
-        </w:rPr>
-        <w:t>PostgreSQL</w:t>
-      </w:r>
-      <w:r>
-        <w:rPr>
-          <w:rFonts w:ascii="Times New Roman" w:eastAsia="Times New Roman" w:hAnsi="Times New Roman" w:cs="Times New Roman"/>
-          <w:sz w:val="24"/>
-          <w:szCs w:val="24"/>
-          <w:lang w:eastAsia="en-US"/>
-        </w:rPr>
-        <w:t xml:space="preserve">, MySQL, MongoDB, </w:t>
+        <w:t>Cloud and DevOps:</w:t>
+      </w:r>
+      <w:r>
+        <w:rPr>
+          <w:rFonts w:ascii="Times New Roman" w:eastAsia="Times New Roman" w:hAnsi="Times New Roman" w:cs="Times New Roman"/>
+          <w:sz w:val="24"/>
+          <w:szCs w:val="24"/>
+          <w:lang w:eastAsia="en-US"/>
+        </w:rPr>
+        <w:t xml:space="preserve"> AWS Lambda, ECS, API Gateway, S3, </w:t>
       </w:r>
       <w:proofErr w:type="spellStart"/>
       <w:r>
@@ -835,7 +824,7 @@
           <w:szCs w:val="24"/>
           <w:lang w:eastAsia="en-US"/>
         </w:rPr>
-        <w:t>Redis</w:t>
+        <w:t>CloudFront</w:t>
       </w:r>
       <w:proofErr w:type="spellEnd"/>
       <w:r>
@@ -845,7 +834,67 @@
           <w:szCs w:val="24"/>
           <w:lang w:eastAsia="en-US"/>
         </w:rPr>
-        <w:t>, SQL query optimization, indexing, schema design, migrations, transactions, data validation, connection pooling, audit logging.</w:t>
+        <w:t xml:space="preserve">, RDS, SQS, SNS, </w:t>
+      </w:r>
+      <w:proofErr w:type="spellStart"/>
+      <w:r>
+        <w:rPr>
+          <w:rFonts w:ascii="Times New Roman" w:eastAsia="Times New Roman" w:hAnsi="Times New Roman" w:cs="Times New Roman"/>
+          <w:sz w:val="24"/>
+          <w:szCs w:val="24"/>
+          <w:lang w:eastAsia="en-US"/>
+        </w:rPr>
+        <w:t>DynamoDB</w:t>
+      </w:r>
+      <w:proofErr w:type="spellEnd"/>
+      <w:r>
+        <w:rPr>
+          <w:rFonts w:ascii="Times New Roman" w:eastAsia="Times New Roman" w:hAnsi="Times New Roman" w:cs="Times New Roman"/>
+          <w:sz w:val="24"/>
+          <w:szCs w:val="24"/>
+          <w:lang w:eastAsia="en-US"/>
+        </w:rPr>
+        <w:t xml:space="preserve">, </w:t>
+      </w:r>
+      <w:proofErr w:type="spellStart"/>
+      <w:r>
+        <w:rPr>
+          <w:rFonts w:ascii="Times New Roman" w:eastAsia="Times New Roman" w:hAnsi="Times New Roman" w:cs="Times New Roman"/>
+          <w:sz w:val="24"/>
+          <w:szCs w:val="24"/>
+          <w:lang w:eastAsia="en-US"/>
+        </w:rPr>
+        <w:t>CloudWatch</w:t>
+      </w:r>
+      <w:proofErr w:type="spellEnd"/>
+      <w:r>
+        <w:rPr>
+          <w:rFonts w:ascii="Times New Roman" w:eastAsia="Times New Roman" w:hAnsi="Times New Roman" w:cs="Times New Roman"/>
+          <w:sz w:val="24"/>
+          <w:szCs w:val="24"/>
+          <w:lang w:eastAsia="en-US"/>
+        </w:rPr>
+        <w:t xml:space="preserve">, IAM; GCP Cloud Run, Cloud Storage, Cloud SQL, Cloud Build; Docker, Kubernetes, Terraform, GitHub Actions, </w:t>
+      </w:r>
+      <w:proofErr w:type="spellStart"/>
+      <w:r>
+        <w:rPr>
+          <w:rFonts w:ascii="Times New Roman" w:eastAsia="Times New Roman" w:hAnsi="Times New Roman" w:cs="Times New Roman"/>
+          <w:sz w:val="24"/>
+          <w:szCs w:val="24"/>
+          <w:lang w:eastAsia="en-US"/>
+        </w:rPr>
+        <w:t>GitLab</w:t>
+      </w:r>
+      <w:proofErr w:type="spellEnd"/>
+      <w:r>
+        <w:rPr>
+          <w:rFonts w:ascii="Times New Roman" w:eastAsia="Times New Roman" w:hAnsi="Times New Roman" w:cs="Times New Roman"/>
+          <w:sz w:val="24"/>
+          <w:szCs w:val="24"/>
+          <w:lang w:eastAsia="en-US"/>
+        </w:rPr>
+        <w:t xml:space="preserve"> CI, Jenkins.</w:t>
       </w:r>
     </w:p>
     <w:p>
@@ -853,7 +902,7 @@
         <w:pStyle w:val="ListParagraph"/>
         <w:numPr>
           <w:ilvl w:val="0"/>
-          <w:numId w:val="32"/>
+          <w:numId w:val="43"/>
         </w:numPr>
         <w:spacing w:before="100" w:beforeAutospacing="1" w:after="100" w:afterAutospacing="1"/>
         <w:jc w:val="both"/>
@@ -873,36 +922,16 @@
           <w:szCs w:val="24"/>
           <w:lang w:eastAsia="en-US"/>
         </w:rPr>
-        <w:t>Cloud &amp; DevOps:</w:t>
-      </w:r>
-      <w:r>
-        <w:rPr>
-          <w:rFonts w:ascii="Times New Roman" w:eastAsia="Times New Roman" w:hAnsi="Times New Roman" w:cs="Times New Roman"/>
-          <w:sz w:val="24"/>
-          <w:szCs w:val="24"/>
-          <w:lang w:eastAsia="en-US"/>
-        </w:rPr>
-        <w:t xml:space="preserve"> </w:t>
-      </w:r>
-      <w:r>
-        <w:rPr>
-          <w:rFonts w:ascii="Times New Roman" w:eastAsia="Times New Roman" w:hAnsi="Times New Roman" w:cs="Times New Roman"/>
-          <w:b/>
-          <w:bCs/>
-          <w:sz w:val="24"/>
-          <w:szCs w:val="24"/>
-          <w:lang w:eastAsia="en-US"/>
-        </w:rPr>
-        <w:t>AWS ECS</w:t>
-      </w:r>
-      <w:r>
-        <w:rPr>
-          <w:rFonts w:ascii="Times New Roman" w:eastAsia="Times New Roman" w:hAnsi="Times New Roman" w:cs="Times New Roman"/>
-          <w:sz w:val="24"/>
-          <w:szCs w:val="24"/>
-          <w:lang w:eastAsia="en-US"/>
-        </w:rPr>
-        <w:t xml:space="preserve">, Lambda, S3, RDS, </w:t>
+        <w:t>Databases and Messaging:</w:t>
+      </w:r>
+      <w:r>
+        <w:rPr>
+          <w:rFonts w:ascii="Times New Roman" w:eastAsia="Times New Roman" w:hAnsi="Times New Roman" w:cs="Times New Roman"/>
+          <w:sz w:val="24"/>
+          <w:szCs w:val="24"/>
+          <w:lang w:eastAsia="en-US"/>
+        </w:rPr>
+        <w:t xml:space="preserve"> PostgreSQL, MySQL, MongoDB, </w:t>
       </w:r>
       <w:proofErr w:type="spellStart"/>
       <w:r>
@@ -912,7 +941,7 @@
           <w:szCs w:val="24"/>
           <w:lang w:eastAsia="en-US"/>
         </w:rPr>
-        <w:t>CloudWatch</w:t>
+        <w:t>Redis</w:t>
       </w:r>
       <w:proofErr w:type="spellEnd"/>
       <w:r>
@@ -922,7 +951,107 @@
           <w:szCs w:val="24"/>
           <w:lang w:eastAsia="en-US"/>
         </w:rPr>
-        <w:t>, IAM, Docker, Docker Compose, GitHub Actions, Jenkins, CI/CD pipelines, environment configuration, staged releases, deployment troubleshooting.</w:t>
+        <w:t xml:space="preserve">, </w:t>
+      </w:r>
+      <w:proofErr w:type="spellStart"/>
+      <w:r>
+        <w:rPr>
+          <w:rFonts w:ascii="Times New Roman" w:eastAsia="Times New Roman" w:hAnsi="Times New Roman" w:cs="Times New Roman"/>
+          <w:sz w:val="24"/>
+          <w:szCs w:val="24"/>
+          <w:lang w:eastAsia="en-US"/>
+        </w:rPr>
+        <w:t>DynamoDB</w:t>
+      </w:r>
+      <w:proofErr w:type="spellEnd"/>
+      <w:r>
+        <w:rPr>
+          <w:rFonts w:ascii="Times New Roman" w:eastAsia="Times New Roman" w:hAnsi="Times New Roman" w:cs="Times New Roman"/>
+          <w:sz w:val="24"/>
+          <w:szCs w:val="24"/>
+          <w:lang w:eastAsia="en-US"/>
+        </w:rPr>
+        <w:t xml:space="preserve">, </w:t>
+      </w:r>
+      <w:proofErr w:type="spellStart"/>
+      <w:r>
+        <w:rPr>
+          <w:rFonts w:ascii="Times New Roman" w:eastAsia="Times New Roman" w:hAnsi="Times New Roman" w:cs="Times New Roman"/>
+          <w:sz w:val="24"/>
+          <w:szCs w:val="24"/>
+          <w:lang w:eastAsia="en-US"/>
+        </w:rPr>
+        <w:t>Elasticsearch</w:t>
+      </w:r>
+      <w:proofErr w:type="spellEnd"/>
+      <w:r>
+        <w:rPr>
+          <w:rFonts w:ascii="Times New Roman" w:eastAsia="Times New Roman" w:hAnsi="Times New Roman" w:cs="Times New Roman"/>
+          <w:sz w:val="24"/>
+          <w:szCs w:val="24"/>
+          <w:lang w:eastAsia="en-US"/>
+        </w:rPr>
+        <w:t xml:space="preserve">/OpenSearch, </w:t>
+      </w:r>
+      <w:proofErr w:type="spellStart"/>
+      <w:r>
+        <w:rPr>
+          <w:rFonts w:ascii="Times New Roman" w:eastAsia="Times New Roman" w:hAnsi="Times New Roman" w:cs="Times New Roman"/>
+          <w:sz w:val="24"/>
+          <w:szCs w:val="24"/>
+          <w:lang w:eastAsia="en-US"/>
+        </w:rPr>
+        <w:t>Prisma</w:t>
+      </w:r>
+      <w:proofErr w:type="spellEnd"/>
+      <w:r>
+        <w:rPr>
+          <w:rFonts w:ascii="Times New Roman" w:eastAsia="Times New Roman" w:hAnsi="Times New Roman" w:cs="Times New Roman"/>
+          <w:sz w:val="24"/>
+          <w:szCs w:val="24"/>
+          <w:lang w:eastAsia="en-US"/>
+        </w:rPr>
+        <w:t xml:space="preserve">, </w:t>
+      </w:r>
+      <w:proofErr w:type="spellStart"/>
+      <w:r>
+        <w:rPr>
+          <w:rFonts w:ascii="Times New Roman" w:eastAsia="Times New Roman" w:hAnsi="Times New Roman" w:cs="Times New Roman"/>
+          <w:sz w:val="24"/>
+          <w:szCs w:val="24"/>
+          <w:lang w:eastAsia="en-US"/>
+        </w:rPr>
+        <w:t>TypeORM</w:t>
+      </w:r>
+      <w:proofErr w:type="spellEnd"/>
+      <w:r>
+        <w:rPr>
+          <w:rFonts w:ascii="Times New Roman" w:eastAsia="Times New Roman" w:hAnsi="Times New Roman" w:cs="Times New Roman"/>
+          <w:sz w:val="24"/>
+          <w:szCs w:val="24"/>
+          <w:lang w:eastAsia="en-US"/>
+        </w:rPr>
+        <w:t xml:space="preserve">, </w:t>
+      </w:r>
+      <w:proofErr w:type="spellStart"/>
+      <w:r>
+        <w:rPr>
+          <w:rFonts w:ascii="Times New Roman" w:eastAsia="Times New Roman" w:hAnsi="Times New Roman" w:cs="Times New Roman"/>
+          <w:sz w:val="24"/>
+          <w:szCs w:val="24"/>
+          <w:lang w:eastAsia="en-US"/>
+        </w:rPr>
+        <w:t>Sequelize</w:t>
+      </w:r>
+      <w:proofErr w:type="spellEnd"/>
+      <w:r>
+        <w:rPr>
+          <w:rFonts w:ascii="Times New Roman" w:eastAsia="Times New Roman" w:hAnsi="Times New Roman" w:cs="Times New Roman"/>
+          <w:sz w:val="24"/>
+          <w:szCs w:val="24"/>
+          <w:lang w:eastAsia="en-US"/>
+        </w:rPr>
+        <w:t>, Mongoose, SQL optimization, indexing, caching, transactional outbox, asynchronous messaging, event-driven workflows.</w:t>
       </w:r>
     </w:p>
     <w:p>
@@ -930,7 +1059,7 @@
         <w:pStyle w:val="ListParagraph"/>
         <w:numPr>
           <w:ilvl w:val="0"/>
-          <w:numId w:val="32"/>
+          <w:numId w:val="43"/>
         </w:numPr>
         <w:spacing w:before="100" w:beforeAutospacing="1" w:after="100" w:afterAutospacing="1"/>
         <w:jc w:val="both"/>
@@ -950,16 +1079,16 @@
           <w:szCs w:val="24"/>
           <w:lang w:eastAsia="en-US"/>
         </w:rPr>
-        <w:t>Testing &amp; Quality:</w:t>
-      </w:r>
-      <w:r>
-        <w:rPr>
-          <w:rFonts w:ascii="Times New Roman" w:eastAsia="Times New Roman" w:hAnsi="Times New Roman" w:cs="Times New Roman"/>
-          <w:sz w:val="24"/>
-          <w:szCs w:val="24"/>
-          <w:lang w:eastAsia="en-US"/>
-        </w:rPr>
-        <w:t xml:space="preserve"> Jest, </w:t>
+        <w:t>Testing and Quality:</w:t>
+      </w:r>
+      <w:r>
+        <w:rPr>
+          <w:rFonts w:ascii="Times New Roman" w:eastAsia="Times New Roman" w:hAnsi="Times New Roman" w:cs="Times New Roman"/>
+          <w:sz w:val="24"/>
+          <w:szCs w:val="24"/>
+          <w:lang w:eastAsia="en-US"/>
+        </w:rPr>
+        <w:t xml:space="preserve"> </w:t>
       </w:r>
       <w:proofErr w:type="spellStart"/>
       <w:r>
@@ -979,7 +1108,7 @@
           <w:szCs w:val="24"/>
           <w:lang w:eastAsia="en-US"/>
         </w:rPr>
-        <w:t xml:space="preserve">, Cypress, Mocha, Chai, </w:t>
+        <w:t xml:space="preserve">, Jest, </w:t>
       </w:r>
       <w:proofErr w:type="spellStart"/>
       <w:r>
@@ -989,6 +1118,46 @@
           <w:szCs w:val="24"/>
           <w:lang w:eastAsia="en-US"/>
         </w:rPr>
+        <w:t>Vue</w:t>
+      </w:r>
+      <w:proofErr w:type="spellEnd"/>
+      <w:r>
+        <w:rPr>
+          <w:rFonts w:ascii="Times New Roman" w:eastAsia="Times New Roman" w:hAnsi="Times New Roman" w:cs="Times New Roman"/>
+          <w:sz w:val="24"/>
+          <w:szCs w:val="24"/>
+          <w:lang w:eastAsia="en-US"/>
+        </w:rPr>
+        <w:t xml:space="preserve"> Test </w:t>
+      </w:r>
+      <w:proofErr w:type="spellStart"/>
+      <w:r>
+        <w:rPr>
+          <w:rFonts w:ascii="Times New Roman" w:eastAsia="Times New Roman" w:hAnsi="Times New Roman" w:cs="Times New Roman"/>
+          <w:sz w:val="24"/>
+          <w:szCs w:val="24"/>
+          <w:lang w:eastAsia="en-US"/>
+        </w:rPr>
+        <w:t>Utils</w:t>
+      </w:r>
+      <w:proofErr w:type="spellEnd"/>
+      <w:r>
+        <w:rPr>
+          <w:rFonts w:ascii="Times New Roman" w:eastAsia="Times New Roman" w:hAnsi="Times New Roman" w:cs="Times New Roman"/>
+          <w:sz w:val="24"/>
+          <w:szCs w:val="24"/>
+          <w:lang w:eastAsia="en-US"/>
+        </w:rPr>
+        <w:t xml:space="preserve">, Cypress, Playwright, </w:t>
+      </w:r>
+      <w:proofErr w:type="spellStart"/>
+      <w:r>
+        <w:rPr>
+          <w:rFonts w:ascii="Times New Roman" w:eastAsia="Times New Roman" w:hAnsi="Times New Roman" w:cs="Times New Roman"/>
+          <w:sz w:val="24"/>
+          <w:szCs w:val="24"/>
+          <w:lang w:eastAsia="en-US"/>
+        </w:rPr>
         <w:t>Supertest</w:t>
       </w:r>
       <w:proofErr w:type="spellEnd"/>
@@ -999,7 +1168,27 @@
           <w:szCs w:val="24"/>
           <w:lang w:eastAsia="en-US"/>
         </w:rPr>
-        <w:t>, unit testing, integration testing, API contract testing, regression testing, code review, static analysis, production incident review.</w:t>
+        <w:t xml:space="preserve">, Mocha, Chai, Postman, contract testing, unit testing, integration testing, end-to-end testing, static analysis, </w:t>
+      </w:r>
+      <w:proofErr w:type="spellStart"/>
+      <w:r>
+        <w:rPr>
+          <w:rFonts w:ascii="Times New Roman" w:eastAsia="Times New Roman" w:hAnsi="Times New Roman" w:cs="Times New Roman"/>
+          <w:sz w:val="24"/>
+          <w:szCs w:val="24"/>
+          <w:lang w:eastAsia="en-US"/>
+        </w:rPr>
+        <w:t>SonarQube</w:t>
+      </w:r>
+      <w:proofErr w:type="spellEnd"/>
+      <w:r>
+        <w:rPr>
+          <w:rFonts w:ascii="Times New Roman" w:eastAsia="Times New Roman" w:hAnsi="Times New Roman" w:cs="Times New Roman"/>
+          <w:sz w:val="24"/>
+          <w:szCs w:val="24"/>
+          <w:lang w:eastAsia="en-US"/>
+        </w:rPr>
+        <w:t>, dependency scanning.</w:t>
       </w:r>
     </w:p>
     <w:p>
@@ -1007,7 +1196,7 @@
         <w:pStyle w:val="ListParagraph"/>
         <w:numPr>
           <w:ilvl w:val="0"/>
-          <w:numId w:val="32"/>
+          <w:numId w:val="43"/>
         </w:numPr>
         <w:spacing w:before="100" w:beforeAutospacing="1" w:after="100" w:afterAutospacing="1"/>
         <w:jc w:val="both"/>
@@ -1027,16 +1216,16 @@
           <w:szCs w:val="24"/>
           <w:lang w:eastAsia="en-US"/>
         </w:rPr>
-        <w:t>Architecture &amp; Senior Practices:</w:t>
-      </w:r>
-      <w:r>
-        <w:rPr>
-          <w:rFonts w:ascii="Times New Roman" w:eastAsia="Times New Roman" w:hAnsi="Times New Roman" w:cs="Times New Roman"/>
-          <w:sz w:val="24"/>
-          <w:szCs w:val="24"/>
-          <w:lang w:eastAsia="en-US"/>
-        </w:rPr>
-        <w:t xml:space="preserve"> Modular monoliths, </w:t>
+        <w:t>Monitoring and Reliability:</w:t>
+      </w:r>
+      <w:r>
+        <w:rPr>
+          <w:rFonts w:ascii="Times New Roman" w:eastAsia="Times New Roman" w:hAnsi="Times New Roman" w:cs="Times New Roman"/>
+          <w:sz w:val="24"/>
+          <w:szCs w:val="24"/>
+          <w:lang w:eastAsia="en-US"/>
+        </w:rPr>
+        <w:t xml:space="preserve"> </w:t>
       </w:r>
       <w:proofErr w:type="spellStart"/>
       <w:r>
@@ -1046,7 +1235,7 @@
           <w:szCs w:val="24"/>
           <w:lang w:eastAsia="en-US"/>
         </w:rPr>
-        <w:t>microservice</w:t>
+        <w:t>OpenTelemetry</w:t>
       </w:r>
       <w:proofErr w:type="spellEnd"/>
       <w:r>
@@ -1056,7 +1245,67 @@
           <w:szCs w:val="24"/>
           <w:lang w:eastAsia="en-US"/>
         </w:rPr>
-        <w:t>-ready APIs, clean architecture, domain-oriented services, reusable component libraries, performance tuning, observability, secure coding, mentoring, Agile/Scrum delivery.</w:t>
+        <w:t xml:space="preserve">, </w:t>
+      </w:r>
+      <w:proofErr w:type="spellStart"/>
+      <w:r>
+        <w:rPr>
+          <w:rFonts w:ascii="Times New Roman" w:eastAsia="Times New Roman" w:hAnsi="Times New Roman" w:cs="Times New Roman"/>
+          <w:sz w:val="24"/>
+          <w:szCs w:val="24"/>
+          <w:lang w:eastAsia="en-US"/>
+        </w:rPr>
+        <w:t>Datadog</w:t>
+      </w:r>
+      <w:proofErr w:type="spellEnd"/>
+      <w:r>
+        <w:rPr>
+          <w:rFonts w:ascii="Times New Roman" w:eastAsia="Times New Roman" w:hAnsi="Times New Roman" w:cs="Times New Roman"/>
+          <w:sz w:val="24"/>
+          <w:szCs w:val="24"/>
+          <w:lang w:eastAsia="en-US"/>
+        </w:rPr>
+        <w:t xml:space="preserve">, New Relic, Sentry, </w:t>
+      </w:r>
+      <w:proofErr w:type="spellStart"/>
+      <w:r>
+        <w:rPr>
+          <w:rFonts w:ascii="Times New Roman" w:eastAsia="Times New Roman" w:hAnsi="Times New Roman" w:cs="Times New Roman"/>
+          <w:sz w:val="24"/>
+          <w:szCs w:val="24"/>
+          <w:lang w:eastAsia="en-US"/>
+        </w:rPr>
+        <w:t>Grafana</w:t>
+      </w:r>
+      <w:proofErr w:type="spellEnd"/>
+      <w:r>
+        <w:rPr>
+          <w:rFonts w:ascii="Times New Roman" w:eastAsia="Times New Roman" w:hAnsi="Times New Roman" w:cs="Times New Roman"/>
+          <w:sz w:val="24"/>
+          <w:szCs w:val="24"/>
+          <w:lang w:eastAsia="en-US"/>
+        </w:rPr>
+        <w:t xml:space="preserve">, Prometheus, </w:t>
+      </w:r>
+      <w:proofErr w:type="spellStart"/>
+      <w:r>
+        <w:rPr>
+          <w:rFonts w:ascii="Times New Roman" w:eastAsia="Times New Roman" w:hAnsi="Times New Roman" w:cs="Times New Roman"/>
+          <w:sz w:val="24"/>
+          <w:szCs w:val="24"/>
+          <w:lang w:eastAsia="en-US"/>
+        </w:rPr>
+        <w:t>CloudWatch</w:t>
+      </w:r>
+      <w:proofErr w:type="spellEnd"/>
+      <w:r>
+        <w:rPr>
+          <w:rFonts w:ascii="Times New Roman" w:eastAsia="Times New Roman" w:hAnsi="Times New Roman" w:cs="Times New Roman"/>
+          <w:sz w:val="24"/>
+          <w:szCs w:val="24"/>
+          <w:lang w:eastAsia="en-US"/>
+        </w:rPr>
+        <w:t>, structured logging, distributed tracing, performance profiling, production incident response, root-cause analysis, service-level monitoring.</w:t>
       </w:r>
     </w:p>
     <w:p>
@@ -1064,7 +1313,7 @@
         <w:pStyle w:val="ListParagraph"/>
         <w:numPr>
           <w:ilvl w:val="0"/>
-          <w:numId w:val="32"/>
+          <w:numId w:val="43"/>
         </w:numPr>
         <w:spacing w:before="100" w:beforeAutospacing="1" w:after="100" w:afterAutospacing="1"/>
         <w:jc w:val="both"/>
@@ -1084,133 +1333,36 @@
           <w:szCs w:val="24"/>
           <w:lang w:eastAsia="en-US"/>
         </w:rPr>
-        <w:t>Legacy &amp; Migration Skills:</w:t>
-      </w:r>
-      <w:r>
-        <w:rPr>
-          <w:rFonts w:ascii="Times New Roman" w:eastAsia="Times New Roman" w:hAnsi="Times New Roman" w:cs="Times New Roman"/>
-          <w:sz w:val="24"/>
-          <w:szCs w:val="24"/>
-          <w:lang w:eastAsia="en-US"/>
-        </w:rPr>
-        <w:t xml:space="preserve"> Legacy JavaScript modernization, </w:t>
+        <w:t>Architecture and Leadership:</w:t>
+      </w:r>
+      <w:r>
+        <w:rPr>
+          <w:rFonts w:ascii="Times New Roman" w:eastAsia="Times New Roman" w:hAnsi="Times New Roman" w:cs="Times New Roman"/>
+          <w:sz w:val="24"/>
+          <w:szCs w:val="24"/>
+          <w:lang w:eastAsia="en-US"/>
+        </w:rPr>
+        <w:t xml:space="preserve"> Domain-driven design, hexagonal architecture, CQRS, </w:t>
       </w:r>
       <w:proofErr w:type="spellStart"/>
       <w:r>
         <w:rPr>
           <w:rFonts w:ascii="Times New Roman" w:eastAsia="Times New Roman" w:hAnsi="Times New Roman" w:cs="Times New Roman"/>
-          <w:b/>
-          <w:bCs/>
-          <w:sz w:val="24"/>
-          <w:szCs w:val="24"/>
-          <w:lang w:eastAsia="en-US"/>
-        </w:rPr>
-        <w:t>Vue</w:t>
+          <w:sz w:val="24"/>
+          <w:szCs w:val="24"/>
+          <w:lang w:eastAsia="en-US"/>
+        </w:rPr>
+        <w:t>idempotency</w:t>
       </w:r>
       <w:proofErr w:type="spellEnd"/>
       <w:r>
         <w:rPr>
           <w:rFonts w:ascii="Times New Roman" w:eastAsia="Times New Roman" w:hAnsi="Times New Roman" w:cs="Times New Roman"/>
-          <w:b/>
-          <w:bCs/>
-          <w:sz w:val="24"/>
-          <w:szCs w:val="24"/>
-          <w:lang w:eastAsia="en-US"/>
-        </w:rPr>
-        <w:t xml:space="preserve"> 2 to </w:t>
-      </w:r>
-      <w:proofErr w:type="spellStart"/>
-      <w:r>
-        <w:rPr>
-          <w:rFonts w:ascii="Times New Roman" w:eastAsia="Times New Roman" w:hAnsi="Times New Roman" w:cs="Times New Roman"/>
-          <w:b/>
-          <w:bCs/>
-          <w:sz w:val="24"/>
-          <w:szCs w:val="24"/>
-          <w:lang w:eastAsia="en-US"/>
-        </w:rPr>
-        <w:t>Vue</w:t>
-      </w:r>
-      <w:proofErr w:type="spellEnd"/>
-      <w:r>
-        <w:rPr>
-          <w:rFonts w:ascii="Times New Roman" w:eastAsia="Times New Roman" w:hAnsi="Times New Roman" w:cs="Times New Roman"/>
-          <w:b/>
-          <w:bCs/>
-          <w:sz w:val="24"/>
-          <w:szCs w:val="24"/>
-          <w:lang w:eastAsia="en-US"/>
-        </w:rPr>
-        <w:t xml:space="preserve"> 3</w:t>
-      </w:r>
-      <w:r>
-        <w:rPr>
-          <w:rFonts w:ascii="Times New Roman" w:eastAsia="Times New Roman" w:hAnsi="Times New Roman" w:cs="Times New Roman"/>
-          <w:sz w:val="24"/>
-          <w:szCs w:val="24"/>
-          <w:lang w:eastAsia="en-US"/>
-        </w:rPr>
-        <w:t xml:space="preserve"> migration, </w:t>
-      </w:r>
-      <w:r>
-        <w:rPr>
-          <w:rFonts w:ascii="Times New Roman" w:eastAsia="Times New Roman" w:hAnsi="Times New Roman" w:cs="Times New Roman"/>
-          <w:b/>
-          <w:bCs/>
-          <w:sz w:val="24"/>
-          <w:szCs w:val="24"/>
-          <w:lang w:eastAsia="en-US"/>
-        </w:rPr>
-        <w:t>Node.js runtime upgrades</w:t>
-      </w:r>
-      <w:r>
-        <w:rPr>
-          <w:rFonts w:ascii="Times New Roman" w:eastAsia="Times New Roman" w:hAnsi="Times New Roman" w:cs="Times New Roman"/>
-          <w:sz w:val="24"/>
-          <w:szCs w:val="24"/>
-          <w:lang w:eastAsia="en-US"/>
-        </w:rPr>
-        <w:t xml:space="preserve">, jQuery replacement, </w:t>
-      </w:r>
-      <w:proofErr w:type="spellStart"/>
-      <w:r>
-        <w:rPr>
-          <w:rFonts w:ascii="Times New Roman" w:eastAsia="Times New Roman" w:hAnsi="Times New Roman" w:cs="Times New Roman"/>
-          <w:sz w:val="24"/>
-          <w:szCs w:val="24"/>
-          <w:lang w:eastAsia="en-US"/>
-        </w:rPr>
-        <w:t>Webpack</w:t>
-      </w:r>
-      <w:proofErr w:type="spellEnd"/>
-      <w:r>
-        <w:rPr>
-          <w:rFonts w:ascii="Times New Roman" w:eastAsia="Times New Roman" w:hAnsi="Times New Roman" w:cs="Times New Roman"/>
-          <w:sz w:val="24"/>
-          <w:szCs w:val="24"/>
-          <w:lang w:eastAsia="en-US"/>
-        </w:rPr>
-        <w:t>-to-</w:t>
-      </w:r>
-      <w:proofErr w:type="spellStart"/>
-      <w:r>
-        <w:rPr>
-          <w:rFonts w:ascii="Times New Roman" w:eastAsia="Times New Roman" w:hAnsi="Times New Roman" w:cs="Times New Roman"/>
-          <w:sz w:val="24"/>
-          <w:szCs w:val="24"/>
-          <w:lang w:eastAsia="en-US"/>
-        </w:rPr>
-        <w:t>Vite</w:t>
-      </w:r>
-      <w:proofErr w:type="spellEnd"/>
-      <w:r>
-        <w:rPr>
-          <w:rFonts w:ascii="Times New Roman" w:eastAsia="Times New Roman" w:hAnsi="Times New Roman" w:cs="Times New Roman"/>
-          <w:sz w:val="24"/>
-          <w:szCs w:val="24"/>
-          <w:lang w:eastAsia="en-US"/>
-        </w:rPr>
-        <w:t xml:space="preserve"> transitions, Express middleware cleanup, database migration support.</w:t>
+          <w:sz w:val="24"/>
+          <w:szCs w:val="24"/>
+          <w:lang w:eastAsia="en-US"/>
+        </w:rPr>
+        <w:t>, caching strategies, API governance, architecture reviews, Agile/Scrum, technical mentoring, code reviews, release planning, production-readiness assessments.</w:t>
       </w:r>
     </w:p>
     <w:p>
@@ -1226,7 +1378,7 @@
           <w:rFonts w:asciiTheme="majorBidi" w:hAnsiTheme="majorBidi" w:cstheme="majorBidi"/>
         </w:rPr>
         <w:pict>
-          <v:rect id="_x0000_i1028" style="width:523.3pt;height:1pt" o:hralign="center" o:hrstd="t" o:hrnoshade="t" o:hr="t" fillcolor="#5b9bd5" stroked="f"/>
+          <v:rect id="_x0000_i1026" style="width:523.3pt;height:1pt" o:hralign="center" o:hrstd="t" o:hrnoshade="t" o:hr="t" fillcolor="#5b9bd5" stroked="f"/>
         </w:pict>
       </w:r>
     </w:p>
@@ -1270,7 +1422,6 @@
           <w:bCs/>
         </w:rPr>
       </w:pPr>
-      <w:proofErr w:type="spellStart"/>
       <w:r>
         <w:rPr>
           <w:rStyle w:val="Strong"/>
@@ -1278,9 +1429,8 @@
           <w:b/>
           <w:bCs/>
         </w:rPr>
-        <w:t>Sensidev</w:t>
-      </w:r>
-      <w:proofErr w:type="spellEnd"/>
+        <w:t>BEVY</w:t>
+      </w:r>
     </w:p>
     <w:p>
       <w:pPr>
@@ -1338,7 +1488,7 @@
           <w:b w:val="0"/>
           <w:sz w:val="22"/>
         </w:rPr>
-        <w:t>May</w:t>
+        <w:t>June</w:t>
       </w:r>
       <w:r>
         <w:rPr>
@@ -1402,7 +1552,7 @@
         <w:pStyle w:val="ListParagraph"/>
         <w:numPr>
           <w:ilvl w:val="0"/>
-          <w:numId w:val="33"/>
+          <w:numId w:val="44"/>
         </w:numPr>
         <w:spacing w:before="100" w:beforeAutospacing="1" w:after="100" w:afterAutospacing="1"/>
         <w:jc w:val="both"/>
@@ -1420,9 +1570,8 @@
           <w:szCs w:val="24"/>
           <w:lang w:eastAsia="en-US"/>
         </w:rPr>
-        <w:t xml:space="preserve">Led development of a </w:t>
-      </w:r>
-      <w:proofErr w:type="spellStart"/>
+        <w:t xml:space="preserve">Architected customer-facing </w:t>
+      </w:r>
       <w:r>
         <w:rPr>
           <w:rFonts w:ascii="Times New Roman" w:eastAsia="Times New Roman" w:hAnsi="Times New Roman" w:cs="Times New Roman"/>
@@ -1432,9 +1581,18 @@
           <w:szCs w:val="24"/>
           <w:lang w:eastAsia="en-US"/>
         </w:rPr>
-        <w:t>Vue</w:t>
-      </w:r>
-      <w:proofErr w:type="spellEnd"/>
+        <w:t>Vue.js 2.6–3.x</w:t>
+      </w:r>
+      <w:r>
+        <w:rPr>
+          <w:rFonts w:ascii="Times New Roman" w:eastAsia="Times New Roman" w:hAnsi="Times New Roman" w:cs="Times New Roman"/>
+          <w:sz w:val="24"/>
+          <w:szCs w:val="24"/>
+          <w:lang w:eastAsia="en-US"/>
+        </w:rPr>
+        <w:t xml:space="preserve">, </w:t>
+      </w:r>
+      <w:proofErr w:type="spellStart"/>
       <w:r>
         <w:rPr>
           <w:rFonts w:ascii="Times New Roman" w:eastAsia="Times New Roman" w:hAnsi="Times New Roman" w:cs="Times New Roman"/>
@@ -1444,18 +1602,9 @@
           <w:szCs w:val="24"/>
           <w:lang w:eastAsia="en-US"/>
         </w:rPr>
-        <w:t xml:space="preserve"> 3.x</w:t>
-      </w:r>
-      <w:r>
-        <w:rPr>
-          <w:rFonts w:ascii="Times New Roman" w:eastAsia="Times New Roman" w:hAnsi="Times New Roman" w:cs="Times New Roman"/>
-          <w:sz w:val="24"/>
-          <w:szCs w:val="24"/>
-          <w:lang w:eastAsia="en-US"/>
-        </w:rPr>
-        <w:t xml:space="preserve">, </w:t>
-      </w:r>
-      <w:proofErr w:type="spellStart"/>
+        <w:t>Nuxt</w:t>
+      </w:r>
+      <w:proofErr w:type="spellEnd"/>
       <w:r>
         <w:rPr>
           <w:rFonts w:ascii="Times New Roman" w:eastAsia="Times New Roman" w:hAnsi="Times New Roman" w:cs="Times New Roman"/>
@@ -1465,9 +1614,17 @@
           <w:szCs w:val="24"/>
           <w:lang w:eastAsia="en-US"/>
         </w:rPr>
-        <w:t>TypeScript</w:t>
-      </w:r>
-      <w:proofErr w:type="spellEnd"/>
+        <w:t xml:space="preserve"> 2–3</w:t>
+      </w:r>
+      <w:r>
+        <w:rPr>
+          <w:rFonts w:ascii="Times New Roman" w:eastAsia="Times New Roman" w:hAnsi="Times New Roman" w:cs="Times New Roman"/>
+          <w:sz w:val="24"/>
+          <w:szCs w:val="24"/>
+          <w:lang w:eastAsia="en-US"/>
+        </w:rPr>
+        <w:t xml:space="preserve">, and </w:t>
+      </w:r>
       <w:r>
         <w:rPr>
           <w:rFonts w:ascii="Times New Roman" w:eastAsia="Times New Roman" w:hAnsi="Times New Roman" w:cs="Times New Roman"/>
@@ -1477,69 +1634,16 @@
           <w:szCs w:val="24"/>
           <w:lang w:eastAsia="en-US"/>
         </w:rPr>
-        <w:t xml:space="preserve"> 4.x/5.x</w:t>
-      </w:r>
-      <w:r>
-        <w:rPr>
-          <w:rFonts w:ascii="Times New Roman" w:eastAsia="Times New Roman" w:hAnsi="Times New Roman" w:cs="Times New Roman"/>
-          <w:sz w:val="24"/>
-          <w:szCs w:val="24"/>
-          <w:lang w:eastAsia="en-US"/>
-        </w:rPr>
-        <w:t xml:space="preserve">, and </w:t>
-      </w:r>
-      <w:r>
-        <w:rPr>
-          <w:rFonts w:ascii="Times New Roman" w:eastAsia="Times New Roman" w:hAnsi="Times New Roman" w:cs="Times New Roman"/>
-          <w:b/>
-          <w:bCs/>
-          <w:sz w:val="24"/>
-          <w:szCs w:val="24"/>
-          <w:lang w:eastAsia="en-US"/>
-        </w:rPr>
-        <w:t>Node.js 14.x–20.x</w:t>
-      </w:r>
-      <w:r>
-        <w:rPr>
-          <w:rFonts w:ascii="Times New Roman" w:eastAsia="Times New Roman" w:hAnsi="Times New Roman" w:cs="Times New Roman"/>
-          <w:sz w:val="24"/>
-          <w:szCs w:val="24"/>
-          <w:lang w:eastAsia="en-US"/>
-        </w:rPr>
-        <w:t xml:space="preserve"> platform for customer workflows, balancing new product delivery with modernization of older </w:t>
-      </w:r>
-      <w:proofErr w:type="spellStart"/>
-      <w:r>
-        <w:rPr>
-          <w:rFonts w:ascii="Times New Roman" w:eastAsia="Times New Roman" w:hAnsi="Times New Roman" w:cs="Times New Roman"/>
-          <w:b/>
-          <w:bCs/>
-          <w:sz w:val="24"/>
-          <w:szCs w:val="24"/>
-          <w:lang w:eastAsia="en-US"/>
-        </w:rPr>
-        <w:t>Vue</w:t>
-      </w:r>
-      <w:proofErr w:type="spellEnd"/>
-      <w:r>
-        <w:rPr>
-          <w:rFonts w:ascii="Times New Roman" w:eastAsia="Times New Roman" w:hAnsi="Times New Roman" w:cs="Times New Roman"/>
-          <w:b/>
-          <w:bCs/>
-          <w:sz w:val="24"/>
-          <w:szCs w:val="24"/>
-          <w:lang w:eastAsia="en-US"/>
-        </w:rPr>
-        <w:t xml:space="preserve"> 2.6</w:t>
-      </w:r>
-      <w:r>
-        <w:rPr>
-          <w:rFonts w:ascii="Times New Roman" w:eastAsia="Times New Roman" w:hAnsi="Times New Roman" w:cs="Times New Roman"/>
-          <w:sz w:val="24"/>
-          <w:szCs w:val="24"/>
-          <w:lang w:eastAsia="en-US"/>
-        </w:rPr>
-        <w:t xml:space="preserve"> modules.</w:t>
+        <w:t>Node.js 14–20</w:t>
+      </w:r>
+      <w:r>
+        <w:rPr>
+          <w:rFonts w:ascii="Times New Roman" w:eastAsia="Times New Roman" w:hAnsi="Times New Roman" w:cs="Times New Roman"/>
+          <w:sz w:val="24"/>
+          <w:szCs w:val="24"/>
+          <w:lang w:eastAsia="en-US"/>
+        </w:rPr>
+        <w:t xml:space="preserve"> applications for multi-tenant B2B SaaS workflows, establishing reusable module boundaries, stable API contracts, and release standards across distributed product teams.</w:t>
       </w:r>
     </w:p>
     <w:p>
@@ -1547,7 +1651,7 @@
         <w:pStyle w:val="ListParagraph"/>
         <w:numPr>
           <w:ilvl w:val="0"/>
-          <w:numId w:val="33"/>
+          <w:numId w:val="44"/>
         </w:numPr>
         <w:spacing w:before="100" w:beforeAutospacing="1" w:after="100" w:afterAutospacing="1"/>
         <w:jc w:val="both"/>
@@ -1565,8 +1669,10 @@
           <w:szCs w:val="24"/>
           <w:lang w:eastAsia="en-US"/>
         </w:rPr>
-        <w:t xml:space="preserve">Designed </w:t>
-      </w:r>
+        <w:lastRenderedPageBreak/>
+        <w:t xml:space="preserve">Modernized legacy </w:t>
+      </w:r>
+      <w:proofErr w:type="spellStart"/>
       <w:r>
         <w:rPr>
           <w:rFonts w:ascii="Times New Roman" w:eastAsia="Times New Roman" w:hAnsi="Times New Roman" w:cs="Times New Roman"/>
@@ -1576,17 +1682,9 @@
           <w:szCs w:val="24"/>
           <w:lang w:eastAsia="en-US"/>
         </w:rPr>
-        <w:t>REST APIs</w:t>
-      </w:r>
-      <w:r>
-        <w:rPr>
-          <w:rFonts w:ascii="Times New Roman" w:eastAsia="Times New Roman" w:hAnsi="Times New Roman" w:cs="Times New Roman"/>
-          <w:sz w:val="24"/>
-          <w:szCs w:val="24"/>
-          <w:lang w:eastAsia="en-US"/>
-        </w:rPr>
-        <w:t xml:space="preserve"> and event-aware backend services with </w:t>
-      </w:r>
+        <w:t>Vue</w:t>
+      </w:r>
+      <w:proofErr w:type="spellEnd"/>
       <w:r>
         <w:rPr>
           <w:rFonts w:ascii="Times New Roman" w:eastAsia="Times New Roman" w:hAnsi="Times New Roman" w:cs="Times New Roman"/>
@@ -1596,17 +1694,18 @@
           <w:szCs w:val="24"/>
           <w:lang w:eastAsia="en-US"/>
         </w:rPr>
-        <w:t>Node.js</w:t>
-      </w:r>
-      <w:r>
-        <w:rPr>
-          <w:rFonts w:ascii="Times New Roman" w:eastAsia="Times New Roman" w:hAnsi="Times New Roman" w:cs="Times New Roman"/>
-          <w:sz w:val="24"/>
-          <w:szCs w:val="24"/>
-          <w:lang w:eastAsia="en-US"/>
-        </w:rPr>
-        <w:t xml:space="preserve">, </w:t>
-      </w:r>
+        <w:t xml:space="preserve"> 2 Options API</w:t>
+      </w:r>
+      <w:r>
+        <w:rPr>
+          <w:rFonts w:ascii="Times New Roman" w:eastAsia="Times New Roman" w:hAnsi="Times New Roman" w:cs="Times New Roman"/>
+          <w:sz w:val="24"/>
+          <w:szCs w:val="24"/>
+          <w:lang w:eastAsia="en-US"/>
+        </w:rPr>
+        <w:t xml:space="preserve"> screens into </w:t>
+      </w:r>
+      <w:proofErr w:type="spellStart"/>
       <w:r>
         <w:rPr>
           <w:rFonts w:ascii="Times New Roman" w:eastAsia="Times New Roman" w:hAnsi="Times New Roman" w:cs="Times New Roman"/>
@@ -1616,18 +1715,9 @@
           <w:szCs w:val="24"/>
           <w:lang w:eastAsia="en-US"/>
         </w:rPr>
-        <w:t>Express</w:t>
-      </w:r>
-      <w:r>
-        <w:rPr>
-          <w:rFonts w:ascii="Times New Roman" w:eastAsia="Times New Roman" w:hAnsi="Times New Roman" w:cs="Times New Roman"/>
-          <w:sz w:val="24"/>
-          <w:szCs w:val="24"/>
-          <w:lang w:eastAsia="en-US"/>
-        </w:rPr>
-        <w:t xml:space="preserve">, </w:t>
-      </w:r>
-      <w:proofErr w:type="spellStart"/>
+        <w:t>Vue</w:t>
+      </w:r>
+      <w:proofErr w:type="spellEnd"/>
       <w:r>
         <w:rPr>
           <w:rFonts w:ascii="Times New Roman" w:eastAsia="Times New Roman" w:hAnsi="Times New Roman" w:cs="Times New Roman"/>
@@ -1637,9 +1727,8 @@
           <w:szCs w:val="24"/>
           <w:lang w:eastAsia="en-US"/>
         </w:rPr>
-        <w:t>NestJS</w:t>
-      </w:r>
-      <w:proofErr w:type="spellEnd"/>
+        <w:t xml:space="preserve"> 3 Composition API</w:t>
+      </w:r>
       <w:r>
         <w:rPr>
           <w:rFonts w:ascii="Times New Roman" w:eastAsia="Times New Roman" w:hAnsi="Times New Roman" w:cs="Times New Roman"/>
@@ -1649,6 +1738,7 @@
         </w:rPr>
         <w:t xml:space="preserve">, </w:t>
       </w:r>
+      <w:proofErr w:type="spellStart"/>
       <w:r>
         <w:rPr>
           <w:rFonts w:ascii="Times New Roman" w:eastAsia="Times New Roman" w:hAnsi="Times New Roman" w:cs="Times New Roman"/>
@@ -1658,8 +1748,9 @@
           <w:szCs w:val="24"/>
           <w:lang w:eastAsia="en-US"/>
         </w:rPr>
-        <w:t>PostgreSQL</w:t>
-      </w:r>
+        <w:t>Pinia</w:t>
+      </w:r>
+      <w:proofErr w:type="spellEnd"/>
       <w:r>
         <w:rPr>
           <w:rFonts w:ascii="Times New Roman" w:eastAsia="Times New Roman" w:hAnsi="Times New Roman" w:cs="Times New Roman"/>
@@ -1679,7 +1770,7 @@
           <w:szCs w:val="24"/>
           <w:lang w:eastAsia="en-US"/>
         </w:rPr>
-        <w:t>Redis</w:t>
+        <w:t>Vite</w:t>
       </w:r>
       <w:proofErr w:type="spellEnd"/>
       <w:r>
@@ -1689,7 +1780,27 @@
           <w:szCs w:val="24"/>
           <w:lang w:eastAsia="en-US"/>
         </w:rPr>
-        <w:t>, improving service boundaries and reducing duplicate business logic across teams.</w:t>
+        <w:t xml:space="preserve">, reducing duplicated state logic and improving front-end feature delivery speed by </w:t>
+      </w:r>
+      <w:r>
+        <w:rPr>
+          <w:rFonts w:ascii="Times New Roman" w:eastAsia="Times New Roman" w:hAnsi="Times New Roman" w:cs="Times New Roman"/>
+          <w:b/>
+          <w:bCs/>
+          <w:sz w:val="24"/>
+          <w:szCs w:val="24"/>
+          <w:lang w:eastAsia="en-US"/>
+        </w:rPr>
+        <w:t>34%</w:t>
+      </w:r>
+      <w:r>
+        <w:rPr>
+          <w:rFonts w:ascii="Times New Roman" w:eastAsia="Times New Roman" w:hAnsi="Times New Roman" w:cs="Times New Roman"/>
+          <w:sz w:val="24"/>
+          <w:szCs w:val="24"/>
+          <w:lang w:eastAsia="en-US"/>
+        </w:rPr>
+        <w:t>.</w:t>
       </w:r>
     </w:p>
     <w:p>
@@ -1697,7 +1808,7 @@
         <w:pStyle w:val="ListParagraph"/>
         <w:numPr>
           <w:ilvl w:val="0"/>
-          <w:numId w:val="33"/>
+          <w:numId w:val="44"/>
         </w:numPr>
         <w:spacing w:before="100" w:beforeAutospacing="1" w:after="100" w:afterAutospacing="1"/>
         <w:jc w:val="both"/>
@@ -1715,8 +1826,7 @@
           <w:szCs w:val="24"/>
           <w:lang w:eastAsia="en-US"/>
         </w:rPr>
-        <w:lastRenderedPageBreak/>
-        <w:t xml:space="preserve">Modernized legacy front-end screens from option-heavy </w:t>
+        <w:t xml:space="preserve">Built secure </w:t>
       </w:r>
       <w:proofErr w:type="spellStart"/>
       <w:r>
@@ -1728,9 +1838,18 @@
           <w:szCs w:val="24"/>
           <w:lang w:eastAsia="en-US"/>
         </w:rPr>
-        <w:t>Vue</w:t>
+        <w:t>NestJS</w:t>
       </w:r>
       <w:proofErr w:type="spellEnd"/>
+      <w:r>
+        <w:rPr>
+          <w:rFonts w:ascii="Times New Roman" w:eastAsia="Times New Roman" w:hAnsi="Times New Roman" w:cs="Times New Roman"/>
+          <w:sz w:val="24"/>
+          <w:szCs w:val="24"/>
+          <w:lang w:eastAsia="en-US"/>
+        </w:rPr>
+        <w:t xml:space="preserve"> and </w:t>
+      </w:r>
       <w:r>
         <w:rPr>
           <w:rFonts w:ascii="Times New Roman" w:eastAsia="Times New Roman" w:hAnsi="Times New Roman" w:cs="Times New Roman"/>
@@ -1740,16 +1859,16 @@
           <w:szCs w:val="24"/>
           <w:lang w:eastAsia="en-US"/>
         </w:rPr>
-        <w:t xml:space="preserve"> 2.6</w:t>
-      </w:r>
-      <w:r>
-        <w:rPr>
-          <w:rFonts w:ascii="Times New Roman" w:eastAsia="Times New Roman" w:hAnsi="Times New Roman" w:cs="Times New Roman"/>
-          <w:sz w:val="24"/>
-          <w:szCs w:val="24"/>
-          <w:lang w:eastAsia="en-US"/>
-        </w:rPr>
-        <w:t xml:space="preserve"> components into cleaner </w:t>
+        <w:t>Express.js</w:t>
+      </w:r>
+      <w:r>
+        <w:rPr>
+          <w:rFonts w:ascii="Times New Roman" w:eastAsia="Times New Roman" w:hAnsi="Times New Roman" w:cs="Times New Roman"/>
+          <w:sz w:val="24"/>
+          <w:szCs w:val="24"/>
+          <w:lang w:eastAsia="en-US"/>
+        </w:rPr>
+        <w:t xml:space="preserve"> services with </w:t>
       </w:r>
       <w:proofErr w:type="spellStart"/>
       <w:r>
@@ -1761,9 +1880,18 @@
           <w:szCs w:val="24"/>
           <w:lang w:eastAsia="en-US"/>
         </w:rPr>
-        <w:t>Vue</w:t>
+        <w:t>TypeScript</w:t>
       </w:r>
       <w:proofErr w:type="spellEnd"/>
+      <w:r>
+        <w:rPr>
+          <w:rFonts w:ascii="Times New Roman" w:eastAsia="Times New Roman" w:hAnsi="Times New Roman" w:cs="Times New Roman"/>
+          <w:sz w:val="24"/>
+          <w:szCs w:val="24"/>
+          <w:lang w:eastAsia="en-US"/>
+        </w:rPr>
+        <w:t xml:space="preserve">, </w:t>
+      </w:r>
       <w:r>
         <w:rPr>
           <w:rFonts w:ascii="Times New Roman" w:eastAsia="Times New Roman" w:hAnsi="Times New Roman" w:cs="Times New Roman"/>
@@ -1773,16 +1901,58 @@
           <w:szCs w:val="24"/>
           <w:lang w:eastAsia="en-US"/>
         </w:rPr>
-        <w:t xml:space="preserve"> 3 Composition API</w:t>
-      </w:r>
-      <w:r>
-        <w:rPr>
-          <w:rFonts w:ascii="Times New Roman" w:eastAsia="Times New Roman" w:hAnsi="Times New Roman" w:cs="Times New Roman"/>
-          <w:sz w:val="24"/>
-          <w:szCs w:val="24"/>
-          <w:lang w:eastAsia="en-US"/>
-        </w:rPr>
-        <w:t xml:space="preserve"> modules, improving page maintainability and reducing regression risk during release cycles.</w:t>
+        <w:t>PostgreSQL</w:t>
+      </w:r>
+      <w:r>
+        <w:rPr>
+          <w:rFonts w:ascii="Times New Roman" w:eastAsia="Times New Roman" w:hAnsi="Times New Roman" w:cs="Times New Roman"/>
+          <w:sz w:val="24"/>
+          <w:szCs w:val="24"/>
+          <w:lang w:eastAsia="en-US"/>
+        </w:rPr>
+        <w:t xml:space="preserve">, </w:t>
+      </w:r>
+      <w:proofErr w:type="spellStart"/>
+      <w:r>
+        <w:rPr>
+          <w:rFonts w:ascii="Times New Roman" w:eastAsia="Times New Roman" w:hAnsi="Times New Roman" w:cs="Times New Roman"/>
+          <w:b/>
+          <w:bCs/>
+          <w:sz w:val="24"/>
+          <w:szCs w:val="24"/>
+          <w:lang w:eastAsia="en-US"/>
+        </w:rPr>
+        <w:t>Redis</w:t>
+      </w:r>
+      <w:proofErr w:type="spellEnd"/>
+      <w:r>
+        <w:rPr>
+          <w:rFonts w:ascii="Times New Roman" w:eastAsia="Times New Roman" w:hAnsi="Times New Roman" w:cs="Times New Roman"/>
+          <w:sz w:val="24"/>
+          <w:szCs w:val="24"/>
+          <w:lang w:eastAsia="en-US"/>
+        </w:rPr>
+        <w:t xml:space="preserve">, and </w:t>
+      </w:r>
+      <w:r>
+        <w:rPr>
+          <w:rFonts w:ascii="Times New Roman" w:eastAsia="Times New Roman" w:hAnsi="Times New Roman" w:cs="Times New Roman"/>
+          <w:b/>
+          <w:bCs/>
+          <w:sz w:val="24"/>
+          <w:szCs w:val="24"/>
+          <w:lang w:eastAsia="en-US"/>
+        </w:rPr>
+        <w:t>OAuth 2.0/OIDC</w:t>
+      </w:r>
+      <w:r>
+        <w:rPr>
+          <w:rFonts w:ascii="Times New Roman" w:eastAsia="Times New Roman" w:hAnsi="Times New Roman" w:cs="Times New Roman"/>
+          <w:sz w:val="24"/>
+          <w:szCs w:val="24"/>
+          <w:lang w:eastAsia="en-US"/>
+        </w:rPr>
+        <w:t>, supporting tenant isolation, granular RBAC, audit trails, and high-volume operational workflows.</w:t>
       </w:r>
     </w:p>
     <w:p>
@@ -1790,7 +1960,7 @@
         <w:pStyle w:val="ListParagraph"/>
         <w:numPr>
           <w:ilvl w:val="0"/>
-          <w:numId w:val="33"/>
+          <w:numId w:val="44"/>
         </w:numPr>
         <w:spacing w:before="100" w:beforeAutospacing="1" w:after="100" w:afterAutospacing="1"/>
         <w:jc w:val="both"/>
@@ -1808,7 +1978,7 @@
           <w:szCs w:val="24"/>
           <w:lang w:eastAsia="en-US"/>
         </w:rPr>
-        <w:t xml:space="preserve">Resolved production checkout and account-update failures caused by duplicate </w:t>
+        <w:t xml:space="preserve">Resolved recurring production memory growth caused by unbounded event listeners, orphaned timers, and queue consumers that failed to close cleanly, using heap snapshots, lifecycle hooks, worker shutdown controls, and </w:t>
       </w:r>
       <w:proofErr w:type="spellStart"/>
       <w:r>
@@ -1818,7 +1988,7 @@
           <w:szCs w:val="24"/>
           <w:lang w:eastAsia="en-US"/>
         </w:rPr>
-        <w:t>webhook</w:t>
+        <w:t>Redis</w:t>
       </w:r>
       <w:proofErr w:type="spellEnd"/>
       <w:r>
@@ -1828,47 +1998,7 @@
           <w:szCs w:val="24"/>
           <w:lang w:eastAsia="en-US"/>
         </w:rPr>
-        <w:t xml:space="preserve"> retries, missing </w:t>
-      </w:r>
-      <w:proofErr w:type="spellStart"/>
-      <w:r>
-        <w:rPr>
-          <w:rFonts w:ascii="Times New Roman" w:eastAsia="Times New Roman" w:hAnsi="Times New Roman" w:cs="Times New Roman"/>
-          <w:sz w:val="24"/>
-          <w:szCs w:val="24"/>
-          <w:lang w:eastAsia="en-US"/>
-        </w:rPr>
-        <w:t>idempotency</w:t>
-      </w:r>
-      <w:proofErr w:type="spellEnd"/>
-      <w:r>
-        <w:rPr>
-          <w:rFonts w:ascii="Times New Roman" w:eastAsia="Times New Roman" w:hAnsi="Times New Roman" w:cs="Times New Roman"/>
-          <w:sz w:val="24"/>
-          <w:szCs w:val="24"/>
-          <w:lang w:eastAsia="en-US"/>
-        </w:rPr>
-        <w:t xml:space="preserve"> keys, and race conditions in asynchronous </w:t>
-      </w:r>
-      <w:r>
-        <w:rPr>
-          <w:rFonts w:ascii="Times New Roman" w:eastAsia="Times New Roman" w:hAnsi="Times New Roman" w:cs="Times New Roman"/>
-          <w:b/>
-          <w:bCs/>
-          <w:sz w:val="24"/>
-          <w:szCs w:val="24"/>
-          <w:lang w:eastAsia="en-US"/>
-        </w:rPr>
-        <w:t>Node.js</w:t>
-      </w:r>
-      <w:r>
-        <w:rPr>
-          <w:rFonts w:ascii="Times New Roman" w:eastAsia="Times New Roman" w:hAnsi="Times New Roman" w:cs="Times New Roman"/>
-          <w:sz w:val="24"/>
-          <w:szCs w:val="24"/>
-          <w:lang w:eastAsia="en-US"/>
-        </w:rPr>
-        <w:t xml:space="preserve"> service handlers.</w:t>
+        <w:t xml:space="preserve"> TTL policies.</w:t>
       </w:r>
     </w:p>
     <w:p>
@@ -1876,7 +2006,7 @@
         <w:pStyle w:val="ListParagraph"/>
         <w:numPr>
           <w:ilvl w:val="0"/>
-          <w:numId w:val="33"/>
+          <w:numId w:val="44"/>
         </w:numPr>
         <w:spacing w:before="100" w:beforeAutospacing="1" w:after="100" w:afterAutospacing="1"/>
         <w:jc w:val="both"/>
@@ -1894,7 +2024,7 @@
           <w:szCs w:val="24"/>
           <w:lang w:eastAsia="en-US"/>
         </w:rPr>
-        <w:t xml:space="preserve">Improved API response time by </w:t>
+        <w:t xml:space="preserve">Led staged upgrades from </w:t>
       </w:r>
       <w:r>
         <w:rPr>
@@ -1905,16 +2035,16 @@
           <w:szCs w:val="24"/>
           <w:lang w:eastAsia="en-US"/>
         </w:rPr>
-        <w:t>37%</w:t>
-      </w:r>
-      <w:r>
-        <w:rPr>
-          <w:rFonts w:ascii="Times New Roman" w:eastAsia="Times New Roman" w:hAnsi="Times New Roman" w:cs="Times New Roman"/>
-          <w:sz w:val="24"/>
-          <w:szCs w:val="24"/>
-          <w:lang w:eastAsia="en-US"/>
-        </w:rPr>
-        <w:t xml:space="preserve"> by optimizing slow </w:t>
+        <w:t>Node.js 14</w:t>
+      </w:r>
+      <w:r>
+        <w:rPr>
+          <w:rFonts w:ascii="Times New Roman" w:eastAsia="Times New Roman" w:hAnsi="Times New Roman" w:cs="Times New Roman"/>
+          <w:sz w:val="24"/>
+          <w:szCs w:val="24"/>
+          <w:lang w:eastAsia="en-US"/>
+        </w:rPr>
+        <w:t xml:space="preserve"> to </w:t>
       </w:r>
       <w:r>
         <w:rPr>
@@ -1925,38 +2055,16 @@
           <w:szCs w:val="24"/>
           <w:lang w:eastAsia="en-US"/>
         </w:rPr>
-        <w:t>PostgreSQL</w:t>
-      </w:r>
-      <w:r>
-        <w:rPr>
-          <w:rFonts w:ascii="Times New Roman" w:eastAsia="Times New Roman" w:hAnsi="Times New Roman" w:cs="Times New Roman"/>
-          <w:sz w:val="24"/>
-          <w:szCs w:val="24"/>
-          <w:lang w:eastAsia="en-US"/>
-        </w:rPr>
-        <w:t xml:space="preserve"> joins, adding targeted indexes, caching high-read endpoints with </w:t>
-      </w:r>
-      <w:proofErr w:type="spellStart"/>
-      <w:r>
-        <w:rPr>
-          <w:rFonts w:ascii="Times New Roman" w:eastAsia="Times New Roman" w:hAnsi="Times New Roman" w:cs="Times New Roman"/>
-          <w:b/>
-          <w:bCs/>
-          <w:sz w:val="24"/>
-          <w:szCs w:val="24"/>
-          <w:lang w:eastAsia="en-US"/>
-        </w:rPr>
-        <w:t>Redis</w:t>
-      </w:r>
-      <w:proofErr w:type="spellEnd"/>
-      <w:r>
-        <w:rPr>
-          <w:rFonts w:ascii="Times New Roman" w:eastAsia="Times New Roman" w:hAnsi="Times New Roman" w:cs="Times New Roman"/>
-          <w:sz w:val="24"/>
-          <w:szCs w:val="24"/>
-          <w:lang w:eastAsia="en-US"/>
-        </w:rPr>
-        <w:t>, and removing repeated serialization work.</w:t>
+        <w:t>Node.js 18/20</w:t>
+      </w:r>
+      <w:r>
+        <w:rPr>
+          <w:rFonts w:ascii="Times New Roman" w:eastAsia="Times New Roman" w:hAnsi="Times New Roman" w:cs="Times New Roman"/>
+          <w:sz w:val="24"/>
+          <w:szCs w:val="24"/>
+          <w:lang w:eastAsia="en-US"/>
+        </w:rPr>
+        <w:t>, replacing deprecated packages, correcting OpenSSL and ESM compatibility issues, updating Docker base images, and validating releases through automated regression and canary checks.</w:t>
       </w:r>
     </w:p>
     <w:p>
@@ -1964,7 +2072,7 @@
         <w:pStyle w:val="ListParagraph"/>
         <w:numPr>
           <w:ilvl w:val="0"/>
-          <w:numId w:val="33"/>
+          <w:numId w:val="44"/>
         </w:numPr>
         <w:spacing w:before="100" w:beforeAutospacing="1" w:after="100" w:afterAutospacing="1"/>
         <w:jc w:val="both"/>
@@ -1982,27 +2090,7 @@
           <w:szCs w:val="24"/>
           <w:lang w:eastAsia="en-US"/>
         </w:rPr>
-        <w:t xml:space="preserve">Implemented secure authentication flows with </w:t>
-      </w:r>
-      <w:r>
-        <w:rPr>
-          <w:rFonts w:ascii="Times New Roman" w:eastAsia="Times New Roman" w:hAnsi="Times New Roman" w:cs="Times New Roman"/>
-          <w:b/>
-          <w:bCs/>
-          <w:sz w:val="24"/>
-          <w:szCs w:val="24"/>
-          <w:lang w:eastAsia="en-US"/>
-        </w:rPr>
-        <w:t>JWT</w:t>
-      </w:r>
-      <w:r>
-        <w:rPr>
-          <w:rFonts w:ascii="Times New Roman" w:eastAsia="Times New Roman" w:hAnsi="Times New Roman" w:cs="Times New Roman"/>
-          <w:sz w:val="24"/>
-          <w:szCs w:val="24"/>
-          <w:lang w:eastAsia="en-US"/>
-        </w:rPr>
-        <w:t>, refresh-token rotation, role-based route guards, and audit logging, strengthening access control for admin and customer-facing workflows.</w:t>
+        <w:t>Reduced slow API responses by eliminating PostgreSQL N+1 queries, adding composite indexes, batching repeated lookups, and restructuring aggregation logic, bringing critical endpoint p95 latency from 1.8 seconds to under 700 milliseconds.</w:t>
       </w:r>
     </w:p>
     <w:p>
@@ -2010,7 +2098,7 @@
         <w:pStyle w:val="ListParagraph"/>
         <w:numPr>
           <w:ilvl w:val="0"/>
-          <w:numId w:val="33"/>
+          <w:numId w:val="44"/>
         </w:numPr>
         <w:spacing w:before="100" w:beforeAutospacing="1" w:after="100" w:afterAutospacing="1"/>
         <w:jc w:val="both"/>
@@ -2028,8 +2116,9 @@
           <w:szCs w:val="24"/>
           <w:lang w:eastAsia="en-US"/>
         </w:rPr>
-        <w:t xml:space="preserve">Built CI/CD pipelines with </w:t>
-      </w:r>
+        <w:t xml:space="preserve">Designed a shared </w:t>
+      </w:r>
+      <w:proofErr w:type="spellStart"/>
       <w:r>
         <w:rPr>
           <w:rFonts w:ascii="Times New Roman" w:eastAsia="Times New Roman" w:hAnsi="Times New Roman" w:cs="Times New Roman"/>
@@ -2039,17 +2128,9 @@
           <w:szCs w:val="24"/>
           <w:lang w:eastAsia="en-US"/>
         </w:rPr>
-        <w:t>GitHub Actions</w:t>
-      </w:r>
-      <w:r>
-        <w:rPr>
-          <w:rFonts w:ascii="Times New Roman" w:eastAsia="Times New Roman" w:hAnsi="Times New Roman" w:cs="Times New Roman"/>
-          <w:sz w:val="24"/>
-          <w:szCs w:val="24"/>
-          <w:lang w:eastAsia="en-US"/>
-        </w:rPr>
-        <w:t xml:space="preserve">, </w:t>
-      </w:r>
+        <w:t>Vue</w:t>
+      </w:r>
+      <w:proofErr w:type="spellEnd"/>
       <w:r>
         <w:rPr>
           <w:rFonts w:ascii="Times New Roman" w:eastAsia="Times New Roman" w:hAnsi="Times New Roman" w:cs="Times New Roman"/>
@@ -2059,36 +2140,16 @@
           <w:szCs w:val="24"/>
           <w:lang w:eastAsia="en-US"/>
         </w:rPr>
-        <w:t>Docker</w:t>
-      </w:r>
-      <w:r>
-        <w:rPr>
-          <w:rFonts w:ascii="Times New Roman" w:eastAsia="Times New Roman" w:hAnsi="Times New Roman" w:cs="Times New Roman"/>
-          <w:sz w:val="24"/>
-          <w:szCs w:val="24"/>
-          <w:lang w:eastAsia="en-US"/>
-        </w:rPr>
-        <w:t xml:space="preserve">, and </w:t>
-      </w:r>
-      <w:r>
-        <w:rPr>
-          <w:rFonts w:ascii="Times New Roman" w:eastAsia="Times New Roman" w:hAnsi="Times New Roman" w:cs="Times New Roman"/>
-          <w:b/>
-          <w:bCs/>
-          <w:sz w:val="24"/>
-          <w:szCs w:val="24"/>
-          <w:lang w:eastAsia="en-US"/>
-        </w:rPr>
-        <w:t>AWS ECS</w:t>
-      </w:r>
-      <w:r>
-        <w:rPr>
-          <w:rFonts w:ascii="Times New Roman" w:eastAsia="Times New Roman" w:hAnsi="Times New Roman" w:cs="Times New Roman"/>
-          <w:sz w:val="24"/>
-          <w:szCs w:val="24"/>
-          <w:lang w:eastAsia="en-US"/>
-        </w:rPr>
-        <w:t xml:space="preserve">, adding </w:t>
+        <w:t xml:space="preserve"> component library</w:t>
+      </w:r>
+      <w:r>
+        <w:rPr>
+          <w:rFonts w:ascii="Times New Roman" w:eastAsia="Times New Roman" w:hAnsi="Times New Roman" w:cs="Times New Roman"/>
+          <w:sz w:val="24"/>
+          <w:szCs w:val="24"/>
+          <w:lang w:eastAsia="en-US"/>
+        </w:rPr>
+        <w:t xml:space="preserve"> with typed props, </w:t>
       </w:r>
       <w:proofErr w:type="spellStart"/>
       <w:r>
@@ -2098,7 +2159,7 @@
           <w:szCs w:val="24"/>
           <w:lang w:eastAsia="en-US"/>
         </w:rPr>
-        <w:t>linting</w:t>
+        <w:t>composables</w:t>
       </w:r>
       <w:proofErr w:type="spellEnd"/>
       <w:r>
@@ -2108,7 +2169,7 @@
           <w:szCs w:val="24"/>
           <w:lang w:eastAsia="en-US"/>
         </w:rPr>
-        <w:t>, unit tests, integration checks, image scanning, and staged deployment approvals for safer releases.</w:t>
+        <w:t>, Storybook documentation, accessibility rules, and design tokens, keeping complex admin, billing, and reporting screens consistent across products.</w:t>
       </w:r>
     </w:p>
     <w:p>
@@ -2116,7 +2177,7 @@
         <w:pStyle w:val="ListParagraph"/>
         <w:numPr>
           <w:ilvl w:val="0"/>
-          <w:numId w:val="33"/>
+          <w:numId w:val="44"/>
         </w:numPr>
         <w:spacing w:before="100" w:beforeAutospacing="1" w:after="100" w:afterAutospacing="1"/>
         <w:jc w:val="both"/>
@@ -2134,9 +2195,8 @@
           <w:szCs w:val="24"/>
           <w:lang w:eastAsia="en-US"/>
         </w:rPr>
-        <w:t xml:space="preserve">Refactored large shared UI components into reusable design-system patterns with </w:t>
-      </w:r>
-      <w:proofErr w:type="spellStart"/>
+        <w:t xml:space="preserve">Implemented event-driven workflows with </w:t>
+      </w:r>
       <w:r>
         <w:rPr>
           <w:rFonts w:ascii="Times New Roman" w:eastAsia="Times New Roman" w:hAnsi="Times New Roman" w:cs="Times New Roman"/>
@@ -2146,9 +2206,8 @@
           <w:szCs w:val="24"/>
           <w:lang w:eastAsia="en-US"/>
         </w:rPr>
-        <w:t>Pinia</w:t>
-      </w:r>
-      <w:proofErr w:type="spellEnd"/>
+        <w:t>AWS SQS</w:t>
+      </w:r>
       <w:r>
         <w:rPr>
           <w:rFonts w:ascii="Times New Roman" w:eastAsia="Times New Roman" w:hAnsi="Times New Roman" w:cs="Times New Roman"/>
@@ -2158,7 +2217,6 @@
         </w:rPr>
         <w:t xml:space="preserve">, </w:t>
       </w:r>
-      <w:proofErr w:type="spellStart"/>
       <w:r>
         <w:rPr>
           <w:rFonts w:ascii="Times New Roman" w:eastAsia="Times New Roman" w:hAnsi="Times New Roman" w:cs="Times New Roman"/>
@@ -2168,17 +2226,36 @@
           <w:szCs w:val="24"/>
           <w:lang w:eastAsia="en-US"/>
         </w:rPr>
-        <w:t>Vite</w:t>
-      </w:r>
-      <w:proofErr w:type="spellEnd"/>
-      <w:r>
-        <w:rPr>
-          <w:rFonts w:ascii="Times New Roman" w:eastAsia="Times New Roman" w:hAnsi="Times New Roman" w:cs="Times New Roman"/>
-          <w:sz w:val="24"/>
-          <w:szCs w:val="24"/>
-          <w:lang w:eastAsia="en-US"/>
-        </w:rPr>
-        <w:t>, and typed API clients, improving developer productivity across multiple product squads.</w:t>
+        <w:t>Lambda</w:t>
+      </w:r>
+      <w:r>
+        <w:rPr>
+          <w:rFonts w:ascii="Times New Roman" w:eastAsia="Times New Roman" w:hAnsi="Times New Roman" w:cs="Times New Roman"/>
+          <w:sz w:val="24"/>
+          <w:szCs w:val="24"/>
+          <w:lang w:eastAsia="en-US"/>
+        </w:rPr>
+        <w:t xml:space="preserve">, and the </w:t>
+      </w:r>
+      <w:r>
+        <w:rPr>
+          <w:rFonts w:ascii="Times New Roman" w:eastAsia="Times New Roman" w:hAnsi="Times New Roman" w:cs="Times New Roman"/>
+          <w:b/>
+          <w:bCs/>
+          <w:sz w:val="24"/>
+          <w:szCs w:val="24"/>
+          <w:lang w:eastAsia="en-US"/>
+        </w:rPr>
+        <w:t>transactional outbox pattern</w:t>
+      </w:r>
+      <w:r>
+        <w:rPr>
+          <w:rFonts w:ascii="Times New Roman" w:eastAsia="Times New Roman" w:hAnsi="Times New Roman" w:cs="Times New Roman"/>
+          <w:sz w:val="24"/>
+          <w:szCs w:val="24"/>
+          <w:lang w:eastAsia="en-US"/>
+        </w:rPr>
+        <w:t>, preventing duplicate notifications and lost status changes during retries, partial failures, and downstream service outages.</w:t>
       </w:r>
     </w:p>
     <w:p>
@@ -2186,7 +2263,7 @@
         <w:pStyle w:val="ListParagraph"/>
         <w:numPr>
           <w:ilvl w:val="0"/>
-          <w:numId w:val="33"/>
+          <w:numId w:val="44"/>
         </w:numPr>
         <w:spacing w:before="100" w:beforeAutospacing="1" w:after="100" w:afterAutospacing="1"/>
         <w:jc w:val="both"/>
@@ -2204,7 +2281,7 @@
           <w:szCs w:val="24"/>
           <w:lang w:eastAsia="en-US"/>
         </w:rPr>
-        <w:t xml:space="preserve">Investigated memory leaks in long-running </w:t>
+        <w:t xml:space="preserve">Strengthened delivery pipelines with </w:t>
       </w:r>
       <w:r>
         <w:rPr>
@@ -2215,36 +2292,56 @@
           <w:szCs w:val="24"/>
           <w:lang w:eastAsia="en-US"/>
         </w:rPr>
-        <w:t>Node.js</w:t>
-      </w:r>
-      <w:r>
-        <w:rPr>
-          <w:rFonts w:ascii="Times New Roman" w:eastAsia="Times New Roman" w:hAnsi="Times New Roman" w:cs="Times New Roman"/>
-          <w:sz w:val="24"/>
-          <w:szCs w:val="24"/>
-          <w:lang w:eastAsia="en-US"/>
-        </w:rPr>
-        <w:t xml:space="preserve"> workers by reviewing heap snapshots, stream handling, and queue retry behavior, </w:t>
-      </w:r>
-      <w:proofErr w:type="gramStart"/>
-      <w:r>
-        <w:rPr>
-          <w:rFonts w:ascii="Times New Roman" w:eastAsia="Times New Roman" w:hAnsi="Times New Roman" w:cs="Times New Roman"/>
-          <w:sz w:val="24"/>
-          <w:szCs w:val="24"/>
-          <w:lang w:eastAsia="en-US"/>
-        </w:rPr>
-        <w:t>then</w:t>
-      </w:r>
-      <w:proofErr w:type="gramEnd"/>
-      <w:r>
-        <w:rPr>
-          <w:rFonts w:ascii="Times New Roman" w:eastAsia="Times New Roman" w:hAnsi="Times New Roman" w:cs="Times New Roman"/>
-          <w:sz w:val="24"/>
-          <w:szCs w:val="24"/>
-          <w:lang w:eastAsia="en-US"/>
-        </w:rPr>
-        <w:t xml:space="preserve"> stabilized background processing under heavier load.</w:t>
+        <w:t>GitHub Actions</w:t>
+      </w:r>
+      <w:r>
+        <w:rPr>
+          <w:rFonts w:ascii="Times New Roman" w:eastAsia="Times New Roman" w:hAnsi="Times New Roman" w:cs="Times New Roman"/>
+          <w:sz w:val="24"/>
+          <w:szCs w:val="24"/>
+          <w:lang w:eastAsia="en-US"/>
+        </w:rPr>
+        <w:t xml:space="preserve">, </w:t>
+      </w:r>
+      <w:r>
+        <w:rPr>
+          <w:rFonts w:ascii="Times New Roman" w:eastAsia="Times New Roman" w:hAnsi="Times New Roman" w:cs="Times New Roman"/>
+          <w:b/>
+          <w:bCs/>
+          <w:sz w:val="24"/>
+          <w:szCs w:val="24"/>
+          <w:lang w:eastAsia="en-US"/>
+        </w:rPr>
+        <w:t>Docker</w:t>
+      </w:r>
+      <w:r>
+        <w:rPr>
+          <w:rFonts w:ascii="Times New Roman" w:eastAsia="Times New Roman" w:hAnsi="Times New Roman" w:cs="Times New Roman"/>
+          <w:sz w:val="24"/>
+          <w:szCs w:val="24"/>
+          <w:lang w:eastAsia="en-US"/>
+        </w:rPr>
+        <w:t xml:space="preserve">, </w:t>
+      </w:r>
+      <w:r>
+        <w:rPr>
+          <w:rFonts w:ascii="Times New Roman" w:eastAsia="Times New Roman" w:hAnsi="Times New Roman" w:cs="Times New Roman"/>
+          <w:b/>
+          <w:bCs/>
+          <w:sz w:val="24"/>
+          <w:szCs w:val="24"/>
+          <w:lang w:eastAsia="en-US"/>
+        </w:rPr>
+        <w:t>Terraform</w:t>
+      </w:r>
+      <w:r>
+        <w:rPr>
+          <w:rFonts w:ascii="Times New Roman" w:eastAsia="Times New Roman" w:hAnsi="Times New Roman" w:cs="Times New Roman"/>
+          <w:sz w:val="24"/>
+          <w:szCs w:val="24"/>
+          <w:lang w:eastAsia="en-US"/>
+        </w:rPr>
+        <w:t>, AWS/GCP environment checks, automated tests, image scanning, migration validation, and controlled rollback procedures for production releases.</w:t>
       </w:r>
     </w:p>
     <w:p>
@@ -2252,28 +2349,25 @@
         <w:pStyle w:val="ListParagraph"/>
         <w:numPr>
           <w:ilvl w:val="0"/>
-          <w:numId w:val="33"/>
+          <w:numId w:val="44"/>
         </w:numPr>
         <w:spacing w:before="100" w:beforeAutospacing="1" w:after="100" w:afterAutospacing="1"/>
         <w:jc w:val="both"/>
         <w:rPr>
-          <w:rStyle w:val="Strong"/>
-          <w:rFonts w:ascii="Times New Roman" w:eastAsia="Times New Roman" w:hAnsi="Times New Roman" w:cs="Times New Roman"/>
-          <w:b w:val="0"/>
-          <w:bCs w:val="0"/>
-          <w:sz w:val="24"/>
-          <w:szCs w:val="24"/>
-          <w:lang w:eastAsia="en-US"/>
-        </w:rPr>
-      </w:pPr>
-      <w:r>
-        <w:rPr>
-          <w:rFonts w:ascii="Times New Roman" w:eastAsia="Times New Roman" w:hAnsi="Times New Roman" w:cs="Times New Roman"/>
-          <w:sz w:val="24"/>
-          <w:szCs w:val="24"/>
-          <w:lang w:eastAsia="en-US"/>
-        </w:rPr>
-        <w:t>Mentored engineers through code reviews, architecture reviews, incident follow-ups, and testing standards, helping the team ship higher-quality features without slowing delivery velocity.</w:t>
+          <w:rFonts w:ascii="Times New Roman" w:eastAsia="Times New Roman" w:hAnsi="Times New Roman" w:cs="Times New Roman"/>
+          <w:sz w:val="24"/>
+          <w:szCs w:val="24"/>
+          <w:lang w:eastAsia="en-US"/>
+        </w:rPr>
+      </w:pPr>
+      <w:r>
+        <w:rPr>
+          <w:rFonts w:ascii="Times New Roman" w:eastAsia="Times New Roman" w:hAnsi="Times New Roman" w:cs="Times New Roman"/>
+          <w:sz w:val="24"/>
+          <w:szCs w:val="24"/>
+          <w:lang w:eastAsia="en-US"/>
+        </w:rPr>
+        <w:t>Mentored engineers through architecture reviews, pull-request feedback, incident debugging, and production-readiness sessions, improving ownership of testing, observability, performance, and operational risk across the team.</w:t>
       </w:r>
     </w:p>
     <w:p>
@@ -2416,9 +2510,8 @@
           <w:szCs w:val="24"/>
           <w:lang w:eastAsia="en-US"/>
         </w:rPr>
-        <w:t xml:space="preserve">Delivered enterprise dashboards and workflow tools using </w:t>
-      </w:r>
-      <w:proofErr w:type="spellStart"/>
+        <w:t xml:space="preserve">Developed responsive </w:t>
+      </w:r>
       <w:r>
         <w:rPr>
           <w:rFonts w:ascii="Times New Roman" w:eastAsia="Times New Roman" w:hAnsi="Times New Roman" w:cs="Times New Roman"/>
@@ -2428,9 +2521,18 @@
           <w:szCs w:val="24"/>
           <w:lang w:eastAsia="en-US"/>
         </w:rPr>
-        <w:t>Vue</w:t>
-      </w:r>
-      <w:proofErr w:type="spellEnd"/>
+        <w:t>Vue.js 2.6</w:t>
+      </w:r>
+      <w:r>
+        <w:rPr>
+          <w:rFonts w:ascii="Times New Roman" w:eastAsia="Times New Roman" w:hAnsi="Times New Roman" w:cs="Times New Roman"/>
+          <w:sz w:val="24"/>
+          <w:szCs w:val="24"/>
+          <w:lang w:eastAsia="en-US"/>
+        </w:rPr>
+        <w:t xml:space="preserve">, </w:t>
+      </w:r>
+      <w:proofErr w:type="spellStart"/>
       <w:r>
         <w:rPr>
           <w:rFonts w:ascii="Times New Roman" w:eastAsia="Times New Roman" w:hAnsi="Times New Roman" w:cs="Times New Roman"/>
@@ -2440,17 +2542,9 @@
           <w:szCs w:val="24"/>
           <w:lang w:eastAsia="en-US"/>
         </w:rPr>
-        <w:t xml:space="preserve"> 2.x</w:t>
-      </w:r>
-      <w:r>
-        <w:rPr>
-          <w:rFonts w:ascii="Times New Roman" w:eastAsia="Times New Roman" w:hAnsi="Times New Roman" w:cs="Times New Roman"/>
-          <w:sz w:val="24"/>
-          <w:szCs w:val="24"/>
-          <w:lang w:eastAsia="en-US"/>
-        </w:rPr>
-        <w:t xml:space="preserve">, </w:t>
-      </w:r>
+        <w:t>Nuxt</w:t>
+      </w:r>
+      <w:proofErr w:type="spellEnd"/>
       <w:r>
         <w:rPr>
           <w:rFonts w:ascii="Times New Roman" w:eastAsia="Times New Roman" w:hAnsi="Times New Roman" w:cs="Times New Roman"/>
@@ -2460,16 +2554,16 @@
           <w:szCs w:val="24"/>
           <w:lang w:eastAsia="en-US"/>
         </w:rPr>
-        <w:t>Node.js 10.x/12.x</w:t>
-      </w:r>
-      <w:r>
-        <w:rPr>
-          <w:rFonts w:ascii="Times New Roman" w:eastAsia="Times New Roman" w:hAnsi="Times New Roman" w:cs="Times New Roman"/>
-          <w:sz w:val="24"/>
-          <w:szCs w:val="24"/>
-          <w:lang w:eastAsia="en-US"/>
-        </w:rPr>
-        <w:t xml:space="preserve">, </w:t>
+        <w:t xml:space="preserve"> 2</w:t>
+      </w:r>
+      <w:r>
+        <w:rPr>
+          <w:rFonts w:ascii="Times New Roman" w:eastAsia="Times New Roman" w:hAnsi="Times New Roman" w:cs="Times New Roman"/>
+          <w:sz w:val="24"/>
+          <w:szCs w:val="24"/>
+          <w:lang w:eastAsia="en-US"/>
+        </w:rPr>
+        <w:t xml:space="preserve">, and </w:t>
       </w:r>
       <w:r>
         <w:rPr>
@@ -2480,58 +2574,16 @@
           <w:szCs w:val="24"/>
           <w:lang w:eastAsia="en-US"/>
         </w:rPr>
-        <w:t>Express 4</w:t>
-      </w:r>
-      <w:r>
-        <w:rPr>
-          <w:rFonts w:ascii="Times New Roman" w:eastAsia="Times New Roman" w:hAnsi="Times New Roman" w:cs="Times New Roman"/>
-          <w:sz w:val="24"/>
-          <w:szCs w:val="24"/>
-          <w:lang w:eastAsia="en-US"/>
-        </w:rPr>
-        <w:t xml:space="preserve">, </w:t>
-      </w:r>
-      <w:proofErr w:type="spellStart"/>
-      <w:r>
-        <w:rPr>
-          <w:rFonts w:ascii="Times New Roman" w:eastAsia="Times New Roman" w:hAnsi="Times New Roman" w:cs="Times New Roman"/>
-          <w:b/>
-          <w:bCs/>
-          <w:sz w:val="24"/>
-          <w:szCs w:val="24"/>
-          <w:lang w:eastAsia="en-US"/>
-        </w:rPr>
-        <w:t>TypeScript</w:t>
-      </w:r>
-      <w:proofErr w:type="spellEnd"/>
-      <w:r>
-        <w:rPr>
-          <w:rFonts w:ascii="Times New Roman" w:eastAsia="Times New Roman" w:hAnsi="Times New Roman" w:cs="Times New Roman"/>
-          <w:sz w:val="24"/>
-          <w:szCs w:val="24"/>
-          <w:lang w:eastAsia="en-US"/>
-        </w:rPr>
-        <w:t xml:space="preserve">, and </w:t>
-      </w:r>
-      <w:r>
-        <w:rPr>
-          <w:rFonts w:ascii="Times New Roman" w:eastAsia="Times New Roman" w:hAnsi="Times New Roman" w:cs="Times New Roman"/>
-          <w:b/>
-          <w:bCs/>
-          <w:sz w:val="24"/>
-          <w:szCs w:val="24"/>
-          <w:lang w:eastAsia="en-US"/>
-        </w:rPr>
-        <w:t>MongoDB</w:t>
-      </w:r>
-      <w:r>
-        <w:rPr>
-          <w:rFonts w:ascii="Times New Roman" w:eastAsia="Times New Roman" w:hAnsi="Times New Roman" w:cs="Times New Roman"/>
-          <w:sz w:val="24"/>
-          <w:szCs w:val="24"/>
-          <w:lang w:eastAsia="en-US"/>
-        </w:rPr>
-        <w:t>, supporting internal operations and customer service teams.</w:t>
+        <w:t>Node.js 10–14</w:t>
+      </w:r>
+      <w:r>
+        <w:rPr>
+          <w:rFonts w:ascii="Times New Roman" w:eastAsia="Times New Roman" w:hAnsi="Times New Roman" w:cs="Times New Roman"/>
+          <w:sz w:val="24"/>
+          <w:szCs w:val="24"/>
+          <w:lang w:eastAsia="en-US"/>
+        </w:rPr>
+        <w:t xml:space="preserve"> applications for digital commerce and internal operations, balancing rapid product delivery with maintainable front-end modules and service boundaries.</w:t>
       </w:r>
     </w:p>
     <w:p>
@@ -2557,7 +2609,7 @@
           <w:szCs w:val="24"/>
           <w:lang w:eastAsia="en-US"/>
         </w:rPr>
-        <w:t xml:space="preserve">Created reusable API modules for user management, reporting, notifications, and permissions, reducing repeated controller logic and improving consistency across </w:t>
+        <w:t xml:space="preserve">Implemented order, payment, refund, and customer-support workflows using </w:t>
       </w:r>
       <w:r>
         <w:rPr>
@@ -2568,16 +2620,58 @@
           <w:szCs w:val="24"/>
           <w:lang w:eastAsia="en-US"/>
         </w:rPr>
-        <w:t>Node.js</w:t>
-      </w:r>
-      <w:r>
-        <w:rPr>
-          <w:rFonts w:ascii="Times New Roman" w:eastAsia="Times New Roman" w:hAnsi="Times New Roman" w:cs="Times New Roman"/>
-          <w:sz w:val="24"/>
-          <w:szCs w:val="24"/>
-          <w:lang w:eastAsia="en-US"/>
-        </w:rPr>
-        <w:t xml:space="preserve"> services.</w:t>
+        <w:t>Express.js</w:t>
+      </w:r>
+      <w:r>
+        <w:rPr>
+          <w:rFonts w:ascii="Times New Roman" w:eastAsia="Times New Roman" w:hAnsi="Times New Roman" w:cs="Times New Roman"/>
+          <w:sz w:val="24"/>
+          <w:szCs w:val="24"/>
+          <w:lang w:eastAsia="en-US"/>
+        </w:rPr>
+        <w:t xml:space="preserve">, </w:t>
+      </w:r>
+      <w:r>
+        <w:rPr>
+          <w:rFonts w:ascii="Times New Roman" w:eastAsia="Times New Roman" w:hAnsi="Times New Roman" w:cs="Times New Roman"/>
+          <w:b/>
+          <w:bCs/>
+          <w:sz w:val="24"/>
+          <w:szCs w:val="24"/>
+          <w:lang w:eastAsia="en-US"/>
+        </w:rPr>
+        <w:t>PostgreSQL</w:t>
+      </w:r>
+      <w:r>
+        <w:rPr>
+          <w:rFonts w:ascii="Times New Roman" w:eastAsia="Times New Roman" w:hAnsi="Times New Roman" w:cs="Times New Roman"/>
+          <w:sz w:val="24"/>
+          <w:szCs w:val="24"/>
+          <w:lang w:eastAsia="en-US"/>
+        </w:rPr>
+        <w:t xml:space="preserve">, </w:t>
+      </w:r>
+      <w:proofErr w:type="spellStart"/>
+      <w:r>
+        <w:rPr>
+          <w:rFonts w:ascii="Times New Roman" w:eastAsia="Times New Roman" w:hAnsi="Times New Roman" w:cs="Times New Roman"/>
+          <w:b/>
+          <w:bCs/>
+          <w:sz w:val="24"/>
+          <w:szCs w:val="24"/>
+          <w:lang w:eastAsia="en-US"/>
+        </w:rPr>
+        <w:t>Redis</w:t>
+      </w:r>
+      <w:proofErr w:type="spellEnd"/>
+      <w:r>
+        <w:rPr>
+          <w:rFonts w:ascii="Times New Roman" w:eastAsia="Times New Roman" w:hAnsi="Times New Roman" w:cs="Times New Roman"/>
+          <w:sz w:val="24"/>
+          <w:szCs w:val="24"/>
+          <w:lang w:eastAsia="en-US"/>
+        </w:rPr>
+        <w:t>, and third-party REST integrations, improving transaction visibility and reducing manual reconciliation work.</w:t>
       </w:r>
     </w:p>
     <w:p>
@@ -2603,7 +2697,27 @@
           <w:szCs w:val="24"/>
           <w:lang w:eastAsia="en-US"/>
         </w:rPr>
-        <w:t xml:space="preserve">Improved feature delivery speed by </w:t>
+        <w:t xml:space="preserve">Reduced recurring checkout and </w:t>
+      </w:r>
+      <w:proofErr w:type="spellStart"/>
+      <w:r>
+        <w:rPr>
+          <w:rFonts w:ascii="Times New Roman" w:eastAsia="Times New Roman" w:hAnsi="Times New Roman" w:cs="Times New Roman"/>
+          <w:sz w:val="24"/>
+          <w:szCs w:val="24"/>
+          <w:lang w:eastAsia="en-US"/>
+        </w:rPr>
+        <w:t>webhook</w:t>
+      </w:r>
+      <w:proofErr w:type="spellEnd"/>
+      <w:r>
+        <w:rPr>
+          <w:rFonts w:ascii="Times New Roman" w:eastAsia="Times New Roman" w:hAnsi="Times New Roman" w:cs="Times New Roman"/>
+          <w:sz w:val="24"/>
+          <w:szCs w:val="24"/>
+          <w:lang w:eastAsia="en-US"/>
+        </w:rPr>
+        <w:t xml:space="preserve"> defects by </w:t>
       </w:r>
       <w:r>
         <w:rPr>
@@ -2623,19 +2737,17 @@
           <w:szCs w:val="24"/>
           <w:lang w:eastAsia="en-US"/>
         </w:rPr>
-        <w:t xml:space="preserve"> by standardizing </w:t>
+        <w:t xml:space="preserve"> through </w:t>
       </w:r>
       <w:proofErr w:type="spellStart"/>
       <w:r>
         <w:rPr>
           <w:rFonts w:ascii="Times New Roman" w:eastAsia="Times New Roman" w:hAnsi="Times New Roman" w:cs="Times New Roman"/>
-          <w:b/>
-          <w:bCs/>
-          <w:sz w:val="24"/>
-          <w:szCs w:val="24"/>
-          <w:lang w:eastAsia="en-US"/>
-        </w:rPr>
-        <w:t>Vuex</w:t>
+          <w:sz w:val="24"/>
+          <w:szCs w:val="24"/>
+          <w:lang w:eastAsia="en-US"/>
+        </w:rPr>
+        <w:t>idempotency</w:t>
       </w:r>
       <w:proofErr w:type="spellEnd"/>
       <w:r>
@@ -2645,7 +2757,7 @@
           <w:szCs w:val="24"/>
           <w:lang w:eastAsia="en-US"/>
         </w:rPr>
-        <w:t xml:space="preserve"> state modules, shared form validation, reusable table components, and API contract documentation for cross-functional teams.</w:t>
+        <w:t xml:space="preserve"> keys, retry-safe handlers, signed callback validation, request correlation IDs, and structured error logging around payment provider integrations.</w:t>
       </w:r>
     </w:p>
     <w:p>
@@ -2671,27 +2783,7 @@
           <w:szCs w:val="24"/>
           <w:lang w:eastAsia="en-US"/>
         </w:rPr>
-        <w:t xml:space="preserve">Fixed intermittent production errors caused by malformed payloads, expired tokens, and unhandled promise rejections, adding stronger validation and centralized error handling in </w:t>
-      </w:r>
-      <w:r>
-        <w:rPr>
-          <w:rFonts w:ascii="Times New Roman" w:eastAsia="Times New Roman" w:hAnsi="Times New Roman" w:cs="Times New Roman"/>
-          <w:b/>
-          <w:bCs/>
-          <w:sz w:val="24"/>
-          <w:szCs w:val="24"/>
-          <w:lang w:eastAsia="en-US"/>
-        </w:rPr>
-        <w:t>Express</w:t>
-      </w:r>
-      <w:r>
-        <w:rPr>
-          <w:rFonts w:ascii="Times New Roman" w:eastAsia="Times New Roman" w:hAnsi="Times New Roman" w:cs="Times New Roman"/>
-          <w:sz w:val="24"/>
-          <w:szCs w:val="24"/>
-          <w:lang w:eastAsia="en-US"/>
-        </w:rPr>
-        <w:t xml:space="preserve"> middleware.</w:t>
+        <w:t>Diagnosed schema mismatches between vendor payloads and internal DTOs that caused undefined totals and failed order updates, then added runtime validation, normalization adapters, and contract-focused integration tests.</w:t>
       </w:r>
     </w:p>
     <w:p>
@@ -2717,40 +2809,47 @@
           <w:szCs w:val="24"/>
           <w:lang w:eastAsia="en-US"/>
         </w:rPr>
-        <w:t xml:space="preserve">Migrated selected JavaScript modules toward </w:t>
+        <w:t xml:space="preserve">Fixed large-data dashboard freezes by virtualizing table rows, </w:t>
       </w:r>
       <w:proofErr w:type="spellStart"/>
       <w:r>
         <w:rPr>
           <w:rFonts w:ascii="Times New Roman" w:eastAsia="Times New Roman" w:hAnsi="Times New Roman" w:cs="Times New Roman"/>
-          <w:b/>
-          <w:bCs/>
-          <w:sz w:val="24"/>
-          <w:szCs w:val="24"/>
-          <w:lang w:eastAsia="en-US"/>
-        </w:rPr>
-        <w:t>TypeScript</w:t>
+          <w:sz w:val="24"/>
+          <w:szCs w:val="24"/>
+          <w:lang w:eastAsia="en-US"/>
+        </w:rPr>
+        <w:t>debouncing</w:t>
       </w:r>
       <w:proofErr w:type="spellEnd"/>
       <w:r>
         <w:rPr>
           <w:rFonts w:ascii="Times New Roman" w:eastAsia="Times New Roman" w:hAnsi="Times New Roman" w:cs="Times New Roman"/>
-          <w:b/>
-          <w:bCs/>
-          <w:sz w:val="24"/>
-          <w:szCs w:val="24"/>
-          <w:lang w:eastAsia="en-US"/>
-        </w:rPr>
-        <w:t xml:space="preserve"> 3.x</w:t>
-      </w:r>
-      <w:r>
-        <w:rPr>
-          <w:rFonts w:ascii="Times New Roman" w:eastAsia="Times New Roman" w:hAnsi="Times New Roman" w:cs="Times New Roman"/>
-          <w:sz w:val="24"/>
-          <w:szCs w:val="24"/>
-          <w:lang w:eastAsia="en-US"/>
-        </w:rPr>
-        <w:t xml:space="preserve"> patterns, introducing typed interfaces for API responses, safer service calls, and clearer component contracts.</w:t>
+          <w:sz w:val="24"/>
+          <w:szCs w:val="24"/>
+          <w:lang w:eastAsia="en-US"/>
+        </w:rPr>
+        <w:t xml:space="preserve"> filters, splitting oversized </w:t>
+      </w:r>
+      <w:proofErr w:type="spellStart"/>
+      <w:r>
+        <w:rPr>
+          <w:rFonts w:ascii="Times New Roman" w:eastAsia="Times New Roman" w:hAnsi="Times New Roman" w:cs="Times New Roman"/>
+          <w:sz w:val="24"/>
+          <w:szCs w:val="24"/>
+          <w:lang w:eastAsia="en-US"/>
+        </w:rPr>
+        <w:t>Vuex</w:t>
+      </w:r>
+      <w:proofErr w:type="spellEnd"/>
+      <w:r>
+        <w:rPr>
+          <w:rFonts w:ascii="Times New Roman" w:eastAsia="Times New Roman" w:hAnsi="Times New Roman" w:cs="Times New Roman"/>
+          <w:sz w:val="24"/>
+          <w:szCs w:val="24"/>
+          <w:lang w:eastAsia="en-US"/>
+        </w:rPr>
+        <w:t xml:space="preserve"> modules, and removing unnecessary computed-property recalculations from high-traffic administrative screens.</w:t>
       </w:r>
     </w:p>
     <w:p>
@@ -2776,7 +2875,40 @@
           <w:szCs w:val="24"/>
           <w:lang w:eastAsia="en-US"/>
         </w:rPr>
-        <w:t>Optimized slow dashboard pages by reducing oversized API responses, paginating server-side queries, and moving expensive filtering logic from the browser into indexed backend queries.</w:t>
+        <w:t xml:space="preserve">Migrated legacy jQuery widgets into reusable </w:t>
+      </w:r>
+      <w:proofErr w:type="spellStart"/>
+      <w:r>
+        <w:rPr>
+          <w:rFonts w:ascii="Times New Roman" w:eastAsia="Times New Roman" w:hAnsi="Times New Roman" w:cs="Times New Roman"/>
+          <w:b/>
+          <w:bCs/>
+          <w:sz w:val="24"/>
+          <w:szCs w:val="24"/>
+          <w:lang w:eastAsia="en-US"/>
+        </w:rPr>
+        <w:t>Vue</w:t>
+      </w:r>
+      <w:proofErr w:type="spellEnd"/>
+      <w:r>
+        <w:rPr>
+          <w:rFonts w:ascii="Times New Roman" w:eastAsia="Times New Roman" w:hAnsi="Times New Roman" w:cs="Times New Roman"/>
+          <w:b/>
+          <w:bCs/>
+          <w:sz w:val="24"/>
+          <w:szCs w:val="24"/>
+          <w:lang w:eastAsia="en-US"/>
+        </w:rPr>
+        <w:t xml:space="preserve"> components</w:t>
+      </w:r>
+      <w:r>
+        <w:rPr>
+          <w:rFonts w:ascii="Times New Roman" w:eastAsia="Times New Roman" w:hAnsi="Times New Roman" w:cs="Times New Roman"/>
+          <w:sz w:val="24"/>
+          <w:szCs w:val="24"/>
+          <w:lang w:eastAsia="en-US"/>
+        </w:rPr>
+        <w:t>, preserving business behavior while introducing controlled forms, centralized state ownership, route guards, and component-level regression coverage.</w:t>
       </w:r>
     </w:p>
     <w:p>
@@ -2802,80 +2934,7 @@
           <w:szCs w:val="24"/>
           <w:lang w:eastAsia="en-US"/>
         </w:rPr>
-        <w:t xml:space="preserve">Implemented new customer onboarding features with dynamic forms, file uploads, status tracking, and admin review screens using </w:t>
-      </w:r>
-      <w:proofErr w:type="spellStart"/>
-      <w:r>
-        <w:rPr>
-          <w:rFonts w:ascii="Times New Roman" w:eastAsia="Times New Roman" w:hAnsi="Times New Roman" w:cs="Times New Roman"/>
-          <w:b/>
-          <w:bCs/>
-          <w:sz w:val="24"/>
-          <w:szCs w:val="24"/>
-          <w:lang w:eastAsia="en-US"/>
-        </w:rPr>
-        <w:t>Vue</w:t>
-      </w:r>
-      <w:proofErr w:type="spellEnd"/>
-      <w:r>
-        <w:rPr>
-          <w:rFonts w:ascii="Times New Roman" w:eastAsia="Times New Roman" w:hAnsi="Times New Roman" w:cs="Times New Roman"/>
-          <w:b/>
-          <w:bCs/>
-          <w:sz w:val="24"/>
-          <w:szCs w:val="24"/>
-          <w:lang w:eastAsia="en-US"/>
-        </w:rPr>
-        <w:t xml:space="preserve"> 2.x</w:t>
-      </w:r>
-      <w:r>
-        <w:rPr>
-          <w:rFonts w:ascii="Times New Roman" w:eastAsia="Times New Roman" w:hAnsi="Times New Roman" w:cs="Times New Roman"/>
-          <w:sz w:val="24"/>
-          <w:szCs w:val="24"/>
-          <w:lang w:eastAsia="en-US"/>
-        </w:rPr>
-        <w:t xml:space="preserve">, </w:t>
-      </w:r>
-      <w:r>
-        <w:rPr>
-          <w:rFonts w:ascii="Times New Roman" w:eastAsia="Times New Roman" w:hAnsi="Times New Roman" w:cs="Times New Roman"/>
-          <w:b/>
-          <w:bCs/>
-          <w:sz w:val="24"/>
-          <w:szCs w:val="24"/>
-          <w:lang w:eastAsia="en-US"/>
-        </w:rPr>
-        <w:t>Node.js</w:t>
-      </w:r>
-      <w:r>
-        <w:rPr>
-          <w:rFonts w:ascii="Times New Roman" w:eastAsia="Times New Roman" w:hAnsi="Times New Roman" w:cs="Times New Roman"/>
-          <w:sz w:val="24"/>
-          <w:szCs w:val="24"/>
-          <w:lang w:eastAsia="en-US"/>
-        </w:rPr>
-        <w:t xml:space="preserve">, and </w:t>
-      </w:r>
-      <w:r>
-        <w:rPr>
-          <w:rFonts w:ascii="Times New Roman" w:eastAsia="Times New Roman" w:hAnsi="Times New Roman" w:cs="Times New Roman"/>
-          <w:b/>
-          <w:bCs/>
-          <w:sz w:val="24"/>
-          <w:szCs w:val="24"/>
-          <w:lang w:eastAsia="en-US"/>
-        </w:rPr>
-        <w:t>MongoDB</w:t>
-      </w:r>
-      <w:r>
-        <w:rPr>
-          <w:rFonts w:ascii="Times New Roman" w:eastAsia="Times New Roman" w:hAnsi="Times New Roman" w:cs="Times New Roman"/>
-          <w:sz w:val="24"/>
-          <w:szCs w:val="24"/>
-          <w:lang w:eastAsia="en-US"/>
-        </w:rPr>
-        <w:t>.</w:t>
+        <w:t>Created shared Node.js middleware for authentication, input validation, rate limiting, pagination, and standardized error responses, making API behavior predictable across customer, catalog, and fulfillment modules.</w:t>
       </w:r>
     </w:p>
     <w:p>
@@ -2901,7 +2960,8 @@
           <w:szCs w:val="24"/>
           <w:lang w:eastAsia="en-US"/>
         </w:rPr>
-        <w:t xml:space="preserve">Supported deployment improvements with </w:t>
+        <w:lastRenderedPageBreak/>
+        <w:t xml:space="preserve">Built CI/CD workflows with </w:t>
       </w:r>
       <w:r>
         <w:rPr>
@@ -2912,7 +2972,7 @@
           <w:szCs w:val="24"/>
           <w:lang w:eastAsia="en-US"/>
         </w:rPr>
-        <w:t>Docker</w:t>
+        <w:t>Jenkins</w:t>
       </w:r>
       <w:r>
         <w:rPr>
@@ -2923,6 +2983,7 @@
         </w:rPr>
         <w:t xml:space="preserve">, </w:t>
       </w:r>
+      <w:proofErr w:type="spellStart"/>
       <w:r>
         <w:rPr>
           <w:rFonts w:ascii="Times New Roman" w:eastAsia="Times New Roman" w:hAnsi="Times New Roman" w:cs="Times New Roman"/>
@@ -2932,16 +2993,48 @@
           <w:szCs w:val="24"/>
           <w:lang w:eastAsia="en-US"/>
         </w:rPr>
-        <w:t>Jenkins</w:t>
-      </w:r>
-      <w:r>
-        <w:rPr>
-          <w:rFonts w:ascii="Times New Roman" w:eastAsia="Times New Roman" w:hAnsi="Times New Roman" w:cs="Times New Roman"/>
-          <w:sz w:val="24"/>
-          <w:szCs w:val="24"/>
-          <w:lang w:eastAsia="en-US"/>
-        </w:rPr>
-        <w:t>, and environment-specific configuration, helping separate development, staging, and production release behavior.</w:t>
+        <w:t>GitLab</w:t>
+      </w:r>
+      <w:proofErr w:type="spellEnd"/>
+      <w:r>
+        <w:rPr>
+          <w:rFonts w:ascii="Times New Roman" w:eastAsia="Times New Roman" w:hAnsi="Times New Roman" w:cs="Times New Roman"/>
+          <w:b/>
+          <w:bCs/>
+          <w:sz w:val="24"/>
+          <w:szCs w:val="24"/>
+          <w:lang w:eastAsia="en-US"/>
+        </w:rPr>
+        <w:t xml:space="preserve"> CI</w:t>
+      </w:r>
+      <w:r>
+        <w:rPr>
+          <w:rFonts w:ascii="Times New Roman" w:eastAsia="Times New Roman" w:hAnsi="Times New Roman" w:cs="Times New Roman"/>
+          <w:sz w:val="24"/>
+          <w:szCs w:val="24"/>
+          <w:lang w:eastAsia="en-US"/>
+        </w:rPr>
+        <w:t xml:space="preserve">, and </w:t>
+      </w:r>
+      <w:r>
+        <w:rPr>
+          <w:rFonts w:ascii="Times New Roman" w:eastAsia="Times New Roman" w:hAnsi="Times New Roman" w:cs="Times New Roman"/>
+          <w:b/>
+          <w:bCs/>
+          <w:sz w:val="24"/>
+          <w:szCs w:val="24"/>
+          <w:lang w:eastAsia="en-US"/>
+        </w:rPr>
+        <w:t>Docker</w:t>
+      </w:r>
+      <w:r>
+        <w:rPr>
+          <w:rFonts w:ascii="Times New Roman" w:eastAsia="Times New Roman" w:hAnsi="Times New Roman" w:cs="Times New Roman"/>
+          <w:sz w:val="24"/>
+          <w:szCs w:val="24"/>
+          <w:lang w:eastAsia="en-US"/>
+        </w:rPr>
+        <w:t>, adding unit tests, dependency checks, versioned image builds, database migration gates, and staged deployment scripts for QA and production.</w:t>
       </w:r>
     </w:p>
     <w:p>
@@ -2970,7 +3063,7 @@
           <w:szCs w:val="24"/>
           <w:lang w:eastAsia="en-US"/>
         </w:rPr>
-        <w:t>Collaborated with product owners, QA engineers, and backend developers to translate vague business requests into maintainable user stories, testable acceptance criteria, and stable releases.</w:t>
+        <w:t>Collaborated with product owners, QA engineers, and designers to refine ambiguous requirements, document edge cases, estimate technical risk, and convert business workflows into testable acceptance criteria.</w:t>
       </w:r>
     </w:p>
     <w:p>
@@ -3102,7 +3195,7 @@
           <w:szCs w:val="24"/>
           <w:lang w:eastAsia="en-US"/>
         </w:rPr>
-        <w:t xml:space="preserve">Built commercial web applications using </w:t>
+        <w:t xml:space="preserve">Built full-stack web features with </w:t>
       </w:r>
       <w:r>
         <w:rPr>
@@ -3113,7 +3206,7 @@
           <w:szCs w:val="24"/>
           <w:lang w:eastAsia="en-US"/>
         </w:rPr>
-        <w:t>JavaScript</w:t>
+        <w:t>Vue.js</w:t>
       </w:r>
       <w:r>
         <w:rPr>
@@ -3124,7 +3217,6 @@
         </w:rPr>
         <w:t xml:space="preserve">, </w:t>
       </w:r>
-      <w:proofErr w:type="spellStart"/>
       <w:r>
         <w:rPr>
           <w:rFonts w:ascii="Times New Roman" w:eastAsia="Times New Roman" w:hAnsi="Times New Roman" w:cs="Times New Roman"/>
@@ -3134,9 +3226,17 @@
           <w:szCs w:val="24"/>
           <w:lang w:eastAsia="en-US"/>
         </w:rPr>
-        <w:t>Vue</w:t>
-      </w:r>
-      <w:proofErr w:type="spellEnd"/>
+        <w:t>Node.js</w:t>
+      </w:r>
+      <w:r>
+        <w:rPr>
+          <w:rFonts w:ascii="Times New Roman" w:eastAsia="Times New Roman" w:hAnsi="Times New Roman" w:cs="Times New Roman"/>
+          <w:sz w:val="24"/>
+          <w:szCs w:val="24"/>
+          <w:lang w:eastAsia="en-US"/>
+        </w:rPr>
+        <w:t xml:space="preserve">, </w:t>
+      </w:r>
       <w:r>
         <w:rPr>
           <w:rFonts w:ascii="Times New Roman" w:eastAsia="Times New Roman" w:hAnsi="Times New Roman" w:cs="Times New Roman"/>
@@ -3146,7 +3246,7 @@
           <w:szCs w:val="24"/>
           <w:lang w:eastAsia="en-US"/>
         </w:rPr>
-        <w:t xml:space="preserve"> 2.x</w:t>
+        <w:t>Express.js</w:t>
       </w:r>
       <w:r>
         <w:rPr>
@@ -3166,7 +3266,7 @@
           <w:szCs w:val="24"/>
           <w:lang w:eastAsia="en-US"/>
         </w:rPr>
-        <w:t>Node.js 6.x/8.x</w:t>
+        <w:t>MySQL</w:t>
       </w:r>
       <w:r>
         <w:rPr>
@@ -3186,17 +3286,18 @@
           <w:szCs w:val="24"/>
           <w:lang w:eastAsia="en-US"/>
         </w:rPr>
-        <w:t>Express 4</w:t>
-      </w:r>
-      <w:r>
-        <w:rPr>
-          <w:rFonts w:ascii="Times New Roman" w:eastAsia="Times New Roman" w:hAnsi="Times New Roman" w:cs="Times New Roman"/>
-          <w:sz w:val="24"/>
-          <w:szCs w:val="24"/>
-          <w:lang w:eastAsia="en-US"/>
-        </w:rPr>
-        <w:t xml:space="preserve">, </w:t>
-      </w:r>
+        <w:t>MongoDB</w:t>
+      </w:r>
+      <w:r>
+        <w:rPr>
+          <w:rFonts w:ascii="Times New Roman" w:eastAsia="Times New Roman" w:hAnsi="Times New Roman" w:cs="Times New Roman"/>
+          <w:sz w:val="24"/>
+          <w:szCs w:val="24"/>
+          <w:lang w:eastAsia="en-US"/>
+        </w:rPr>
+        <w:t xml:space="preserve">, and </w:t>
+      </w:r>
+      <w:proofErr w:type="spellStart"/>
       <w:r>
         <w:rPr>
           <w:rFonts w:ascii="Times New Roman" w:eastAsia="Times New Roman" w:hAnsi="Times New Roman" w:cs="Times New Roman"/>
@@ -3206,36 +3307,17 @@
           <w:szCs w:val="24"/>
           <w:lang w:eastAsia="en-US"/>
         </w:rPr>
-        <w:t>MySQL</w:t>
-      </w:r>
-      <w:r>
-        <w:rPr>
-          <w:rFonts w:ascii="Times New Roman" w:eastAsia="Times New Roman" w:hAnsi="Times New Roman" w:cs="Times New Roman"/>
-          <w:sz w:val="24"/>
-          <w:szCs w:val="24"/>
-          <w:lang w:eastAsia="en-US"/>
-        </w:rPr>
-        <w:t xml:space="preserve">, and </w:t>
-      </w:r>
-      <w:r>
-        <w:rPr>
-          <w:rFonts w:ascii="Times New Roman" w:eastAsia="Times New Roman" w:hAnsi="Times New Roman" w:cs="Times New Roman"/>
-          <w:b/>
-          <w:bCs/>
-          <w:sz w:val="24"/>
-          <w:szCs w:val="24"/>
-          <w:lang w:eastAsia="en-US"/>
-        </w:rPr>
-        <w:t>REST APIs</w:t>
-      </w:r>
-      <w:r>
-        <w:rPr>
-          <w:rFonts w:ascii="Times New Roman" w:eastAsia="Times New Roman" w:hAnsi="Times New Roman" w:cs="Times New Roman"/>
-          <w:sz w:val="24"/>
-          <w:szCs w:val="24"/>
-          <w:lang w:eastAsia="en-US"/>
-        </w:rPr>
-        <w:t xml:space="preserve"> as the company moved from server-rendered pages to richer front-end workflows.</w:t>
+        <w:t>Redis</w:t>
+      </w:r>
+      <w:proofErr w:type="spellEnd"/>
+      <w:r>
+        <w:rPr>
+          <w:rFonts w:ascii="Times New Roman" w:eastAsia="Times New Roman" w:hAnsi="Times New Roman" w:cs="Times New Roman"/>
+          <w:sz w:val="24"/>
+          <w:szCs w:val="24"/>
+          <w:lang w:eastAsia="en-US"/>
+        </w:rPr>
+        <w:t xml:space="preserve"> for e-commerce, booking, inventory, and business administration applications used by small and mid-sized clients.</w:t>
       </w:r>
     </w:p>
     <w:p>
@@ -3272,23 +3354,21 @@
           <w:szCs w:val="24"/>
           <w:lang w:eastAsia="en-US"/>
         </w:rPr>
-        <w:t>34%</w:t>
-      </w:r>
-      <w:r>
-        <w:rPr>
-          <w:rFonts w:ascii="Times New Roman" w:eastAsia="Times New Roman" w:hAnsi="Times New Roman" w:cs="Times New Roman"/>
-          <w:sz w:val="24"/>
-          <w:szCs w:val="24"/>
-          <w:lang w:eastAsia="en-US"/>
-        </w:rPr>
-        <w:t xml:space="preserve"> by replacing duplicated jQuery behaviors with reusable </w:t>
+        <w:t>37%</w:t>
+      </w:r>
+      <w:r>
+        <w:rPr>
+          <w:rFonts w:ascii="Times New Roman" w:eastAsia="Times New Roman" w:hAnsi="Times New Roman" w:cs="Times New Roman"/>
+          <w:sz w:val="24"/>
+          <w:szCs w:val="24"/>
+          <w:lang w:eastAsia="en-US"/>
+        </w:rPr>
+        <w:t xml:space="preserve"> by replacing heavy jQuery interactions with </w:t>
       </w:r>
       <w:proofErr w:type="spellStart"/>
       <w:r>
         <w:rPr>
           <w:rFonts w:ascii="Times New Roman" w:eastAsia="Times New Roman" w:hAnsi="Times New Roman" w:cs="Times New Roman"/>
-          <w:b/>
-          <w:bCs/>
           <w:sz w:val="24"/>
           <w:szCs w:val="24"/>
           <w:lang w:eastAsia="en-US"/>
@@ -3299,22 +3379,11 @@
       <w:r>
         <w:rPr>
           <w:rFonts w:ascii="Times New Roman" w:eastAsia="Times New Roman" w:hAnsi="Times New Roman" w:cs="Times New Roman"/>
-          <w:b/>
-          <w:bCs/>
-          <w:sz w:val="24"/>
-          <w:szCs w:val="24"/>
-          <w:lang w:eastAsia="en-US"/>
-        </w:rPr>
-        <w:t xml:space="preserve"> 2.x</w:t>
-      </w:r>
-      <w:r>
-        <w:rPr>
-          <w:rFonts w:ascii="Times New Roman" w:eastAsia="Times New Roman" w:hAnsi="Times New Roman" w:cs="Times New Roman"/>
-          <w:sz w:val="24"/>
-          <w:szCs w:val="24"/>
-          <w:lang w:eastAsia="en-US"/>
-        </w:rPr>
-        <w:t xml:space="preserve"> components, compressing assets, and reducing unnecessary database-backed requests.</w:t>
+          <w:sz w:val="24"/>
+          <w:szCs w:val="24"/>
+          <w:lang w:eastAsia="en-US"/>
+        </w:rPr>
+        <w:t xml:space="preserve"> components, compressing static assets, reducing API payload size, lazy-loading routes, and applying browser caching rules.</w:t>
       </w:r>
     </w:p>
     <w:p>
@@ -3340,47 +3409,7 @@
           <w:szCs w:val="24"/>
           <w:lang w:eastAsia="en-US"/>
         </w:rPr>
-        <w:t xml:space="preserve">Developed backend endpoints for catalog, order, user-profile, and notification workflows with </w:t>
-      </w:r>
-      <w:r>
-        <w:rPr>
-          <w:rFonts w:ascii="Times New Roman" w:eastAsia="Times New Roman" w:hAnsi="Times New Roman" w:cs="Times New Roman"/>
-          <w:b/>
-          <w:bCs/>
-          <w:sz w:val="24"/>
-          <w:szCs w:val="24"/>
-          <w:lang w:eastAsia="en-US"/>
-        </w:rPr>
-        <w:t>Node.js</w:t>
-      </w:r>
-      <w:r>
-        <w:rPr>
-          <w:rFonts w:ascii="Times New Roman" w:eastAsia="Times New Roman" w:hAnsi="Times New Roman" w:cs="Times New Roman"/>
-          <w:sz w:val="24"/>
-          <w:szCs w:val="24"/>
-          <w:lang w:eastAsia="en-US"/>
-        </w:rPr>
-        <w:t xml:space="preserve"> and </w:t>
-      </w:r>
-      <w:r>
-        <w:rPr>
-          <w:rFonts w:ascii="Times New Roman" w:eastAsia="Times New Roman" w:hAnsi="Times New Roman" w:cs="Times New Roman"/>
-          <w:b/>
-          <w:bCs/>
-          <w:sz w:val="24"/>
-          <w:szCs w:val="24"/>
-          <w:lang w:eastAsia="en-US"/>
-        </w:rPr>
-        <w:t>Express</w:t>
-      </w:r>
-      <w:r>
-        <w:rPr>
-          <w:rFonts w:ascii="Times New Roman" w:eastAsia="Times New Roman" w:hAnsi="Times New Roman" w:cs="Times New Roman"/>
-          <w:sz w:val="24"/>
-          <w:szCs w:val="24"/>
-          <w:lang w:eastAsia="en-US"/>
-        </w:rPr>
-        <w:t>, keeping API behavior predictable for front-end and mobile consumers.</w:t>
+        <w:t>Developed REST APIs for inventory, appointments, pricing, reporting, and customer management, separating routing, business rules, and persistence through service-layer patterns that simplified maintenance.</w:t>
       </w:r>
     </w:p>
     <w:p>
@@ -3406,28 +3435,7 @@
           <w:szCs w:val="24"/>
           <w:lang w:eastAsia="en-US"/>
         </w:rPr>
-        <w:lastRenderedPageBreak/>
-        <w:t xml:space="preserve">Resolved order-status mismatch bugs caused by inconsistent </w:t>
-      </w:r>
-      <w:proofErr w:type="spellStart"/>
-      <w:r>
-        <w:rPr>
-          <w:rFonts w:ascii="Times New Roman" w:eastAsia="Times New Roman" w:hAnsi="Times New Roman" w:cs="Times New Roman"/>
-          <w:sz w:val="24"/>
-          <w:szCs w:val="24"/>
-          <w:lang w:eastAsia="en-US"/>
-        </w:rPr>
-        <w:t>timezone</w:t>
-      </w:r>
-      <w:proofErr w:type="spellEnd"/>
-      <w:r>
-        <w:rPr>
-          <w:rFonts w:ascii="Times New Roman" w:eastAsia="Times New Roman" w:hAnsi="Times New Roman" w:cs="Times New Roman"/>
-          <w:sz w:val="24"/>
-          <w:szCs w:val="24"/>
-          <w:lang w:eastAsia="en-US"/>
-        </w:rPr>
-        <w:t xml:space="preserve"> conversion, partial payment callbacks, and missing transaction rollback handling in service-layer code.</w:t>
+        <w:t>Resolved production defects involving duplicate form submissions, stale inventory quantities, and inconsistent user sessions by adding request guards, transactional writes, cache invalidation rules, and clearer recovery paths.</w:t>
       </w:r>
     </w:p>
     <w:p>
@@ -3453,7 +3461,7 @@
           <w:szCs w:val="24"/>
           <w:lang w:eastAsia="en-US"/>
         </w:rPr>
-        <w:t>Introduced structured logging, request validation, and integration test coverage around high-risk checkout and account workflows, improving defect visibility before production releases.</w:t>
+        <w:t>Refactored callback-heavy Node.js modules toward Promise-based and asynchronous workflows, centralizing error handling and preventing several silent failures that previously left background jobs in incomplete states.</w:t>
       </w:r>
     </w:p>
     <w:p>
@@ -3479,19 +3487,17 @@
           <w:szCs w:val="24"/>
           <w:lang w:eastAsia="en-US"/>
         </w:rPr>
-        <w:t xml:space="preserve">Migrated legacy build scripts and manually copied assets toward </w:t>
+        <w:t xml:space="preserve">Created reusable </w:t>
       </w:r>
       <w:proofErr w:type="spellStart"/>
       <w:r>
         <w:rPr>
           <w:rFonts w:ascii="Times New Roman" w:eastAsia="Times New Roman" w:hAnsi="Times New Roman" w:cs="Times New Roman"/>
-          <w:b/>
-          <w:bCs/>
-          <w:sz w:val="24"/>
-          <w:szCs w:val="24"/>
-          <w:lang w:eastAsia="en-US"/>
-        </w:rPr>
-        <w:t>Webpack</w:t>
+          <w:sz w:val="24"/>
+          <w:szCs w:val="24"/>
+          <w:lang w:eastAsia="en-US"/>
+        </w:rPr>
+        <w:t>Vue</w:t>
       </w:r>
       <w:proofErr w:type="spellEnd"/>
       <w:r>
@@ -3501,7 +3507,7 @@
           <w:szCs w:val="24"/>
           <w:lang w:eastAsia="en-US"/>
         </w:rPr>
-        <w:t>-based packaging, making front-end releases more repeatable and less dependent on individual developer machines.</w:t>
+        <w:t xml:space="preserve"> forms, modal workflows, filters, and dashboard widgets with shared validation behavior, helping the team deliver similar administrative features without repeatedly rebuilding common UI logic.</w:t>
       </w:r>
     </w:p>
     <w:p>
@@ -3527,27 +3533,47 @@
           <w:szCs w:val="24"/>
           <w:lang w:eastAsia="en-US"/>
         </w:rPr>
-        <w:t xml:space="preserve">Implemented new admin features for search, filtering, CSV export, and role-based access, giving business </w:t>
-      </w:r>
-      <w:proofErr w:type="gramStart"/>
-      <w:r>
-        <w:rPr>
-          <w:rFonts w:ascii="Times New Roman" w:eastAsia="Times New Roman" w:hAnsi="Times New Roman" w:cs="Times New Roman"/>
-          <w:sz w:val="24"/>
-          <w:szCs w:val="24"/>
-          <w:lang w:eastAsia="en-US"/>
-        </w:rPr>
-        <w:t>teams</w:t>
-      </w:r>
-      <w:proofErr w:type="gramEnd"/>
-      <w:r>
-        <w:rPr>
-          <w:rFonts w:ascii="Times New Roman" w:eastAsia="Times New Roman" w:hAnsi="Times New Roman" w:cs="Times New Roman"/>
-          <w:sz w:val="24"/>
-          <w:szCs w:val="24"/>
-          <w:lang w:eastAsia="en-US"/>
-        </w:rPr>
-        <w:t xml:space="preserve"> faster access to operational data without direct database requests.</w:t>
+        <w:t xml:space="preserve">Added </w:t>
+      </w:r>
+      <w:r>
+        <w:rPr>
+          <w:rFonts w:ascii="Times New Roman" w:eastAsia="Times New Roman" w:hAnsi="Times New Roman" w:cs="Times New Roman"/>
+          <w:b/>
+          <w:bCs/>
+          <w:sz w:val="24"/>
+          <w:szCs w:val="24"/>
+          <w:lang w:eastAsia="en-US"/>
+        </w:rPr>
+        <w:t>Jest</w:t>
+      </w:r>
+      <w:r>
+        <w:rPr>
+          <w:rFonts w:ascii="Times New Roman" w:eastAsia="Times New Roman" w:hAnsi="Times New Roman" w:cs="Times New Roman"/>
+          <w:sz w:val="24"/>
+          <w:szCs w:val="24"/>
+          <w:lang w:eastAsia="en-US"/>
+        </w:rPr>
+        <w:t xml:space="preserve">, </w:t>
+      </w:r>
+      <w:r>
+        <w:rPr>
+          <w:rFonts w:ascii="Times New Roman" w:eastAsia="Times New Roman" w:hAnsi="Times New Roman" w:cs="Times New Roman"/>
+          <w:b/>
+          <w:bCs/>
+          <w:sz w:val="24"/>
+          <w:szCs w:val="24"/>
+          <w:lang w:eastAsia="en-US"/>
+        </w:rPr>
+        <w:t>Mocha</w:t>
+      </w:r>
+      <w:r>
+        <w:rPr>
+          <w:rFonts w:ascii="Times New Roman" w:eastAsia="Times New Roman" w:hAnsi="Times New Roman" w:cs="Times New Roman"/>
+          <w:sz w:val="24"/>
+          <w:szCs w:val="24"/>
+          <w:lang w:eastAsia="en-US"/>
+        </w:rPr>
+        <w:t>, and API integration tests around pricing calculations, authentication middleware, booking rules, and critical endpoints, improving regression detection before customer releases.</w:t>
       </w:r>
     </w:p>
     <w:p>
@@ -3573,69 +3599,7 @@
           <w:szCs w:val="24"/>
           <w:lang w:eastAsia="en-US"/>
         </w:rPr>
-        <w:t xml:space="preserve">Worked flexibly across </w:t>
-      </w:r>
-      <w:proofErr w:type="spellStart"/>
-      <w:r>
-        <w:rPr>
-          <w:rFonts w:ascii="Times New Roman" w:eastAsia="Times New Roman" w:hAnsi="Times New Roman" w:cs="Times New Roman"/>
-          <w:b/>
-          <w:bCs/>
-          <w:sz w:val="24"/>
-          <w:szCs w:val="24"/>
-          <w:lang w:eastAsia="en-US"/>
-        </w:rPr>
-        <w:t>Vue</w:t>
-      </w:r>
-      <w:proofErr w:type="spellEnd"/>
-      <w:r>
-        <w:rPr>
-          <w:rFonts w:ascii="Times New Roman" w:eastAsia="Times New Roman" w:hAnsi="Times New Roman" w:cs="Times New Roman"/>
-          <w:sz w:val="24"/>
-          <w:szCs w:val="24"/>
-          <w:lang w:eastAsia="en-US"/>
-        </w:rPr>
-        <w:t xml:space="preserve">, plain </w:t>
-      </w:r>
-      <w:r>
-        <w:rPr>
-          <w:rFonts w:ascii="Times New Roman" w:eastAsia="Times New Roman" w:hAnsi="Times New Roman" w:cs="Times New Roman"/>
-          <w:b/>
-          <w:bCs/>
-          <w:sz w:val="24"/>
-          <w:szCs w:val="24"/>
-          <w:lang w:eastAsia="en-US"/>
-        </w:rPr>
-        <w:t>JavaScript</w:t>
-      </w:r>
-      <w:r>
-        <w:rPr>
-          <w:rFonts w:ascii="Times New Roman" w:eastAsia="Times New Roman" w:hAnsi="Times New Roman" w:cs="Times New Roman"/>
-          <w:sz w:val="24"/>
-          <w:szCs w:val="24"/>
-          <w:lang w:eastAsia="en-US"/>
-        </w:rPr>
-        <w:t xml:space="preserve">, </w:t>
-      </w:r>
-      <w:r>
-        <w:rPr>
-          <w:rFonts w:ascii="Times New Roman" w:eastAsia="Times New Roman" w:hAnsi="Times New Roman" w:cs="Times New Roman"/>
-          <w:b/>
-          <w:bCs/>
-          <w:sz w:val="24"/>
-          <w:szCs w:val="24"/>
-          <w:lang w:eastAsia="en-US"/>
-        </w:rPr>
-        <w:t>Node.js</w:t>
-      </w:r>
-      <w:r>
-        <w:rPr>
-          <w:rFonts w:ascii="Times New Roman" w:eastAsia="Times New Roman" w:hAnsi="Times New Roman" w:cs="Times New Roman"/>
-          <w:sz w:val="24"/>
-          <w:szCs w:val="24"/>
-          <w:lang w:eastAsia="en-US"/>
-        </w:rPr>
-        <w:t>, SQL, HTML, CSS, and QA support, helping small teams deliver reliable features with limited specialization.</w:t>
+        <w:t>Worked with senior engineers on slow-query analysis, database indexing, Linux deployment scripts, log review, and code quality checks, building strong production discipline across front-end and backend delivery.</w:t>
       </w:r>
     </w:p>
     <w:p>
@@ -3784,27 +3748,7 @@
           <w:szCs w:val="24"/>
           <w:lang w:eastAsia="en-US"/>
         </w:rPr>
-        <w:t xml:space="preserve">Contributed to </w:t>
-      </w:r>
-      <w:proofErr w:type="spellStart"/>
-      <w:r>
-        <w:rPr>
-          <w:rFonts w:ascii="Times New Roman" w:eastAsia="Times New Roman" w:hAnsi="Times New Roman" w:cs="Times New Roman"/>
-          <w:sz w:val="24"/>
-          <w:szCs w:val="24"/>
-          <w:lang w:eastAsia="en-US"/>
-        </w:rPr>
-        <w:t>eCommerce</w:t>
-      </w:r>
-      <w:proofErr w:type="spellEnd"/>
-      <w:r>
-        <w:rPr>
-          <w:rFonts w:ascii="Times New Roman" w:eastAsia="Times New Roman" w:hAnsi="Times New Roman" w:cs="Times New Roman"/>
-          <w:sz w:val="24"/>
-          <w:szCs w:val="24"/>
-          <w:lang w:eastAsia="en-US"/>
-        </w:rPr>
-        <w:t xml:space="preserve"> and marketing websites using </w:t>
+        <w:t xml:space="preserve">Delivered JavaScript and </w:t>
       </w:r>
       <w:r>
         <w:rPr>
@@ -3815,116 +3759,16 @@
           <w:szCs w:val="24"/>
           <w:lang w:eastAsia="en-US"/>
         </w:rPr>
-        <w:t>JavaScript</w:t>
-      </w:r>
-      <w:r>
-        <w:rPr>
-          <w:rFonts w:ascii="Times New Roman" w:eastAsia="Times New Roman" w:hAnsi="Times New Roman" w:cs="Times New Roman"/>
-          <w:sz w:val="24"/>
-          <w:szCs w:val="24"/>
-          <w:lang w:eastAsia="en-US"/>
-        </w:rPr>
-        <w:t xml:space="preserve">, </w:t>
-      </w:r>
-      <w:r>
-        <w:rPr>
-          <w:rFonts w:ascii="Times New Roman" w:eastAsia="Times New Roman" w:hAnsi="Times New Roman" w:cs="Times New Roman"/>
-          <w:b/>
-          <w:bCs/>
-          <w:sz w:val="24"/>
-          <w:szCs w:val="24"/>
-          <w:lang w:eastAsia="en-US"/>
-        </w:rPr>
-        <w:t>Node.js 0.12</w:t>
-      </w:r>
-      <w:r>
-        <w:rPr>
-          <w:rFonts w:ascii="Times New Roman" w:eastAsia="Times New Roman" w:hAnsi="Times New Roman" w:cs="Times New Roman"/>
-          <w:sz w:val="24"/>
-          <w:szCs w:val="24"/>
-          <w:lang w:eastAsia="en-US"/>
-        </w:rPr>
-        <w:t xml:space="preserve">, </w:t>
-      </w:r>
-      <w:r>
-        <w:rPr>
-          <w:rFonts w:ascii="Times New Roman" w:eastAsia="Times New Roman" w:hAnsi="Times New Roman" w:cs="Times New Roman"/>
-          <w:b/>
-          <w:bCs/>
-          <w:sz w:val="24"/>
-          <w:szCs w:val="24"/>
-          <w:lang w:eastAsia="en-US"/>
-        </w:rPr>
-        <w:t>Express 4</w:t>
-      </w:r>
-      <w:r>
-        <w:rPr>
-          <w:rFonts w:ascii="Times New Roman" w:eastAsia="Times New Roman" w:hAnsi="Times New Roman" w:cs="Times New Roman"/>
-          <w:sz w:val="24"/>
-          <w:szCs w:val="24"/>
-          <w:lang w:eastAsia="en-US"/>
-        </w:rPr>
-        <w:t xml:space="preserve">, </w:t>
-      </w:r>
-      <w:r>
-        <w:rPr>
-          <w:rFonts w:ascii="Times New Roman" w:eastAsia="Times New Roman" w:hAnsi="Times New Roman" w:cs="Times New Roman"/>
-          <w:b/>
-          <w:bCs/>
-          <w:sz w:val="24"/>
-          <w:szCs w:val="24"/>
-          <w:lang w:eastAsia="en-US"/>
-        </w:rPr>
-        <w:t>HTML5</w:t>
-      </w:r>
-      <w:r>
-        <w:rPr>
-          <w:rFonts w:ascii="Times New Roman" w:eastAsia="Times New Roman" w:hAnsi="Times New Roman" w:cs="Times New Roman"/>
-          <w:sz w:val="24"/>
-          <w:szCs w:val="24"/>
-          <w:lang w:eastAsia="en-US"/>
-        </w:rPr>
-        <w:t xml:space="preserve">, </w:t>
-      </w:r>
-      <w:r>
-        <w:rPr>
-          <w:rFonts w:ascii="Times New Roman" w:eastAsia="Times New Roman" w:hAnsi="Times New Roman" w:cs="Times New Roman"/>
-          <w:b/>
-          <w:bCs/>
-          <w:sz w:val="24"/>
-          <w:szCs w:val="24"/>
-          <w:lang w:eastAsia="en-US"/>
-        </w:rPr>
-        <w:t>CSS3</w:t>
-      </w:r>
-      <w:r>
-        <w:rPr>
-          <w:rFonts w:ascii="Times New Roman" w:eastAsia="Times New Roman" w:hAnsi="Times New Roman" w:cs="Times New Roman"/>
-          <w:sz w:val="24"/>
-          <w:szCs w:val="24"/>
-          <w:lang w:eastAsia="en-US"/>
-        </w:rPr>
-        <w:t xml:space="preserve">, and </w:t>
-      </w:r>
-      <w:r>
-        <w:rPr>
-          <w:rFonts w:ascii="Times New Roman" w:eastAsia="Times New Roman" w:hAnsi="Times New Roman" w:cs="Times New Roman"/>
-          <w:b/>
-          <w:bCs/>
-          <w:sz w:val="24"/>
-          <w:szCs w:val="24"/>
-          <w:lang w:eastAsia="en-US"/>
-        </w:rPr>
-        <w:t>MySQL</w:t>
-      </w:r>
-      <w:r>
-        <w:rPr>
-          <w:rFonts w:ascii="Times New Roman" w:eastAsia="Times New Roman" w:hAnsi="Times New Roman" w:cs="Times New Roman"/>
-          <w:sz w:val="24"/>
-          <w:szCs w:val="24"/>
-          <w:lang w:eastAsia="en-US"/>
-        </w:rPr>
-        <w:t>, focusing on practical features and stable client delivery.</w:t>
+        <w:t>Node.js</w:t>
+      </w:r>
+      <w:r>
+        <w:rPr>
+          <w:rFonts w:ascii="Times New Roman" w:eastAsia="Times New Roman" w:hAnsi="Times New Roman" w:cs="Times New Roman"/>
+          <w:sz w:val="24"/>
+          <w:szCs w:val="24"/>
+          <w:lang w:eastAsia="en-US"/>
+        </w:rPr>
+        <w:t xml:space="preserve"> features for content-driven business websites, supporting reusable page templates, administrative workflows, and REST-style data access for multiple client projects.</w:t>
       </w:r>
     </w:p>
     <w:p>
@@ -3950,7 +3794,7 @@
           <w:szCs w:val="24"/>
           <w:lang w:eastAsia="en-US"/>
         </w:rPr>
-        <w:t>Built early backend utilities for contact forms, content updates, email notifications, and lightweight admin tools, giving nontechnical users faster control over daily website operations.</w:t>
+        <w:t>Maintained legacy front-end screens built with HTML, CSS, jQuery, and early MVVM patterns while documenting component boundaries that later made migration to modern frameworks less disruptive.</w:t>
       </w:r>
     </w:p>
     <w:p>
@@ -3976,7 +3820,27 @@
           <w:szCs w:val="24"/>
           <w:lang w:eastAsia="en-US"/>
         </w:rPr>
-        <w:t>Improved form reliability by adding server-side validation, clearer error messages, retry-safe email handling, and better logging for failed submissions and malformed requests.</w:t>
+        <w:t xml:space="preserve">Built small </w:t>
+      </w:r>
+      <w:r>
+        <w:rPr>
+          <w:rFonts w:ascii="Times New Roman" w:eastAsia="Times New Roman" w:hAnsi="Times New Roman" w:cs="Times New Roman"/>
+          <w:b/>
+          <w:bCs/>
+          <w:sz w:val="24"/>
+          <w:szCs w:val="24"/>
+          <w:lang w:eastAsia="en-US"/>
+        </w:rPr>
+        <w:t>Express.js</w:t>
+      </w:r>
+      <w:r>
+        <w:rPr>
+          <w:rFonts w:ascii="Times New Roman" w:eastAsia="Times New Roman" w:hAnsi="Times New Roman" w:cs="Times New Roman"/>
+          <w:sz w:val="24"/>
+          <w:szCs w:val="24"/>
+          <w:lang w:eastAsia="en-US"/>
+        </w:rPr>
+        <w:t xml:space="preserve"> services for form submissions, notification routing, file metadata, and content APIs, separating browser behavior from server-side validation and persistence concerns.</w:t>
       </w:r>
     </w:p>
     <w:p>
@@ -4002,7 +3866,27 @@
           <w:szCs w:val="24"/>
           <w:lang w:eastAsia="en-US"/>
         </w:rPr>
-        <w:t>Supported migration of static pages into reusable templates and partials, reducing duplicated markup and making small content updates safer for client-facing sites.</w:t>
+        <w:t xml:space="preserve">Fixed production </w:t>
+      </w:r>
+      <w:proofErr w:type="gramStart"/>
+      <w:r>
+        <w:rPr>
+          <w:rFonts w:ascii="Times New Roman" w:eastAsia="Times New Roman" w:hAnsi="Times New Roman" w:cs="Times New Roman"/>
+          <w:sz w:val="24"/>
+          <w:szCs w:val="24"/>
+          <w:lang w:eastAsia="en-US"/>
+        </w:rPr>
+        <w:t>defects involving broken validation, malformed uploads</w:t>
+      </w:r>
+      <w:proofErr w:type="gramEnd"/>
+      <w:r>
+        <w:rPr>
+          <w:rFonts w:ascii="Times New Roman" w:eastAsia="Times New Roman" w:hAnsi="Times New Roman" w:cs="Times New Roman"/>
+          <w:sz w:val="24"/>
+          <w:szCs w:val="24"/>
+          <w:lang w:eastAsia="en-US"/>
+        </w:rPr>
+        <w:t>, missing confirmation messages, and inconsistent browser behavior by strengthening server checks and standardizing client-side error handling.</w:t>
       </w:r>
     </w:p>
     <w:p>
@@ -4028,7 +3912,7 @@
           <w:szCs w:val="24"/>
           <w:lang w:eastAsia="en-US"/>
         </w:rPr>
-        <w:t>Investigated browser-specific layout bugs, broken image paths, and inconsistent script loading, then applied fixes that improved user experience across older desktop browsers.</w:t>
+        <w:t>Supported MySQL and MongoDB applications by writing safer update queries, creating data-cleanup scripts, validating indexes, and reviewing backup steps before client-facing releases.</w:t>
       </w:r>
     </w:p>
     <w:p>
@@ -4054,7 +3938,7 @@
           <w:szCs w:val="24"/>
           <w:lang w:eastAsia="en-US"/>
         </w:rPr>
-        <w:t>Worked with designers and project managers to convert visual requirements into responsive pages, reusable UI fragments, and maintainable front-end behavior.</w:t>
+        <w:t>Participated in deployment preparation, cross-browser testing, and regression verification, catching configuration and asset-path problems before they reached production environments.</w:t>
       </w:r>
     </w:p>
     <w:p>
@@ -4083,29 +3967,8 @@
           <w:szCs w:val="24"/>
           <w:lang w:eastAsia="en-US"/>
         </w:rPr>
-        <w:t xml:space="preserve">Maintained version-controlled delivery practices with </w:t>
-      </w:r>
-      <w:proofErr w:type="spellStart"/>
-      <w:r>
-        <w:rPr>
-          <w:rFonts w:ascii="Times New Roman" w:eastAsia="Times New Roman" w:hAnsi="Times New Roman" w:cs="Times New Roman"/>
-          <w:b/>
-          <w:bCs/>
-          <w:sz w:val="24"/>
-          <w:szCs w:val="24"/>
-          <w:lang w:eastAsia="en-US"/>
-        </w:rPr>
-        <w:t>Git</w:t>
-      </w:r>
-      <w:proofErr w:type="spellEnd"/>
-      <w:r>
-        <w:rPr>
-          <w:rFonts w:ascii="Times New Roman" w:eastAsia="Times New Roman" w:hAnsi="Times New Roman" w:cs="Times New Roman"/>
-          <w:sz w:val="24"/>
-          <w:szCs w:val="24"/>
-          <w:lang w:eastAsia="en-US"/>
-        </w:rPr>
-        <w:t>, code reviews, and deployment checklists, helping the team reduce accidental overwrites during frequent client updates.</w:t>
+        <w:lastRenderedPageBreak/>
+        <w:t>Collaborated with designers and project managers to translate business requirements into responsive pages, maintainable JavaScript modules, administrative tools, and clearly scoped delivery tasks.</w:t>
       </w:r>
     </w:p>
     <w:p>
@@ -4248,7 +4111,7 @@
           <w:szCs w:val="24"/>
           <w:lang w:eastAsia="en-US"/>
         </w:rPr>
-        <w:t xml:space="preserve">Supported senior developers on internal web applications using </w:t>
+        <w:t xml:space="preserve">Assisted senior developers with </w:t>
       </w:r>
       <w:r>
         <w:rPr>
@@ -4279,7 +4142,7 @@
           <w:szCs w:val="24"/>
           <w:lang w:eastAsia="en-US"/>
         </w:rPr>
-        <w:t>jQuery</w:t>
+        <w:t>Node.js</w:t>
       </w:r>
       <w:r>
         <w:rPr>
@@ -4299,76 +4162,16 @@
           <w:szCs w:val="24"/>
           <w:lang w:eastAsia="en-US"/>
         </w:rPr>
-        <w:t>Node.js 0.10</w:t>
-      </w:r>
-      <w:r>
-        <w:rPr>
-          <w:rFonts w:ascii="Times New Roman" w:eastAsia="Times New Roman" w:hAnsi="Times New Roman" w:cs="Times New Roman"/>
-          <w:sz w:val="24"/>
-          <w:szCs w:val="24"/>
-          <w:lang w:eastAsia="en-US"/>
-        </w:rPr>
-        <w:t xml:space="preserve">, </w:t>
-      </w:r>
-      <w:r>
-        <w:rPr>
-          <w:rFonts w:ascii="Times New Roman" w:eastAsia="Times New Roman" w:hAnsi="Times New Roman" w:cs="Times New Roman"/>
-          <w:b/>
-          <w:bCs/>
-          <w:sz w:val="24"/>
-          <w:szCs w:val="24"/>
-          <w:lang w:eastAsia="en-US"/>
-        </w:rPr>
-        <w:t>Express 3</w:t>
-      </w:r>
-      <w:r>
-        <w:rPr>
-          <w:rFonts w:ascii="Times New Roman" w:eastAsia="Times New Roman" w:hAnsi="Times New Roman" w:cs="Times New Roman"/>
-          <w:sz w:val="24"/>
-          <w:szCs w:val="24"/>
-          <w:lang w:eastAsia="en-US"/>
-        </w:rPr>
-        <w:t xml:space="preserve">, </w:t>
-      </w:r>
-      <w:r>
-        <w:rPr>
-          <w:rFonts w:ascii="Times New Roman" w:eastAsia="Times New Roman" w:hAnsi="Times New Roman" w:cs="Times New Roman"/>
-          <w:b/>
-          <w:bCs/>
-          <w:sz w:val="24"/>
-          <w:szCs w:val="24"/>
-          <w:lang w:eastAsia="en-US"/>
-        </w:rPr>
-        <w:t>HTML</w:t>
-      </w:r>
-      <w:r>
-        <w:rPr>
-          <w:rFonts w:ascii="Times New Roman" w:eastAsia="Times New Roman" w:hAnsi="Times New Roman" w:cs="Times New Roman"/>
-          <w:sz w:val="24"/>
-          <w:szCs w:val="24"/>
-          <w:lang w:eastAsia="en-US"/>
-        </w:rPr>
-        <w:t xml:space="preserve">, </w:t>
-      </w:r>
-      <w:r>
-        <w:rPr>
-          <w:rFonts w:ascii="Times New Roman" w:eastAsia="Times New Roman" w:hAnsi="Times New Roman" w:cs="Times New Roman"/>
-          <w:b/>
-          <w:bCs/>
-          <w:sz w:val="24"/>
-          <w:szCs w:val="24"/>
-          <w:lang w:eastAsia="en-US"/>
-        </w:rPr>
-        <w:t>CSS</w:t>
-      </w:r>
-      <w:r>
-        <w:rPr>
-          <w:rFonts w:ascii="Times New Roman" w:eastAsia="Times New Roman" w:hAnsi="Times New Roman" w:cs="Times New Roman"/>
-          <w:sz w:val="24"/>
-          <w:szCs w:val="24"/>
-          <w:lang w:eastAsia="en-US"/>
-        </w:rPr>
-        <w:t>, and basic relational database queries.</w:t>
+        <w:t>Express.js</w:t>
+      </w:r>
+      <w:r>
+        <w:rPr>
+          <w:rFonts w:ascii="Times New Roman" w:eastAsia="Times New Roman" w:hAnsi="Times New Roman" w:cs="Times New Roman"/>
+          <w:sz w:val="24"/>
+          <w:szCs w:val="24"/>
+          <w:lang w:eastAsia="en-US"/>
+        </w:rPr>
+        <w:t>, HTML, and CSS tasks across internal tools, client websites, and small API-driven applications during a structured engineering internship.</w:t>
       </w:r>
     </w:p>
     <w:p>
@@ -4394,7 +4197,27 @@
           <w:szCs w:val="24"/>
           <w:lang w:eastAsia="en-US"/>
         </w:rPr>
-        <w:t>Implemented small UI enhancements, form behaviors, validation messages, and layout fixes while learning production coding standards and practical web application maintenance.</w:t>
+        <w:t xml:space="preserve">Built reusable page sections, validation scripts, and minor UI enhancements while learning practical debugging, browser compatibility handling, semantic markup, and disciplined </w:t>
+      </w:r>
+      <w:proofErr w:type="spellStart"/>
+      <w:r>
+        <w:rPr>
+          <w:rFonts w:ascii="Times New Roman" w:eastAsia="Times New Roman" w:hAnsi="Times New Roman" w:cs="Times New Roman"/>
+          <w:sz w:val="24"/>
+          <w:szCs w:val="24"/>
+          <w:lang w:eastAsia="en-US"/>
+        </w:rPr>
+        <w:t>Git</w:t>
+      </w:r>
+      <w:proofErr w:type="spellEnd"/>
+      <w:r>
+        <w:rPr>
+          <w:rFonts w:ascii="Times New Roman" w:eastAsia="Times New Roman" w:hAnsi="Times New Roman" w:cs="Times New Roman"/>
+          <w:sz w:val="24"/>
+          <w:szCs w:val="24"/>
+          <w:lang w:eastAsia="en-US"/>
+        </w:rPr>
+        <w:t xml:space="preserve"> workflows.</w:t>
       </w:r>
     </w:p>
     <w:p>
@@ -4420,7 +4243,7 @@
           <w:szCs w:val="24"/>
           <w:lang w:eastAsia="en-US"/>
         </w:rPr>
-        <w:t>Assisted with debugging broken AJAX requests, inconsistent browser behavior, missing assets, and simple server-side routing issues under guidance from experienced engineers.</w:t>
+        <w:t>Supported backend work for simple REST endpoints, form processors, and database-backed admin pages using Node.js, Express.js, MySQL, and MongoDB under senior developer review.</w:t>
       </w:r>
     </w:p>
     <w:p>
@@ -4446,7 +4269,7 @@
           <w:szCs w:val="24"/>
           <w:lang w:eastAsia="en-US"/>
         </w:rPr>
-        <w:t>Created basic documentation for setup steps, reusable snippets, and test accounts, making onboarding easier for other interns and junior contributors joining the project.</w:t>
+        <w:t>Investigated layout defects, incorrect form data, and inconsistent API responses by reproducing issues, tracing request payloads, checking logs, and documenting reliable steps for correction.</w:t>
       </w:r>
     </w:p>
     <w:p>
@@ -4472,49 +4295,7 @@
           <w:szCs w:val="24"/>
           <w:lang w:eastAsia="en-US"/>
         </w:rPr>
-        <w:t xml:space="preserve">Participated in sprint planning, QA checks, and release preparation, gaining early experience with </w:t>
-      </w:r>
-      <w:proofErr w:type="spellStart"/>
-      <w:r>
-        <w:rPr>
-          <w:rFonts w:ascii="Times New Roman" w:eastAsia="Times New Roman" w:hAnsi="Times New Roman" w:cs="Times New Roman"/>
-          <w:b/>
-          <w:bCs/>
-          <w:sz w:val="24"/>
-          <w:szCs w:val="24"/>
-          <w:lang w:eastAsia="en-US"/>
-        </w:rPr>
-        <w:t>Git</w:t>
-      </w:r>
-      <w:proofErr w:type="spellEnd"/>
-      <w:r>
-        <w:rPr>
-          <w:rFonts w:ascii="Times New Roman" w:eastAsia="Times New Roman" w:hAnsi="Times New Roman" w:cs="Times New Roman"/>
-          <w:sz w:val="24"/>
-          <w:szCs w:val="24"/>
-          <w:lang w:eastAsia="en-US"/>
-        </w:rPr>
-        <w:t xml:space="preserve">, issue tracking, </w:t>
-      </w:r>
-      <w:proofErr w:type="gramStart"/>
-      <w:r>
-        <w:rPr>
-          <w:rFonts w:ascii="Times New Roman" w:eastAsia="Times New Roman" w:hAnsi="Times New Roman" w:cs="Times New Roman"/>
-          <w:sz w:val="24"/>
-          <w:szCs w:val="24"/>
-          <w:lang w:eastAsia="en-US"/>
-        </w:rPr>
-        <w:t>peer</w:t>
-      </w:r>
-      <w:proofErr w:type="gramEnd"/>
-      <w:r>
-        <w:rPr>
-          <w:rFonts w:ascii="Times New Roman" w:eastAsia="Times New Roman" w:hAnsi="Times New Roman" w:cs="Times New Roman"/>
-          <w:sz w:val="24"/>
-          <w:szCs w:val="24"/>
-          <w:lang w:eastAsia="en-US"/>
-        </w:rPr>
-        <w:t xml:space="preserve"> review, and customer-focused software delivery.</w:t>
+        <w:t>Contributed to QA checks, deployment notes, peer reviews, and release preparation, developing a strong foundation in collaborative software delivery, production support, and maintainable coding practices.</w:t>
       </w:r>
     </w:p>
     <w:p>
@@ -4529,7 +4310,7 @@
           <w:rFonts w:asciiTheme="majorBidi" w:hAnsiTheme="majorBidi" w:cstheme="majorBidi"/>
         </w:rPr>
         <w:pict>
-          <v:rect id="_x0000_i1029" style="width:523.3pt;height:1pt" o:hralign="center" o:hrstd="t" o:hrnoshade="t" o:hr="t" fillcolor="#5b9bd5" stroked="f"/>
+          <v:rect id="_x0000_i1027" style="width:523.3pt;height:1pt" o:hralign="center" o:hrstd="t" o:hrnoshade="t" o:hr="t" fillcolor="#5b9bd5" stroked="f"/>
         </w:pict>
       </w:r>
     </w:p>
@@ -4539,8 +4320,16 @@
         <w:pBdr>
           <w:bottom w:val="single" w:sz="12" w:space="1" w:color="5B9BD5" w:themeColor="accent1"/>
         </w:pBdr>
-        <w:spacing w:beforeAutospacing="0" w:afterAutospacing="0"/>
+        <w:spacing w:beforeAutospacing="0" w:after="100"/>
         <w:jc w:val="both"/>
+        <w:rPr>
+          <w:rFonts w:ascii="Arial Black" w:hAnsi="Arial Black" w:cstheme="majorBidi" w:hint="default"/>
+          <w:color w:val="5B9BD5" w:themeColor="accent1"/>
+          <w:sz w:val="28"/>
+          <w:szCs w:val="28"/>
+        </w:rPr>
+      </w:pPr>
+      <w:r>
         <w:rPr>
           <w:rStyle w:val="Strong"/>
           <w:rFonts w:ascii="Arial Black" w:hAnsi="Arial Black" w:cstheme="majorBidi" w:hint="default"/>
@@ -4550,7 +4339,108 @@
           <w:sz w:val="28"/>
           <w:szCs w:val="28"/>
         </w:rPr>
-      </w:pPr>
+        <w:t>EDUCATION</w:t>
+      </w:r>
+    </w:p>
+    <w:p>
+      <w:pPr>
+        <w:pStyle w:val="NormalWeb"/>
+        <w:jc w:val="both"/>
+        <w:rPr>
+          <w:rStyle w:val="Strong"/>
+          <w:rFonts w:asciiTheme="majorBidi" w:hAnsiTheme="majorBidi" w:cstheme="majorBidi"/>
+          <w:sz w:val="27"/>
+          <w:szCs w:val="27"/>
+        </w:rPr>
+      </w:pPr>
+      <w:r>
+        <w:rPr>
+          <w:rStyle w:val="Strong"/>
+          <w:rFonts w:asciiTheme="majorBidi" w:hAnsiTheme="majorBidi" w:cstheme="majorBidi"/>
+          <w:sz w:val="27"/>
+          <w:szCs w:val="27"/>
+        </w:rPr>
+        <w:t>Tallinn University</w:t>
+      </w:r>
+    </w:p>
+    <w:p>
+      <w:pPr>
+        <w:pStyle w:val="NormalWeb"/>
+        <w:jc w:val="both"/>
+        <w:rPr>
+          <w:rFonts w:asciiTheme="majorBidi" w:hAnsiTheme="majorBidi" w:cstheme="majorBidi"/>
+        </w:rPr>
+      </w:pPr>
+      <w:r>
+        <w:rPr>
+          <w:rFonts w:asciiTheme="majorBidi" w:hAnsiTheme="majorBidi" w:cstheme="majorBidi"/>
+        </w:rPr>
+        <w:t>Bachelor’s Degree in Computer Science,</w:t>
+      </w:r>
+      <w:r>
+        <w:rPr>
+          <w:rFonts w:asciiTheme="majorBidi" w:hAnsiTheme="majorBidi" w:cstheme="majorBidi"/>
+        </w:rPr>
+        <w:br/>
+      </w:r>
+      <w:r>
+        <w:rPr>
+          <w:rStyle w:val="Strong"/>
+          <w:rFonts w:asciiTheme="majorBidi" w:hAnsiTheme="majorBidi" w:cstheme="majorBidi"/>
+        </w:rPr>
+        <w:t xml:space="preserve">September </w:t>
+      </w:r>
+      <w:r>
+        <w:rPr>
+          <w:rStyle w:val="Strong"/>
+          <w:rFonts w:asciiTheme="majorBidi" w:hAnsiTheme="majorBidi" w:cstheme="majorBidi"/>
+        </w:rPr>
+        <w:t>201</w:t>
+      </w:r>
+      <w:r>
+        <w:rPr>
+          <w:rStyle w:val="Strong"/>
+          <w:rFonts w:asciiTheme="majorBidi" w:hAnsiTheme="majorBidi" w:cstheme="majorBidi"/>
+        </w:rPr>
+        <w:t>1</w:t>
+      </w:r>
+      <w:r>
+        <w:rPr>
+          <w:rStyle w:val="Strong"/>
+          <w:rFonts w:asciiTheme="majorBidi" w:hAnsiTheme="majorBidi" w:cstheme="majorBidi"/>
+        </w:rPr>
+        <w:t xml:space="preserve"> – </w:t>
+      </w:r>
+      <w:r>
+        <w:rPr>
+          <w:rStyle w:val="Strong"/>
+          <w:rFonts w:asciiTheme="majorBidi" w:hAnsiTheme="majorBidi" w:cstheme="majorBidi"/>
+        </w:rPr>
+        <w:t xml:space="preserve">May </w:t>
+      </w:r>
+      <w:r>
+        <w:rPr>
+          <w:rStyle w:val="Strong"/>
+          <w:rFonts w:asciiTheme="majorBidi" w:hAnsiTheme="majorBidi" w:cstheme="majorBidi"/>
+        </w:rPr>
+        <w:t>2014</w:t>
+      </w:r>
+    </w:p>
+    <w:p>
+      <w:pPr>
+        <w:jc w:val="both"/>
+        <w:rPr>
+          <w:rFonts w:asciiTheme="majorBidi" w:hAnsiTheme="majorBidi" w:cstheme="majorBidi"/>
+        </w:rPr>
+      </w:pPr>
+      <w:r>
+        <w:rPr>
+          <w:rFonts w:asciiTheme="majorBidi" w:hAnsiTheme="majorBidi" w:cstheme="majorBidi"/>
+        </w:rPr>
+        <w:pict>
+          <v:rect id="_x0000_i1028" style="width:523.3pt;height:1pt" o:hralign="center" o:hrstd="t" o:hrnoshade="t" o:hr="t" fillcolor="#5b9bd5" stroked="f"/>
+        </w:pict>
+      </w:r>
     </w:p>
     <w:p>
       <w:pPr>
@@ -4558,7 +4448,7 @@
         <w:pBdr>
           <w:bottom w:val="single" w:sz="12" w:space="1" w:color="5B9BD5" w:themeColor="accent1"/>
         </w:pBdr>
-        <w:spacing w:beforeAutospacing="0" w:afterAutospacing="0"/>
+        <w:spacing w:beforeAutospacing="0" w:after="100"/>
         <w:jc w:val="both"/>
         <w:rPr>
           <w:rStyle w:val="Strong"/>
@@ -4570,15 +4460,7 @@
           <w:szCs w:val="28"/>
         </w:rPr>
       </w:pPr>
-    </w:p>
-    <w:p>
-      <w:pPr>
-        <w:pStyle w:val="Heading2"/>
-        <w:pBdr>
-          <w:bottom w:val="single" w:sz="12" w:space="1" w:color="5B9BD5" w:themeColor="accent1"/>
-        </w:pBdr>
-        <w:spacing w:beforeAutospacing="0" w:afterAutospacing="0"/>
-        <w:jc w:val="both"/>
+      <w:r>
         <w:rPr>
           <w:rStyle w:val="Strong"/>
           <w:rFonts w:ascii="Arial Black" w:hAnsi="Arial Black" w:cstheme="majorBidi" w:hint="default"/>
@@ -4588,7 +4470,299 @@
           <w:sz w:val="28"/>
           <w:szCs w:val="28"/>
         </w:rPr>
-      </w:pPr>
+        <w:t>CERTIFICATIONS</w:t>
+      </w:r>
+    </w:p>
+    <w:p>
+      <w:pPr>
+        <w:rPr>
+          <w:rFonts w:ascii="Times New Roman" w:eastAsia="Times New Roman" w:hAnsi="Times New Roman" w:cs="Times New Roman"/>
+          <w:sz w:val="24"/>
+          <w:szCs w:val="24"/>
+          <w:lang w:eastAsia="en-US"/>
+        </w:rPr>
+      </w:pPr>
+      <w:proofErr w:type="gramStart"/>
+      <w:r>
+        <w:rPr>
+          <w:rFonts w:ascii="Times New Roman" w:eastAsia="Times New Roman" w:hAnsi="Symbol" w:cs="Times New Roman"/>
+          <w:sz w:val="24"/>
+          <w:szCs w:val="24"/>
+          <w:lang w:eastAsia="en-US"/>
+        </w:rPr>
+        <w:t></w:t>
+      </w:r>
+      <w:r>
+        <w:rPr>
+          <w:rFonts w:ascii="Times New Roman" w:eastAsia="Times New Roman" w:hAnsi="Times New Roman" w:cs="Times New Roman"/>
+          <w:sz w:val="24"/>
+          <w:szCs w:val="24"/>
+          <w:lang w:eastAsia="en-US"/>
+        </w:rPr>
+        <w:t xml:space="preserve">  </w:t>
+      </w:r>
+      <w:r>
+        <w:rPr>
+          <w:rFonts w:ascii="Times New Roman" w:eastAsia="Times New Roman" w:hAnsi="Times New Roman" w:cs="Times New Roman"/>
+          <w:bCs/>
+          <w:sz w:val="24"/>
+          <w:szCs w:val="24"/>
+          <w:lang w:eastAsia="en-US"/>
+        </w:rPr>
+        <w:t>AWS</w:t>
+      </w:r>
+      <w:proofErr w:type="gramEnd"/>
+      <w:r>
+        <w:rPr>
+          <w:rFonts w:ascii="Times New Roman" w:eastAsia="Times New Roman" w:hAnsi="Times New Roman" w:cs="Times New Roman"/>
+          <w:bCs/>
+          <w:sz w:val="24"/>
+          <w:szCs w:val="24"/>
+          <w:lang w:eastAsia="en-US"/>
+        </w:rPr>
+        <w:t xml:space="preserve"> Certified Solutions Architect – Associate</w:t>
+      </w:r>
+      <w:r>
+        <w:rPr>
+          <w:rFonts w:ascii="Times New Roman" w:eastAsia="Times New Roman" w:hAnsi="Times New Roman" w:cs="Times New Roman"/>
+          <w:sz w:val="24"/>
+          <w:szCs w:val="24"/>
+          <w:lang w:eastAsia="en-US"/>
+        </w:rPr>
+        <w:t xml:space="preserve"> </w:t>
+      </w:r>
+    </w:p>
+    <w:p>
+      <w:pPr>
+        <w:rPr>
+          <w:rFonts w:ascii="Times New Roman" w:eastAsia="Times New Roman" w:hAnsi="Times New Roman" w:cs="Times New Roman"/>
+          <w:sz w:val="24"/>
+          <w:szCs w:val="24"/>
+          <w:lang w:eastAsia="en-US"/>
+        </w:rPr>
+      </w:pPr>
+      <w:proofErr w:type="gramStart"/>
+      <w:r>
+        <w:rPr>
+          <w:rFonts w:ascii="Times New Roman" w:eastAsia="Times New Roman" w:hAnsi="Symbol" w:cs="Times New Roman"/>
+          <w:sz w:val="24"/>
+          <w:szCs w:val="24"/>
+          <w:lang w:eastAsia="en-US"/>
+        </w:rPr>
+        <w:t></w:t>
+      </w:r>
+      <w:r>
+        <w:rPr>
+          <w:rFonts w:ascii="Times New Roman" w:eastAsia="Times New Roman" w:hAnsi="Times New Roman" w:cs="Times New Roman"/>
+          <w:sz w:val="24"/>
+          <w:szCs w:val="24"/>
+          <w:lang w:eastAsia="en-US"/>
+        </w:rPr>
+        <w:t xml:space="preserve">  </w:t>
+      </w:r>
+      <w:r>
+        <w:rPr>
+          <w:rFonts w:ascii="Times New Roman" w:eastAsia="Times New Roman" w:hAnsi="Times New Roman" w:cs="Times New Roman"/>
+          <w:bCs/>
+          <w:sz w:val="24"/>
+          <w:szCs w:val="24"/>
+          <w:lang w:eastAsia="en-US"/>
+        </w:rPr>
+        <w:t>AWS</w:t>
+      </w:r>
+      <w:proofErr w:type="gramEnd"/>
+      <w:r>
+        <w:rPr>
+          <w:rFonts w:ascii="Times New Roman" w:eastAsia="Times New Roman" w:hAnsi="Times New Roman" w:cs="Times New Roman"/>
+          <w:bCs/>
+          <w:sz w:val="24"/>
+          <w:szCs w:val="24"/>
+          <w:lang w:eastAsia="en-US"/>
+        </w:rPr>
+        <w:t xml:space="preserve"> Certified Developer – Associate</w:t>
+      </w:r>
+      <w:r>
+        <w:rPr>
+          <w:rFonts w:ascii="Times New Roman" w:eastAsia="Times New Roman" w:hAnsi="Times New Roman" w:cs="Times New Roman"/>
+          <w:sz w:val="24"/>
+          <w:szCs w:val="24"/>
+          <w:lang w:eastAsia="en-US"/>
+        </w:rPr>
+        <w:t xml:space="preserve"> </w:t>
+      </w:r>
+    </w:p>
+    <w:p>
+      <w:pPr>
+        <w:rPr>
+          <w:rFonts w:ascii="Times New Roman" w:eastAsia="Times New Roman" w:hAnsi="Times New Roman" w:cs="Times New Roman"/>
+          <w:sz w:val="24"/>
+          <w:szCs w:val="24"/>
+          <w:lang w:eastAsia="en-US"/>
+        </w:rPr>
+      </w:pPr>
+      <w:proofErr w:type="gramStart"/>
+      <w:r>
+        <w:rPr>
+          <w:rFonts w:ascii="Times New Roman" w:eastAsia="Times New Roman" w:hAnsi="Symbol" w:cs="Times New Roman"/>
+          <w:sz w:val="24"/>
+          <w:szCs w:val="24"/>
+          <w:lang w:eastAsia="en-US"/>
+        </w:rPr>
+        <w:t></w:t>
+      </w:r>
+      <w:r>
+        <w:rPr>
+          <w:rFonts w:ascii="Times New Roman" w:eastAsia="Times New Roman" w:hAnsi="Times New Roman" w:cs="Times New Roman"/>
+          <w:sz w:val="24"/>
+          <w:szCs w:val="24"/>
+          <w:lang w:eastAsia="en-US"/>
+        </w:rPr>
+        <w:t xml:space="preserve">  </w:t>
+      </w:r>
+      <w:r>
+        <w:rPr>
+          <w:rFonts w:ascii="Times New Roman" w:eastAsia="Times New Roman" w:hAnsi="Times New Roman" w:cs="Times New Roman"/>
+          <w:bCs/>
+          <w:sz w:val="24"/>
+          <w:szCs w:val="24"/>
+          <w:lang w:eastAsia="en-US"/>
+        </w:rPr>
+        <w:t>Certified</w:t>
+      </w:r>
+      <w:proofErr w:type="gramEnd"/>
+      <w:r>
+        <w:rPr>
+          <w:rFonts w:ascii="Times New Roman" w:eastAsia="Times New Roman" w:hAnsi="Times New Roman" w:cs="Times New Roman"/>
+          <w:bCs/>
+          <w:sz w:val="24"/>
+          <w:szCs w:val="24"/>
+          <w:lang w:eastAsia="en-US"/>
+        </w:rPr>
+        <w:t xml:space="preserve"> Kubernetes Application Developer — CKAD</w:t>
+      </w:r>
+      <w:r>
+        <w:rPr>
+          <w:rFonts w:ascii="Times New Roman" w:eastAsia="Times New Roman" w:hAnsi="Times New Roman" w:cs="Times New Roman"/>
+          <w:sz w:val="24"/>
+          <w:szCs w:val="24"/>
+          <w:lang w:eastAsia="en-US"/>
+        </w:rPr>
+        <w:t xml:space="preserve"> </w:t>
+      </w:r>
+    </w:p>
+    <w:p>
+      <w:pPr>
+        <w:rPr>
+          <w:rFonts w:ascii="Times New Roman" w:eastAsia="Times New Roman" w:hAnsi="Times New Roman" w:cs="Times New Roman"/>
+          <w:sz w:val="24"/>
+          <w:szCs w:val="24"/>
+          <w:lang w:eastAsia="en-US"/>
+        </w:rPr>
+      </w:pPr>
+      <w:proofErr w:type="gramStart"/>
+      <w:r>
+        <w:rPr>
+          <w:rFonts w:ascii="Times New Roman" w:eastAsia="Times New Roman" w:hAnsi="Symbol" w:cs="Times New Roman"/>
+          <w:sz w:val="24"/>
+          <w:szCs w:val="24"/>
+          <w:lang w:eastAsia="en-US"/>
+        </w:rPr>
+        <w:t></w:t>
+      </w:r>
+      <w:r>
+        <w:rPr>
+          <w:rFonts w:ascii="Times New Roman" w:eastAsia="Times New Roman" w:hAnsi="Times New Roman" w:cs="Times New Roman"/>
+          <w:sz w:val="24"/>
+          <w:szCs w:val="24"/>
+          <w:lang w:eastAsia="en-US"/>
+        </w:rPr>
+        <w:t xml:space="preserve">  </w:t>
+      </w:r>
+      <w:r>
+        <w:rPr>
+          <w:rFonts w:ascii="Times New Roman" w:eastAsia="Times New Roman" w:hAnsi="Times New Roman" w:cs="Times New Roman"/>
+          <w:bCs/>
+          <w:sz w:val="24"/>
+          <w:szCs w:val="24"/>
+          <w:lang w:eastAsia="en-US"/>
+        </w:rPr>
+        <w:t>MongoDB</w:t>
+      </w:r>
+      <w:proofErr w:type="gramEnd"/>
+      <w:r>
+        <w:rPr>
+          <w:rFonts w:ascii="Times New Roman" w:eastAsia="Times New Roman" w:hAnsi="Times New Roman" w:cs="Times New Roman"/>
+          <w:bCs/>
+          <w:sz w:val="24"/>
+          <w:szCs w:val="24"/>
+          <w:lang w:eastAsia="en-US"/>
+        </w:rPr>
+        <w:t xml:space="preserve"> Certified Developer Associate</w:t>
+      </w:r>
+      <w:r>
+        <w:rPr>
+          <w:rFonts w:ascii="Times New Roman" w:eastAsia="Times New Roman" w:hAnsi="Times New Roman" w:cs="Times New Roman"/>
+          <w:sz w:val="24"/>
+          <w:szCs w:val="24"/>
+          <w:lang w:eastAsia="en-US"/>
+        </w:rPr>
+        <w:t xml:space="preserve"> </w:t>
+      </w:r>
+    </w:p>
+    <w:p>
+      <w:pPr>
+        <w:rPr>
+          <w:rFonts w:asciiTheme="majorBidi" w:hAnsiTheme="majorBidi" w:cstheme="majorBidi"/>
+        </w:rPr>
+      </w:pPr>
+      <w:proofErr w:type="gramStart"/>
+      <w:r>
+        <w:rPr>
+          <w:rFonts w:ascii="Times New Roman" w:eastAsia="Times New Roman" w:hAnsi="Symbol" w:cs="Times New Roman"/>
+          <w:sz w:val="24"/>
+          <w:szCs w:val="24"/>
+          <w:lang w:eastAsia="en-US"/>
+        </w:rPr>
+        <w:t></w:t>
+      </w:r>
+      <w:r>
+        <w:rPr>
+          <w:rFonts w:ascii="Times New Roman" w:eastAsia="Times New Roman" w:hAnsi="Times New Roman" w:cs="Times New Roman"/>
+          <w:sz w:val="24"/>
+          <w:szCs w:val="24"/>
+          <w:lang w:eastAsia="en-US"/>
+        </w:rPr>
+        <w:t xml:space="preserve">  </w:t>
+      </w:r>
+      <w:r>
+        <w:rPr>
+          <w:rFonts w:ascii="Times New Roman" w:eastAsia="Times New Roman" w:hAnsi="Times New Roman" w:cs="Times New Roman"/>
+          <w:bCs/>
+          <w:sz w:val="24"/>
+          <w:szCs w:val="24"/>
+          <w:lang w:eastAsia="en-US"/>
+        </w:rPr>
+        <w:t>Professional</w:t>
+      </w:r>
+      <w:proofErr w:type="gramEnd"/>
+      <w:r>
+        <w:rPr>
+          <w:rFonts w:ascii="Times New Roman" w:eastAsia="Times New Roman" w:hAnsi="Times New Roman" w:cs="Times New Roman"/>
+          <w:bCs/>
+          <w:sz w:val="24"/>
+          <w:szCs w:val="24"/>
+          <w:lang w:eastAsia="en-US"/>
+        </w:rPr>
+        <w:t xml:space="preserve"> Scrum Developer I — PSD I</w:t>
+      </w:r>
+      <w:r>
+        <w:rPr>
+          <w:rFonts w:asciiTheme="majorBidi" w:hAnsiTheme="majorBidi" w:cstheme="majorBidi"/>
+        </w:rPr>
+        <w:pict>
+          <v:rect id="_x0000_i1029" style="width:523.3pt;height:1pt" o:hralign="center" o:hrstd="t" o:hrnoshade="t" o:hr="t" fillcolor="#5b9bd5" stroked="f"/>
+        </w:pict>
+      </w:r>
     </w:p>
     <w:p>
       <w:pPr>
@@ -4596,7 +4770,7 @@
         <w:pBdr>
           <w:bottom w:val="single" w:sz="12" w:space="1" w:color="5B9BD5" w:themeColor="accent1"/>
         </w:pBdr>
-        <w:spacing w:beforeAutospacing="0" w:afterAutospacing="0"/>
+        <w:spacing w:beforeAutospacing="0" w:after="100"/>
         <w:jc w:val="both"/>
         <w:rPr>
           <w:rStyle w:val="Strong"/>
@@ -4608,22 +4782,6 @@
           <w:szCs w:val="28"/>
         </w:rPr>
       </w:pPr>
-    </w:p>
-    <w:p>
-      <w:pPr>
-        <w:pStyle w:val="Heading2"/>
-        <w:pBdr>
-          <w:bottom w:val="single" w:sz="12" w:space="1" w:color="5B9BD5" w:themeColor="accent1"/>
-        </w:pBdr>
-        <w:spacing w:beforeAutospacing="0" w:afterAutospacing="0"/>
-        <w:jc w:val="both"/>
-        <w:rPr>
-          <w:rFonts w:ascii="Arial Black" w:hAnsi="Arial Black" w:cstheme="majorBidi" w:hint="default"/>
-          <w:color w:val="5B9BD5" w:themeColor="accent1"/>
-          <w:sz w:val="28"/>
-          <w:szCs w:val="28"/>
-        </w:rPr>
-      </w:pPr>
       <w:r>
         <w:rPr>
           <w:rStyle w:val="Strong"/>
@@ -4634,305 +4792,11 @@
           <w:sz w:val="28"/>
           <w:szCs w:val="28"/>
         </w:rPr>
-        <w:lastRenderedPageBreak/>
-        <w:t>EDUCATION</w:t>
+        <w:t>PROJECTS</w:t>
       </w:r>
     </w:p>
     <w:p>
       <w:pPr>
-        <w:pStyle w:val="NormalWeb"/>
-        <w:jc w:val="both"/>
-        <w:rPr>
-          <w:rStyle w:val="Strong"/>
-          <w:rFonts w:asciiTheme="majorBidi" w:hAnsiTheme="majorBidi" w:cstheme="majorBidi"/>
-          <w:sz w:val="27"/>
-          <w:szCs w:val="27"/>
-        </w:rPr>
-      </w:pPr>
-      <w:r>
-        <w:rPr>
-          <w:rStyle w:val="Strong"/>
-          <w:rFonts w:asciiTheme="majorBidi" w:hAnsiTheme="majorBidi" w:cstheme="majorBidi"/>
-          <w:sz w:val="27"/>
-          <w:szCs w:val="27"/>
-        </w:rPr>
-        <w:t>Tallinn University</w:t>
-      </w:r>
-    </w:p>
-    <w:p>
-      <w:pPr>
-        <w:pStyle w:val="NormalWeb"/>
-        <w:jc w:val="both"/>
-        <w:rPr>
-          <w:rFonts w:asciiTheme="majorBidi" w:hAnsiTheme="majorBidi" w:cstheme="majorBidi"/>
-        </w:rPr>
-      </w:pPr>
-      <w:r>
-        <w:rPr>
-          <w:rFonts w:asciiTheme="majorBidi" w:hAnsiTheme="majorBidi" w:cstheme="majorBidi"/>
-        </w:rPr>
-        <w:t>Bachelor’s Degree in Computer Science</w:t>
-      </w:r>
-      <w:proofErr w:type="gramStart"/>
-      <w:r>
-        <w:rPr>
-          <w:rFonts w:asciiTheme="majorBidi" w:hAnsiTheme="majorBidi" w:cstheme="majorBidi"/>
-        </w:rPr>
-        <w:t>,</w:t>
-      </w:r>
-      <w:proofErr w:type="gramEnd"/>
-      <w:r>
-        <w:rPr>
-          <w:rFonts w:asciiTheme="majorBidi" w:hAnsiTheme="majorBidi" w:cstheme="majorBidi"/>
-        </w:rPr>
-        <w:br/>
-      </w:r>
-      <w:r>
-        <w:rPr>
-          <w:rStyle w:val="Strong"/>
-          <w:rFonts w:asciiTheme="majorBidi" w:hAnsiTheme="majorBidi" w:cstheme="majorBidi"/>
-        </w:rPr>
-        <w:t xml:space="preserve">September </w:t>
-      </w:r>
-      <w:r>
-        <w:rPr>
-          <w:rStyle w:val="Strong"/>
-          <w:rFonts w:asciiTheme="majorBidi" w:hAnsiTheme="majorBidi" w:cstheme="majorBidi"/>
-        </w:rPr>
-        <w:t xml:space="preserve">2010 – </w:t>
-      </w:r>
-      <w:r>
-        <w:rPr>
-          <w:rStyle w:val="Strong"/>
-          <w:rFonts w:asciiTheme="majorBidi" w:hAnsiTheme="majorBidi" w:cstheme="majorBidi"/>
-        </w:rPr>
-        <w:t xml:space="preserve">May </w:t>
-      </w:r>
-      <w:r>
-        <w:rPr>
-          <w:rStyle w:val="Strong"/>
-          <w:rFonts w:asciiTheme="majorBidi" w:hAnsiTheme="majorBidi" w:cstheme="majorBidi"/>
-        </w:rPr>
-        <w:t>2014</w:t>
-      </w:r>
-    </w:p>
-    <w:p>
-      <w:pPr>
-        <w:jc w:val="both"/>
-        <w:rPr>
-          <w:rFonts w:asciiTheme="majorBidi" w:hAnsiTheme="majorBidi" w:cstheme="majorBidi"/>
-        </w:rPr>
-      </w:pPr>
-      <w:r>
-        <w:rPr>
-          <w:rFonts w:asciiTheme="majorBidi" w:hAnsiTheme="majorBidi" w:cstheme="majorBidi"/>
-        </w:rPr>
-        <w:pict>
-          <v:rect id="_x0000_i1025" style="width:523.3pt;height:1pt" o:hralign="center" o:hrstd="t" o:hrnoshade="t" o:hr="t" fillcolor="#5b9bd5" stroked="f"/>
-        </w:pict>
-      </w:r>
-    </w:p>
-    <w:p>
-      <w:pPr>
-        <w:pStyle w:val="Heading2"/>
-        <w:pBdr>
-          <w:bottom w:val="single" w:sz="12" w:space="1" w:color="5B9BD5" w:themeColor="accent1"/>
-        </w:pBdr>
-        <w:spacing w:beforeAutospacing="0" w:after="100"/>
-        <w:jc w:val="both"/>
-        <w:rPr>
-          <w:rStyle w:val="Strong"/>
-          <w:rFonts w:ascii="Arial Black" w:hAnsi="Arial Black" w:cstheme="majorBidi" w:hint="default"/>
-          <w:b/>
-          <w:bCs/>
-          <w:color w:val="5B9BD5" w:themeColor="accent1"/>
-          <w:sz w:val="28"/>
-          <w:szCs w:val="28"/>
-        </w:rPr>
-      </w:pPr>
-      <w:r>
-        <w:rPr>
-          <w:rStyle w:val="Strong"/>
-          <w:rFonts w:ascii="Arial Black" w:hAnsi="Arial Black" w:cstheme="majorBidi" w:hint="default"/>
-          <w:b/>
-          <w:bCs/>
-          <w:color w:val="5B9BD5" w:themeColor="accent1"/>
-          <w:sz w:val="28"/>
-          <w:szCs w:val="28"/>
-        </w:rPr>
-        <w:t>CERTIFICATIONS</w:t>
-      </w:r>
-    </w:p>
-    <w:p>
-      <w:pPr>
-        <w:pStyle w:val="ListParagraph"/>
-        <w:numPr>
-          <w:ilvl w:val="0"/>
-          <w:numId w:val="46"/>
-        </w:numPr>
-        <w:spacing w:before="100" w:beforeAutospacing="1" w:after="100" w:afterAutospacing="1"/>
-        <w:rPr>
-          <w:rFonts w:ascii="Times New Roman" w:eastAsia="Times New Roman" w:hAnsi="Times New Roman" w:cs="Times New Roman"/>
-          <w:sz w:val="24"/>
-          <w:szCs w:val="24"/>
-          <w:lang w:eastAsia="en-US"/>
-        </w:rPr>
-      </w:pPr>
-      <w:r>
-        <w:rPr>
-          <w:rFonts w:ascii="Times New Roman" w:eastAsia="Times New Roman" w:hAnsi="Times New Roman" w:cs="Times New Roman"/>
-          <w:b/>
-          <w:bCs/>
-          <w:sz w:val="24"/>
-          <w:szCs w:val="24"/>
-          <w:lang w:eastAsia="en-US"/>
-        </w:rPr>
-        <w:t>AWS Certified Developer – Associate</w:t>
-      </w:r>
-    </w:p>
-    <w:p>
-      <w:pPr>
-        <w:pStyle w:val="ListParagraph"/>
-        <w:numPr>
-          <w:ilvl w:val="0"/>
-          <w:numId w:val="46"/>
-        </w:numPr>
-        <w:spacing w:before="100" w:beforeAutospacing="1" w:after="100" w:afterAutospacing="1"/>
-        <w:rPr>
-          <w:rFonts w:ascii="Times New Roman" w:eastAsia="Times New Roman" w:hAnsi="Times New Roman" w:cs="Times New Roman"/>
-          <w:sz w:val="24"/>
-          <w:szCs w:val="24"/>
-          <w:lang w:eastAsia="en-US"/>
-        </w:rPr>
-      </w:pPr>
-      <w:r>
-        <w:rPr>
-          <w:rFonts w:ascii="Times New Roman" w:eastAsia="Times New Roman" w:hAnsi="Times New Roman" w:cs="Times New Roman"/>
-          <w:b/>
-          <w:bCs/>
-          <w:sz w:val="24"/>
-          <w:szCs w:val="24"/>
-          <w:lang w:eastAsia="en-US"/>
-        </w:rPr>
-        <w:t>MongoDB Associate Developer Certification</w:t>
-      </w:r>
-    </w:p>
-    <w:p>
-      <w:pPr>
-        <w:pStyle w:val="ListParagraph"/>
-        <w:numPr>
-          <w:ilvl w:val="0"/>
-          <w:numId w:val="46"/>
-        </w:numPr>
-        <w:spacing w:before="100" w:beforeAutospacing="1" w:after="100" w:afterAutospacing="1"/>
-        <w:rPr>
-          <w:rFonts w:ascii="Times New Roman" w:eastAsia="Times New Roman" w:hAnsi="Times New Roman" w:cs="Times New Roman"/>
-          <w:sz w:val="24"/>
-          <w:szCs w:val="24"/>
-          <w:lang w:eastAsia="en-US"/>
-        </w:rPr>
-      </w:pPr>
-      <w:proofErr w:type="spellStart"/>
-      <w:r>
-        <w:rPr>
-          <w:rFonts w:ascii="Times New Roman" w:eastAsia="Times New Roman" w:hAnsi="Times New Roman" w:cs="Times New Roman"/>
-          <w:b/>
-          <w:bCs/>
-          <w:sz w:val="24"/>
-          <w:szCs w:val="24"/>
-          <w:lang w:eastAsia="en-US"/>
-        </w:rPr>
-        <w:t>OpenJS</w:t>
-      </w:r>
-      <w:proofErr w:type="spellEnd"/>
-      <w:r>
-        <w:rPr>
-          <w:rFonts w:ascii="Times New Roman" w:eastAsia="Times New Roman" w:hAnsi="Times New Roman" w:cs="Times New Roman"/>
-          <w:b/>
-          <w:bCs/>
-          <w:sz w:val="24"/>
-          <w:szCs w:val="24"/>
-          <w:lang w:eastAsia="en-US"/>
-        </w:rPr>
-        <w:t xml:space="preserve"> Node.js Application Developer Certification</w:t>
-      </w:r>
-    </w:p>
-    <w:p>
-      <w:pPr>
-        <w:pStyle w:val="ListParagraph"/>
-        <w:numPr>
-          <w:ilvl w:val="0"/>
-          <w:numId w:val="46"/>
-        </w:numPr>
-        <w:spacing w:before="100" w:beforeAutospacing="1" w:after="100" w:afterAutospacing="1"/>
-        <w:rPr>
-          <w:rFonts w:ascii="Times New Roman" w:eastAsia="Times New Roman" w:hAnsi="Times New Roman" w:cs="Times New Roman"/>
-          <w:sz w:val="24"/>
-          <w:szCs w:val="24"/>
-          <w:lang w:eastAsia="en-US"/>
-        </w:rPr>
-      </w:pPr>
-      <w:r>
-        <w:rPr>
-          <w:rFonts w:ascii="Times New Roman" w:eastAsia="Times New Roman" w:hAnsi="Times New Roman" w:cs="Times New Roman"/>
-          <w:b/>
-          <w:bCs/>
-          <w:sz w:val="24"/>
-          <w:szCs w:val="24"/>
-          <w:lang w:eastAsia="en-US"/>
-        </w:rPr>
-        <w:t>Certified Kubernetes Application Developer — CKAD</w:t>
-      </w:r>
-    </w:p>
-    <w:p>
-      <w:pPr>
-        <w:jc w:val="both"/>
-        <w:rPr>
-          <w:rFonts w:asciiTheme="majorBidi" w:hAnsiTheme="majorBidi" w:cstheme="majorBidi"/>
-        </w:rPr>
-      </w:pPr>
-      <w:r>
-        <w:rPr>
-          <w:rFonts w:asciiTheme="majorBidi" w:hAnsiTheme="majorBidi" w:cstheme="majorBidi"/>
-        </w:rPr>
-        <w:pict>
-          <v:rect id="_x0000_i1026" style="width:523.3pt;height:1pt" o:hralign="center" o:hrstd="t" o:hrnoshade="t" o:hr="t" fillcolor="#5b9bd5" stroked="f"/>
-        </w:pict>
-      </w:r>
-    </w:p>
-    <w:p>
-      <w:pPr>
-        <w:pStyle w:val="Heading2"/>
-        <w:pBdr>
-          <w:bottom w:val="single" w:sz="12" w:space="1" w:color="5B9BD5" w:themeColor="accent1"/>
-        </w:pBdr>
-        <w:spacing w:beforeAutospacing="0" w:after="100"/>
-        <w:jc w:val="both"/>
-        <w:rPr>
-          <w:rStyle w:val="Strong"/>
-          <w:rFonts w:ascii="Arial Black" w:hAnsi="Arial Black" w:cstheme="majorBidi" w:hint="default"/>
-          <w:b/>
-          <w:bCs/>
-          <w:color w:val="5B9BD5" w:themeColor="accent1"/>
-          <w:sz w:val="28"/>
-          <w:szCs w:val="28"/>
-        </w:rPr>
-      </w:pPr>
-      <w:r>
-        <w:rPr>
-          <w:rStyle w:val="Strong"/>
-          <w:rFonts w:ascii="Arial Black" w:hAnsi="Arial Black" w:cstheme="majorBidi" w:hint="default"/>
-          <w:b/>
-          <w:bCs/>
-          <w:color w:val="5B9BD5" w:themeColor="accent1"/>
-          <w:sz w:val="28"/>
-          <w:szCs w:val="28"/>
-        </w:rPr>
-        <w:t>PROJECTS</w:t>
-      </w:r>
-    </w:p>
-    <w:p>
-      <w:pPr>
         <w:pStyle w:val="Heading3"/>
         <w:rPr>
           <w:rFonts w:ascii="Times New Roman" w:hAnsi="Times New Roman" w:hint="default"/>
@@ -4942,38 +4806,11 @@
       </w:pPr>
       <w:r>
         <w:rPr>
-          <w:rStyle w:val="Strong"/>
           <w:rFonts w:ascii="Times New Roman" w:hAnsi="Times New Roman" w:hint="default"/>
-          <w:b/>
-          <w:bCs/>
-          <w:sz w:val="24"/>
-          <w:szCs w:val="24"/>
-        </w:rPr>
-        <w:t xml:space="preserve">Customer Workflow Platform Modernization — </w:t>
-      </w:r>
-      <w:proofErr w:type="spellStart"/>
-      <w:r>
-        <w:rPr>
-          <w:rStyle w:val="Strong"/>
-          <w:rFonts w:ascii="Times New Roman" w:hAnsi="Times New Roman" w:hint="default"/>
-          <w:b/>
-          <w:bCs/>
-          <w:sz w:val="24"/>
-          <w:szCs w:val="24"/>
-        </w:rPr>
-        <w:t>Vue</w:t>
-      </w:r>
-      <w:proofErr w:type="spellEnd"/>
-      <w:r>
-        <w:rPr>
-          <w:rStyle w:val="Strong"/>
-          <w:rFonts w:ascii="Times New Roman" w:hAnsi="Times New Roman" w:hint="default"/>
-          <w:b/>
-          <w:bCs/>
-          <w:sz w:val="24"/>
-          <w:szCs w:val="24"/>
-        </w:rPr>
-        <w:t xml:space="preserve"> 3, Node.js, PostgreSQL, AWS</w:t>
+          <w:sz w:val="24"/>
+          <w:szCs w:val="24"/>
+        </w:rPr>
+        <w:t>Multi-Tenant Commerce Operations Platform</w:t>
       </w:r>
     </w:p>
     <w:p>
@@ -4986,7 +4823,7 @@
         <w:jc w:val="both"/>
       </w:pPr>
       <w:r>
-        <w:t xml:space="preserve">Modernized a legacy customer workflow platform by migrating high-traffic </w:t>
+        <w:t xml:space="preserve">Designed and delivered a cloud-native operations platform using </w:t>
       </w:r>
       <w:proofErr w:type="spellStart"/>
       <w:r>
@@ -5000,45 +4837,76 @@
         <w:rPr>
           <w:rStyle w:val="Strong"/>
         </w:rPr>
-        <w:t xml:space="preserve"> 2.6</w:t>
-      </w:r>
-      <w:r>
-        <w:t xml:space="preserve"> screens to </w:t>
+        <w:t xml:space="preserve"> 3</w:t>
+      </w:r>
+      <w:r>
+        <w:t xml:space="preserve">, </w:t>
       </w:r>
       <w:proofErr w:type="spellStart"/>
       <w:r>
         <w:rPr>
           <w:rStyle w:val="Strong"/>
         </w:rPr>
-        <w:t>Vue</w:t>
+        <w:t>Nuxt</w:t>
       </w:r>
       <w:proofErr w:type="spellEnd"/>
       <w:r>
         <w:rPr>
           <w:rStyle w:val="Strong"/>
         </w:rPr>
-        <w:t xml:space="preserve"> 3 Composition API</w:t>
-      </w:r>
-      <w:r>
-        <w:t xml:space="preserve">, introducing typed API clients, improving reusable component patterns, and upgrading backend services from older </w:t>
+        <w:t xml:space="preserve"> 3</w:t>
+      </w:r>
+      <w:r>
+        <w:t xml:space="preserve">, </w:t>
       </w:r>
       <w:r>
         <w:rPr>
           <w:rStyle w:val="Strong"/>
         </w:rPr>
-        <w:t>Node.js 14.x</w:t>
-      </w:r>
-      <w:r>
-        <w:t xml:space="preserve"> runtime patterns toward more maintainable </w:t>
-      </w:r>
+        <w:t>Node.js</w:t>
+      </w:r>
+      <w:r>
+        <w:t xml:space="preserve">, </w:t>
+      </w:r>
+      <w:proofErr w:type="spellStart"/>
       <w:r>
         <w:rPr>
           <w:rStyle w:val="Strong"/>
         </w:rPr>
-        <w:t>Node.js 18.x/20.x</w:t>
-      </w:r>
-      <w:r>
-        <w:t xml:space="preserve"> services.</w:t>
+        <w:t>NestJS</w:t>
+      </w:r>
+      <w:proofErr w:type="spellEnd"/>
+      <w:r>
+        <w:t xml:space="preserve">, </w:t>
+      </w:r>
+      <w:r>
+        <w:rPr>
+          <w:rStyle w:val="Strong"/>
+        </w:rPr>
+        <w:t>PostgreSQL</w:t>
+      </w:r>
+      <w:r>
+        <w:t xml:space="preserve">, </w:t>
+      </w:r>
+      <w:proofErr w:type="spellStart"/>
+      <w:r>
+        <w:rPr>
+          <w:rStyle w:val="Strong"/>
+        </w:rPr>
+        <w:t>Redis</w:t>
+      </w:r>
+      <w:proofErr w:type="spellEnd"/>
+      <w:r>
+        <w:t xml:space="preserve">, and </w:t>
+      </w:r>
+      <w:r>
+        <w:rPr>
+          <w:rStyle w:val="Strong"/>
+        </w:rPr>
+        <w:t>AWS</w:t>
+      </w:r>
+      <w:r>
+        <w:t xml:space="preserve"> for order management, customer support, payment reconciliation, inventory visibility, and operational reporting.</w:t>
       </w:r>
     </w:p>
     <w:p>
@@ -5051,41 +4919,7 @@
         <w:jc w:val="both"/>
       </w:pPr>
       <w:r>
-        <w:t xml:space="preserve">Added centralized error handling, idempotent </w:t>
-      </w:r>
-      <w:proofErr w:type="spellStart"/>
-      <w:r>
-        <w:t>webhook</w:t>
-      </w:r>
-      <w:proofErr w:type="spellEnd"/>
-      <w:r>
-        <w:t xml:space="preserve"> processing, </w:t>
-      </w:r>
-      <w:proofErr w:type="spellStart"/>
-      <w:r>
-        <w:t>Redis</w:t>
-      </w:r>
-      <w:proofErr w:type="spellEnd"/>
-      <w:r>
-        <w:t xml:space="preserve">-backed caching, PostgreSQL index tuning, and CI/CD checks through </w:t>
-      </w:r>
-      <w:r>
-        <w:rPr>
-          <w:rStyle w:val="Strong"/>
-        </w:rPr>
-        <w:t>GitHub Actions</w:t>
-      </w:r>
-      <w:r>
-        <w:t xml:space="preserve"> and </w:t>
-      </w:r>
-      <w:r>
-        <w:rPr>
-          <w:rStyle w:val="Strong"/>
-        </w:rPr>
-        <w:t>Docker</w:t>
-      </w:r>
-      <w:r>
-        <w:t>, improving performance, release safety, and production supportability for customer-facing workflows.</w:t>
+        <w:t>Implemented tenant-aware RBAC, secure REST APIs, retry-safe payment workflows, SQS-based asynchronous processing, transactional outbox delivery, distributed tracing, structured logging, and production dashboards for identifying failed transactions and delayed background jobs.</w:t>
       </w:r>
     </w:p>
     <w:p>
@@ -5097,40 +4931,23 @@
           <w:szCs w:val="24"/>
         </w:rPr>
       </w:pPr>
-      <w:r>
-        <w:rPr>
-          <w:rStyle w:val="Strong"/>
+      <w:proofErr w:type="spellStart"/>
+      <w:r>
+        <w:rPr>
           <w:rFonts w:ascii="Times New Roman" w:hAnsi="Times New Roman" w:hint="default"/>
-          <w:b/>
-          <w:bCs/>
-          <w:sz w:val="24"/>
-          <w:szCs w:val="24"/>
-        </w:rPr>
-        <w:t xml:space="preserve">Enterprise Operations Dashboard — </w:t>
-      </w:r>
-      <w:proofErr w:type="spellStart"/>
-      <w:r>
-        <w:rPr>
-          <w:rStyle w:val="Strong"/>
+          <w:sz w:val="24"/>
+          <w:szCs w:val="24"/>
+        </w:rPr>
+        <w:t>Vue</w:t>
+      </w:r>
+      <w:proofErr w:type="spellEnd"/>
+      <w:r>
+        <w:rPr>
           <w:rFonts w:ascii="Times New Roman" w:hAnsi="Times New Roman" w:hint="default"/>
-          <w:b/>
-          <w:bCs/>
-          <w:sz w:val="24"/>
-          <w:szCs w:val="24"/>
-        </w:rPr>
-        <w:t>Vue</w:t>
-      </w:r>
-      <w:proofErr w:type="spellEnd"/>
-      <w:r>
-        <w:rPr>
-          <w:rStyle w:val="Strong"/>
-          <w:rFonts w:ascii="Times New Roman" w:hAnsi="Times New Roman" w:hint="default"/>
-          <w:b/>
-          <w:bCs/>
-          <w:sz w:val="24"/>
-          <w:szCs w:val="24"/>
-        </w:rPr>
-        <w:t xml:space="preserve"> 2, Node.js, Express, MongoDB</w:t>
+          <w:sz w:val="24"/>
+          <w:szCs w:val="24"/>
+        </w:rPr>
+        <w:t xml:space="preserve"> Modernization and API Reliability Program</w:t>
       </w:r>
     </w:p>
     <w:p>
@@ -5138,20 +4955,12 @@
         <w:pStyle w:val="NormalWeb"/>
         <w:numPr>
           <w:ilvl w:val="0"/>
-          <w:numId w:val="44"/>
+          <w:numId w:val="45"/>
         </w:numPr>
         <w:jc w:val="both"/>
       </w:pPr>
       <w:r>
-        <w:t xml:space="preserve">Built </w:t>
-      </w:r>
-      <w:proofErr w:type="gramStart"/>
-      <w:r>
-        <w:t>a configurable operations</w:t>
-      </w:r>
-      <w:proofErr w:type="gramEnd"/>
-      <w:r>
-        <w:t xml:space="preserve"> dashboard with </w:t>
+        <w:t xml:space="preserve">Led the modernization of legacy jQuery and </w:t>
       </w:r>
       <w:proofErr w:type="spellStart"/>
       <w:r>
@@ -5165,48 +4974,77 @@
         <w:rPr>
           <w:rStyle w:val="Strong"/>
         </w:rPr>
-        <w:t xml:space="preserve"> 2.x</w:t>
+        <w:t xml:space="preserve"> 2</w:t>
+      </w:r>
+      <w:r>
+        <w:t xml:space="preserve"> workflows into </w:t>
+      </w:r>
+      <w:proofErr w:type="spellStart"/>
+      <w:r>
+        <w:rPr>
+          <w:rStyle w:val="Strong"/>
+        </w:rPr>
+        <w:t>Vue</w:t>
+      </w:r>
+      <w:proofErr w:type="spellEnd"/>
+      <w:r>
+        <w:rPr>
+          <w:rStyle w:val="Strong"/>
+        </w:rPr>
+        <w:t xml:space="preserve"> 3</w:t>
       </w:r>
       <w:r>
         <w:t xml:space="preserve">, </w:t>
       </w:r>
+      <w:r>
+        <w:rPr>
+          <w:rStyle w:val="Strong"/>
+        </w:rPr>
+        <w:t>Composition API</w:t>
+      </w:r>
+      <w:r>
+        <w:t xml:space="preserve">, </w:t>
+      </w:r>
       <w:proofErr w:type="spellStart"/>
       <w:r>
         <w:rPr>
           <w:rStyle w:val="Strong"/>
         </w:rPr>
-        <w:t>Vuex</w:t>
+        <w:t>Pinia</w:t>
       </w:r>
       <w:proofErr w:type="spellEnd"/>
       <w:r>
         <w:t xml:space="preserve">, </w:t>
       </w:r>
+      <w:proofErr w:type="spellStart"/>
       <w:r>
         <w:rPr>
           <w:rStyle w:val="Strong"/>
         </w:rPr>
-        <w:t>Node.js</w:t>
-      </w:r>
-      <w:r>
-        <w:t xml:space="preserve">, </w:t>
-      </w:r>
+        <w:t>TypeScript</w:t>
+      </w:r>
+      <w:proofErr w:type="spellEnd"/>
+      <w:r>
+        <w:t xml:space="preserve">, and </w:t>
+      </w:r>
+      <w:proofErr w:type="spellStart"/>
       <w:r>
         <w:rPr>
           <w:rStyle w:val="Strong"/>
         </w:rPr>
-        <w:t>Express</w:t>
-      </w:r>
-      <w:r>
-        <w:t xml:space="preserve">, and </w:t>
-      </w:r>
-      <w:r>
-        <w:rPr>
-          <w:rStyle w:val="Strong"/>
-        </w:rPr>
-        <w:t>MongoDB</w:t>
-      </w:r>
-      <w:r>
-        <w:t>, supporting dynamic filters, role-based views, file uploads, admin review queues, and reporting workflows for business users.</w:t>
+        <w:t>Vite</w:t>
+      </w:r>
+      <w:proofErr w:type="spellEnd"/>
+      <w:r>
+        <w:t xml:space="preserve">, introducing reusable </w:t>
+      </w:r>
+      <w:proofErr w:type="spellStart"/>
+      <w:r>
+        <w:t>composables</w:t>
+      </w:r>
+      <w:proofErr w:type="spellEnd"/>
+      <w:r>
+        <w:t>, typed API clients, route-level code splitting, accessible UI components, and automated front-end testing.</w:t>
       </w:r>
     </w:p>
     <w:p>
@@ -5214,12 +5052,21 @@
         <w:pStyle w:val="NormalWeb"/>
         <w:numPr>
           <w:ilvl w:val="0"/>
-          <w:numId w:val="44"/>
+          <w:numId w:val="45"/>
         </w:numPr>
         <w:jc w:val="both"/>
       </w:pPr>
       <w:r>
-        <w:t>Improved reliability by adding request validation, API pagination, centralized error middleware, reusable form components, and integration tests around high-risk workflows such as onboarding, status changes, and notification delivery.</w:t>
+        <w:lastRenderedPageBreak/>
+        <w:t xml:space="preserve">Upgraded supporting Node.js services, replaced deprecated dependencies, introduced idempotent request handling, strengthened payload validation, added </w:t>
+      </w:r>
+      <w:proofErr w:type="spellStart"/>
+      <w:r>
+        <w:t>OpenTelemetry</w:t>
+      </w:r>
+      <w:proofErr w:type="spellEnd"/>
+      <w:r>
+        <w:t xml:space="preserve"> instrumentation, and established safer CI/CD releases with migration checks, canary deployments, and rollback controls.</w:t>
       </w:r>
     </w:p>
     <w:sectPr>
@@ -5645,119 +5492,6 @@
     </w:lvl>
   </w:abstractNum>
   <w:abstractNum w:abstractNumId="3">
-    <w:nsid w:val="0A0B05BA"/>
-    <w:multiLevelType w:val="hybridMultilevel"/>
-    <w:tmpl w:val="DCEA78DA"/>
-    <w:lvl w:ilvl="0" w:tplc="04090001">
-      <w:start w:val="1"/>
-      <w:numFmt w:val="bullet"/>
-      <w:lvlText w:val=""/>
-      <w:lvlJc w:val="left"/>
-      <w:pPr>
-        <w:ind w:left="720" w:hanging="360"/>
-      </w:pPr>
-      <w:rPr>
-        <w:rFonts w:ascii="Symbol" w:hAnsi="Symbol" w:hint="default"/>
-      </w:rPr>
-    </w:lvl>
-    <w:lvl w:ilvl="1" w:tplc="04090003" w:tentative="1">
-      <w:start w:val="1"/>
-      <w:numFmt w:val="bullet"/>
-      <w:lvlText w:val="o"/>
-      <w:lvlJc w:val="left"/>
-      <w:pPr>
-        <w:ind w:left="1440" w:hanging="360"/>
-      </w:pPr>
-      <w:rPr>
-        <w:rFonts w:ascii="Courier New" w:hAnsi="Courier New" w:cs="Courier New" w:hint="default"/>
-      </w:rPr>
-    </w:lvl>
-    <w:lvl w:ilvl="2" w:tplc="04090005" w:tentative="1">
-      <w:start w:val="1"/>
-      <w:numFmt w:val="bullet"/>
-      <w:lvlText w:val=""/>
-      <w:lvlJc w:val="left"/>
-      <w:pPr>
-        <w:ind w:left="2160" w:hanging="360"/>
-      </w:pPr>
-      <w:rPr>
-        <w:rFonts w:ascii="Wingdings" w:hAnsi="Wingdings" w:hint="default"/>
-      </w:rPr>
-    </w:lvl>
-    <w:lvl w:ilvl="3" w:tplc="04090001" w:tentative="1">
-      <w:start w:val="1"/>
-      <w:numFmt w:val="bullet"/>
-      <w:lvlText w:val=""/>
-      <w:lvlJc w:val="left"/>
-      <w:pPr>
-        <w:ind w:left="2880" w:hanging="360"/>
-      </w:pPr>
-      <w:rPr>
-        <w:rFonts w:ascii="Symbol" w:hAnsi="Symbol" w:hint="default"/>
-      </w:rPr>
-    </w:lvl>
-    <w:lvl w:ilvl="4" w:tplc="04090003" w:tentative="1">
-      <w:start w:val="1"/>
-      <w:numFmt w:val="bullet"/>
-      <w:lvlText w:val="o"/>
-      <w:lvlJc w:val="left"/>
-      <w:pPr>
-        <w:ind w:left="3600" w:hanging="360"/>
-      </w:pPr>
-      <w:rPr>
-        <w:rFonts w:ascii="Courier New" w:hAnsi="Courier New" w:cs="Courier New" w:hint="default"/>
-      </w:rPr>
-    </w:lvl>
-    <w:lvl w:ilvl="5" w:tplc="04090005" w:tentative="1">
-      <w:start w:val="1"/>
-      <w:numFmt w:val="bullet"/>
-      <w:lvlText w:val=""/>
-      <w:lvlJc w:val="left"/>
-      <w:pPr>
-        <w:ind w:left="4320" w:hanging="360"/>
-      </w:pPr>
-      <w:rPr>
-        <w:rFonts w:ascii="Wingdings" w:hAnsi="Wingdings" w:hint="default"/>
-      </w:rPr>
-    </w:lvl>
-    <w:lvl w:ilvl="6" w:tplc="04090001" w:tentative="1">
-      <w:start w:val="1"/>
-      <w:numFmt w:val="bullet"/>
-      <w:lvlText w:val=""/>
-      <w:lvlJc w:val="left"/>
-      <w:pPr>
-        <w:ind w:left="5040" w:hanging="360"/>
-      </w:pPr>
-      <w:rPr>
-        <w:rFonts w:ascii="Symbol" w:hAnsi="Symbol" w:hint="default"/>
-      </w:rPr>
-    </w:lvl>
-    <w:lvl w:ilvl="7" w:tplc="04090003" w:tentative="1">
-      <w:start w:val="1"/>
-      <w:numFmt w:val="bullet"/>
-      <w:lvlText w:val="o"/>
-      <w:lvlJc w:val="left"/>
-      <w:pPr>
-        <w:ind w:left="5760" w:hanging="360"/>
-      </w:pPr>
-      <w:rPr>
-        <w:rFonts w:ascii="Courier New" w:hAnsi="Courier New" w:cs="Courier New" w:hint="default"/>
-      </w:rPr>
-    </w:lvl>
-    <w:lvl w:ilvl="8" w:tplc="04090005" w:tentative="1">
-      <w:start w:val="1"/>
-      <w:numFmt w:val="bullet"/>
-      <w:lvlText w:val=""/>
-      <w:lvlJc w:val="left"/>
-      <w:pPr>
-        <w:ind w:left="6480" w:hanging="360"/>
-      </w:pPr>
-      <w:rPr>
-        <w:rFonts w:ascii="Wingdings" w:hAnsi="Wingdings" w:hint="default"/>
-      </w:rPr>
-    </w:lvl>
-  </w:abstractNum>
-  <w:abstractNum w:abstractNumId="4">
     <w:nsid w:val="0F0C7FF8"/>
     <w:multiLevelType w:val="hybridMultilevel"/>
     <w:tmpl w:val="4A52A8AC"/>
@@ -5870,7 +5604,7 @@
       </w:rPr>
     </w:lvl>
   </w:abstractNum>
-  <w:abstractNum w:abstractNumId="5">
+  <w:abstractNum w:abstractNumId="4">
     <w:nsid w:val="11C44F2B"/>
     <w:multiLevelType w:val="hybridMultilevel"/>
     <w:tmpl w:val="B6F2EF9C"/>
@@ -5983,7 +5717,7 @@
       </w:rPr>
     </w:lvl>
   </w:abstractNum>
-  <w:abstractNum w:abstractNumId="6">
+  <w:abstractNum w:abstractNumId="5">
     <w:nsid w:val="16C952C7"/>
     <w:multiLevelType w:val="hybridMultilevel"/>
     <w:tmpl w:val="E438D528"/>
@@ -6096,7 +5830,7 @@
       </w:rPr>
     </w:lvl>
   </w:abstractNum>
-  <w:abstractNum w:abstractNumId="7">
+  <w:abstractNum w:abstractNumId="6">
     <w:nsid w:val="18361315"/>
     <w:multiLevelType w:val="multilevel"/>
     <w:tmpl w:val="82EC2862"/>
@@ -6245,120 +5979,7 @@
       </w:rPr>
     </w:lvl>
   </w:abstractNum>
-  <w:abstractNum w:abstractNumId="8">
-    <w:nsid w:val="18DE4160"/>
-    <w:multiLevelType w:val="hybridMultilevel"/>
-    <w:tmpl w:val="9B4C1D64"/>
-    <w:lvl w:ilvl="0" w:tplc="04090001">
-      <w:start w:val="1"/>
-      <w:numFmt w:val="bullet"/>
-      <w:lvlText w:val=""/>
-      <w:lvlJc w:val="left"/>
-      <w:pPr>
-        <w:ind w:left="360" w:hanging="360"/>
-      </w:pPr>
-      <w:rPr>
-        <w:rFonts w:ascii="Symbol" w:hAnsi="Symbol" w:hint="default"/>
-      </w:rPr>
-    </w:lvl>
-    <w:lvl w:ilvl="1" w:tplc="04090003" w:tentative="1">
-      <w:start w:val="1"/>
-      <w:numFmt w:val="bullet"/>
-      <w:lvlText w:val="o"/>
-      <w:lvlJc w:val="left"/>
-      <w:pPr>
-        <w:ind w:left="1080" w:hanging="360"/>
-      </w:pPr>
-      <w:rPr>
-        <w:rFonts w:ascii="Courier New" w:hAnsi="Courier New" w:cs="Courier New" w:hint="default"/>
-      </w:rPr>
-    </w:lvl>
-    <w:lvl w:ilvl="2" w:tplc="04090005" w:tentative="1">
-      <w:start w:val="1"/>
-      <w:numFmt w:val="bullet"/>
-      <w:lvlText w:val=""/>
-      <w:lvlJc w:val="left"/>
-      <w:pPr>
-        <w:ind w:left="1800" w:hanging="360"/>
-      </w:pPr>
-      <w:rPr>
-        <w:rFonts w:ascii="Wingdings" w:hAnsi="Wingdings" w:hint="default"/>
-      </w:rPr>
-    </w:lvl>
-    <w:lvl w:ilvl="3" w:tplc="04090001" w:tentative="1">
-      <w:start w:val="1"/>
-      <w:numFmt w:val="bullet"/>
-      <w:lvlText w:val=""/>
-      <w:lvlJc w:val="left"/>
-      <w:pPr>
-        <w:ind w:left="2520" w:hanging="360"/>
-      </w:pPr>
-      <w:rPr>
-        <w:rFonts w:ascii="Symbol" w:hAnsi="Symbol" w:hint="default"/>
-      </w:rPr>
-    </w:lvl>
-    <w:lvl w:ilvl="4" w:tplc="04090003" w:tentative="1">
-      <w:start w:val="1"/>
-      <w:numFmt w:val="bullet"/>
-      <w:lvlText w:val="o"/>
-      <w:lvlJc w:val="left"/>
-      <w:pPr>
-        <w:ind w:left="3240" w:hanging="360"/>
-      </w:pPr>
-      <w:rPr>
-        <w:rFonts w:ascii="Courier New" w:hAnsi="Courier New" w:cs="Courier New" w:hint="default"/>
-      </w:rPr>
-    </w:lvl>
-    <w:lvl w:ilvl="5" w:tplc="04090005" w:tentative="1">
-      <w:start w:val="1"/>
-      <w:numFmt w:val="bullet"/>
-      <w:lvlText w:val=""/>
-      <w:lvlJc w:val="left"/>
-      <w:pPr>
-        <w:ind w:left="3960" w:hanging="360"/>
-      </w:pPr>
-      <w:rPr>
-        <w:rFonts w:ascii="Wingdings" w:hAnsi="Wingdings" w:hint="default"/>
-      </w:rPr>
-    </w:lvl>
-    <w:lvl w:ilvl="6" w:tplc="04090001" w:tentative="1">
-      <w:start w:val="1"/>
-      <w:numFmt w:val="bullet"/>
-      <w:lvlText w:val=""/>
-      <w:lvlJc w:val="left"/>
-      <w:pPr>
-        <w:ind w:left="4680" w:hanging="360"/>
-      </w:pPr>
-      <w:rPr>
-        <w:rFonts w:ascii="Symbol" w:hAnsi="Symbol" w:hint="default"/>
-      </w:rPr>
-    </w:lvl>
-    <w:lvl w:ilvl="7" w:tplc="04090003" w:tentative="1">
-      <w:start w:val="1"/>
-      <w:numFmt w:val="bullet"/>
-      <w:lvlText w:val="o"/>
-      <w:lvlJc w:val="left"/>
-      <w:pPr>
-        <w:ind w:left="5400" w:hanging="360"/>
-      </w:pPr>
-      <w:rPr>
-        <w:rFonts w:ascii="Courier New" w:hAnsi="Courier New" w:cs="Courier New" w:hint="default"/>
-      </w:rPr>
-    </w:lvl>
-    <w:lvl w:ilvl="8" w:tplc="04090005" w:tentative="1">
-      <w:start w:val="1"/>
-      <w:numFmt w:val="bullet"/>
-      <w:lvlText w:val=""/>
-      <w:lvlJc w:val="left"/>
-      <w:pPr>
-        <w:ind w:left="6120" w:hanging="360"/>
-      </w:pPr>
-      <w:rPr>
-        <w:rFonts w:ascii="Wingdings" w:hAnsi="Wingdings" w:hint="default"/>
-      </w:rPr>
-    </w:lvl>
-  </w:abstractNum>
-  <w:abstractNum w:abstractNumId="9">
+  <w:abstractNum w:abstractNumId="7">
     <w:nsid w:val="1A795ACC"/>
     <w:multiLevelType w:val="multilevel"/>
     <w:tmpl w:val="7B086AB6"/>
@@ -6508,7 +6129,7 @@
       </w:rPr>
     </w:lvl>
   </w:abstractNum>
-  <w:abstractNum w:abstractNumId="10">
+  <w:abstractNum w:abstractNumId="8">
     <w:nsid w:val="1F232651"/>
     <w:multiLevelType w:val="multilevel"/>
     <w:tmpl w:val="5F8617F2"/>
@@ -6657,7 +6278,7 @@
       </w:rPr>
     </w:lvl>
   </w:abstractNum>
-  <w:abstractNum w:abstractNumId="11">
+  <w:abstractNum w:abstractNumId="9">
     <w:nsid w:val="267E67E8"/>
     <w:multiLevelType w:val="hybridMultilevel"/>
     <w:tmpl w:val="8620E3AA"/>
@@ -6769,7 +6390,7 @@
       </w:rPr>
     </w:lvl>
   </w:abstractNum>
-  <w:abstractNum w:abstractNumId="12">
+  <w:abstractNum w:abstractNumId="10">
     <w:nsid w:val="2B3EE15B"/>
     <w:multiLevelType w:val="multilevel"/>
     <w:tmpl w:val="2B3EE15B"/>
@@ -6918,7 +6539,7 @@
       </w:rPr>
     </w:lvl>
   </w:abstractNum>
-  <w:abstractNum w:abstractNumId="13">
+  <w:abstractNum w:abstractNumId="11">
     <w:nsid w:val="2ED55823"/>
     <w:multiLevelType w:val="hybridMultilevel"/>
     <w:tmpl w:val="120A6E9E"/>
@@ -7030,10 +6651,10 @@
       </w:rPr>
     </w:lvl>
   </w:abstractNum>
-  <w:abstractNum w:abstractNumId="14">
-    <w:nsid w:val="308051E6"/>
+  <w:abstractNum w:abstractNumId="12">
+    <w:nsid w:val="2F311A3D"/>
     <w:multiLevelType w:val="hybridMultilevel"/>
-    <w:tmpl w:val="51A453D0"/>
+    <w:tmpl w:val="BD54D374"/>
     <w:lvl w:ilvl="0" w:tplc="04090001">
       <w:start w:val="1"/>
       <w:numFmt w:val="bullet"/>
@@ -7143,7 +6764,7 @@
       </w:rPr>
     </w:lvl>
   </w:abstractNum>
-  <w:abstractNum w:abstractNumId="15">
+  <w:abstractNum w:abstractNumId="13">
     <w:nsid w:val="3AC378BC"/>
     <w:multiLevelType w:val="multilevel"/>
     <w:tmpl w:val="3AC378BC"/>
@@ -7256,120 +6877,7 @@
       </w:rPr>
     </w:lvl>
   </w:abstractNum>
-  <w:abstractNum w:abstractNumId="16">
-    <w:nsid w:val="3CA40CE8"/>
-    <w:multiLevelType w:val="hybridMultilevel"/>
-    <w:tmpl w:val="B9187B98"/>
-    <w:lvl w:ilvl="0" w:tplc="04090001">
-      <w:start w:val="1"/>
-      <w:numFmt w:val="bullet"/>
-      <w:lvlText w:val=""/>
-      <w:lvlJc w:val="left"/>
-      <w:pPr>
-        <w:ind w:left="360" w:hanging="360"/>
-      </w:pPr>
-      <w:rPr>
-        <w:rFonts w:ascii="Symbol" w:hAnsi="Symbol" w:hint="default"/>
-      </w:rPr>
-    </w:lvl>
-    <w:lvl w:ilvl="1" w:tplc="04090003" w:tentative="1">
-      <w:start w:val="1"/>
-      <w:numFmt w:val="bullet"/>
-      <w:lvlText w:val="o"/>
-      <w:lvlJc w:val="left"/>
-      <w:pPr>
-        <w:ind w:left="1080" w:hanging="360"/>
-      </w:pPr>
-      <w:rPr>
-        <w:rFonts w:ascii="Courier New" w:hAnsi="Courier New" w:cs="Courier New" w:hint="default"/>
-      </w:rPr>
-    </w:lvl>
-    <w:lvl w:ilvl="2" w:tplc="04090005" w:tentative="1">
-      <w:start w:val="1"/>
-      <w:numFmt w:val="bullet"/>
-      <w:lvlText w:val=""/>
-      <w:lvlJc w:val="left"/>
-      <w:pPr>
-        <w:ind w:left="1800" w:hanging="360"/>
-      </w:pPr>
-      <w:rPr>
-        <w:rFonts w:ascii="Wingdings" w:hAnsi="Wingdings" w:hint="default"/>
-      </w:rPr>
-    </w:lvl>
-    <w:lvl w:ilvl="3" w:tplc="04090001" w:tentative="1">
-      <w:start w:val="1"/>
-      <w:numFmt w:val="bullet"/>
-      <w:lvlText w:val=""/>
-      <w:lvlJc w:val="left"/>
-      <w:pPr>
-        <w:ind w:left="2520" w:hanging="360"/>
-      </w:pPr>
-      <w:rPr>
-        <w:rFonts w:ascii="Symbol" w:hAnsi="Symbol" w:hint="default"/>
-      </w:rPr>
-    </w:lvl>
-    <w:lvl w:ilvl="4" w:tplc="04090003" w:tentative="1">
-      <w:start w:val="1"/>
-      <w:numFmt w:val="bullet"/>
-      <w:lvlText w:val="o"/>
-      <w:lvlJc w:val="left"/>
-      <w:pPr>
-        <w:ind w:left="3240" w:hanging="360"/>
-      </w:pPr>
-      <w:rPr>
-        <w:rFonts w:ascii="Courier New" w:hAnsi="Courier New" w:cs="Courier New" w:hint="default"/>
-      </w:rPr>
-    </w:lvl>
-    <w:lvl w:ilvl="5" w:tplc="04090005" w:tentative="1">
-      <w:start w:val="1"/>
-      <w:numFmt w:val="bullet"/>
-      <w:lvlText w:val=""/>
-      <w:lvlJc w:val="left"/>
-      <w:pPr>
-        <w:ind w:left="3960" w:hanging="360"/>
-      </w:pPr>
-      <w:rPr>
-        <w:rFonts w:ascii="Wingdings" w:hAnsi="Wingdings" w:hint="default"/>
-      </w:rPr>
-    </w:lvl>
-    <w:lvl w:ilvl="6" w:tplc="04090001" w:tentative="1">
-      <w:start w:val="1"/>
-      <w:numFmt w:val="bullet"/>
-      <w:lvlText w:val=""/>
-      <w:lvlJc w:val="left"/>
-      <w:pPr>
-        <w:ind w:left="4680" w:hanging="360"/>
-      </w:pPr>
-      <w:rPr>
-        <w:rFonts w:ascii="Symbol" w:hAnsi="Symbol" w:hint="default"/>
-      </w:rPr>
-    </w:lvl>
-    <w:lvl w:ilvl="7" w:tplc="04090003" w:tentative="1">
-      <w:start w:val="1"/>
-      <w:numFmt w:val="bullet"/>
-      <w:lvlText w:val="o"/>
-      <w:lvlJc w:val="left"/>
-      <w:pPr>
-        <w:ind w:left="5400" w:hanging="360"/>
-      </w:pPr>
-      <w:rPr>
-        <w:rFonts w:ascii="Courier New" w:hAnsi="Courier New" w:cs="Courier New" w:hint="default"/>
-      </w:rPr>
-    </w:lvl>
-    <w:lvl w:ilvl="8" w:tplc="04090005" w:tentative="1">
-      <w:start w:val="1"/>
-      <w:numFmt w:val="bullet"/>
-      <w:lvlText w:val=""/>
-      <w:lvlJc w:val="left"/>
-      <w:pPr>
-        <w:ind w:left="6120" w:hanging="360"/>
-      </w:pPr>
-      <w:rPr>
-        <w:rFonts w:ascii="Wingdings" w:hAnsi="Wingdings" w:hint="default"/>
-      </w:rPr>
-    </w:lvl>
-  </w:abstractNum>
-  <w:abstractNum w:abstractNumId="17">
+  <w:abstractNum w:abstractNumId="14">
     <w:nsid w:val="3D0763AA"/>
     <w:multiLevelType w:val="hybridMultilevel"/>
     <w:tmpl w:val="7A489240"/>
@@ -7482,7 +6990,7 @@
       </w:rPr>
     </w:lvl>
   </w:abstractNum>
-  <w:abstractNum w:abstractNumId="18">
+  <w:abstractNum w:abstractNumId="15">
     <w:nsid w:val="3E871354"/>
     <w:multiLevelType w:val="multilevel"/>
     <w:tmpl w:val="120A6E9E"/>
@@ -7594,7 +7102,7 @@
       </w:rPr>
     </w:lvl>
   </w:abstractNum>
-  <w:abstractNum w:abstractNumId="19">
+  <w:abstractNum w:abstractNumId="16">
     <w:nsid w:val="3FFE42B4"/>
     <w:multiLevelType w:val="multilevel"/>
     <w:tmpl w:val="120A6E9E"/>
@@ -7706,7 +7214,7 @@
       </w:rPr>
     </w:lvl>
   </w:abstractNum>
-  <w:abstractNum w:abstractNumId="20">
+  <w:abstractNum w:abstractNumId="17">
     <w:nsid w:val="410D43F3"/>
     <w:multiLevelType w:val="hybridMultilevel"/>
     <w:tmpl w:val="04F22FC0"/>
@@ -7819,7 +7327,7 @@
       </w:rPr>
     </w:lvl>
   </w:abstractNum>
-  <w:abstractNum w:abstractNumId="21">
+  <w:abstractNum w:abstractNumId="18">
     <w:nsid w:val="430B32E9"/>
     <w:multiLevelType w:val="multilevel"/>
     <w:tmpl w:val="120A6E9E"/>
@@ -7931,7 +7439,7 @@
       </w:rPr>
     </w:lvl>
   </w:abstractNum>
-  <w:abstractNum w:abstractNumId="22">
+  <w:abstractNum w:abstractNumId="19">
     <w:nsid w:val="485C41B7"/>
     <w:multiLevelType w:val="hybridMultilevel"/>
     <w:tmpl w:val="A3FA60B2"/>
@@ -8044,7 +7552,120 @@
       </w:rPr>
     </w:lvl>
   </w:abstractNum>
-  <w:abstractNum w:abstractNumId="23">
+  <w:abstractNum w:abstractNumId="20">
+    <w:nsid w:val="48DA1E39"/>
+    <w:multiLevelType w:val="hybridMultilevel"/>
+    <w:tmpl w:val="697C142A"/>
+    <w:lvl w:ilvl="0" w:tplc="04090001">
+      <w:start w:val="1"/>
+      <w:numFmt w:val="bullet"/>
+      <w:lvlText w:val=""/>
+      <w:lvlJc w:val="left"/>
+      <w:pPr>
+        <w:ind w:left="360" w:hanging="360"/>
+      </w:pPr>
+      <w:rPr>
+        <w:rFonts w:ascii="Symbol" w:hAnsi="Symbol" w:hint="default"/>
+      </w:rPr>
+    </w:lvl>
+    <w:lvl w:ilvl="1" w:tplc="04090003" w:tentative="1">
+      <w:start w:val="1"/>
+      <w:numFmt w:val="bullet"/>
+      <w:lvlText w:val="o"/>
+      <w:lvlJc w:val="left"/>
+      <w:pPr>
+        <w:ind w:left="1080" w:hanging="360"/>
+      </w:pPr>
+      <w:rPr>
+        <w:rFonts w:ascii="Courier New" w:hAnsi="Courier New" w:cs="Courier New" w:hint="default"/>
+      </w:rPr>
+    </w:lvl>
+    <w:lvl w:ilvl="2" w:tplc="04090005" w:tentative="1">
+      <w:start w:val="1"/>
+      <w:numFmt w:val="bullet"/>
+      <w:lvlText w:val=""/>
+      <w:lvlJc w:val="left"/>
+      <w:pPr>
+        <w:ind w:left="1800" w:hanging="360"/>
+      </w:pPr>
+      <w:rPr>
+        <w:rFonts w:ascii="Wingdings" w:hAnsi="Wingdings" w:hint="default"/>
+      </w:rPr>
+    </w:lvl>
+    <w:lvl w:ilvl="3" w:tplc="04090001" w:tentative="1">
+      <w:start w:val="1"/>
+      <w:numFmt w:val="bullet"/>
+      <w:lvlText w:val=""/>
+      <w:lvlJc w:val="left"/>
+      <w:pPr>
+        <w:ind w:left="2520" w:hanging="360"/>
+      </w:pPr>
+      <w:rPr>
+        <w:rFonts w:ascii="Symbol" w:hAnsi="Symbol" w:hint="default"/>
+      </w:rPr>
+    </w:lvl>
+    <w:lvl w:ilvl="4" w:tplc="04090003" w:tentative="1">
+      <w:start w:val="1"/>
+      <w:numFmt w:val="bullet"/>
+      <w:lvlText w:val="o"/>
+      <w:lvlJc w:val="left"/>
+      <w:pPr>
+        <w:ind w:left="3240" w:hanging="360"/>
+      </w:pPr>
+      <w:rPr>
+        <w:rFonts w:ascii="Courier New" w:hAnsi="Courier New" w:cs="Courier New" w:hint="default"/>
+      </w:rPr>
+    </w:lvl>
+    <w:lvl w:ilvl="5" w:tplc="04090005" w:tentative="1">
+      <w:start w:val="1"/>
+      <w:numFmt w:val="bullet"/>
+      <w:lvlText w:val=""/>
+      <w:lvlJc w:val="left"/>
+      <w:pPr>
+        <w:ind w:left="3960" w:hanging="360"/>
+      </w:pPr>
+      <w:rPr>
+        <w:rFonts w:ascii="Wingdings" w:hAnsi="Wingdings" w:hint="default"/>
+      </w:rPr>
+    </w:lvl>
+    <w:lvl w:ilvl="6" w:tplc="04090001" w:tentative="1">
+      <w:start w:val="1"/>
+      <w:numFmt w:val="bullet"/>
+      <w:lvlText w:val=""/>
+      <w:lvlJc w:val="left"/>
+      <w:pPr>
+        <w:ind w:left="4680" w:hanging="360"/>
+      </w:pPr>
+      <w:rPr>
+        <w:rFonts w:ascii="Symbol" w:hAnsi="Symbol" w:hint="default"/>
+      </w:rPr>
+    </w:lvl>
+    <w:lvl w:ilvl="7" w:tplc="04090003" w:tentative="1">
+      <w:start w:val="1"/>
+      <w:numFmt w:val="bullet"/>
+      <w:lvlText w:val="o"/>
+      <w:lvlJc w:val="left"/>
+      <w:pPr>
+        <w:ind w:left="5400" w:hanging="360"/>
+      </w:pPr>
+      <w:rPr>
+        <w:rFonts w:ascii="Courier New" w:hAnsi="Courier New" w:cs="Courier New" w:hint="default"/>
+      </w:rPr>
+    </w:lvl>
+    <w:lvl w:ilvl="8" w:tplc="04090005" w:tentative="1">
+      <w:start w:val="1"/>
+      <w:numFmt w:val="bullet"/>
+      <w:lvlText w:val=""/>
+      <w:lvlJc w:val="left"/>
+      <w:pPr>
+        <w:ind w:left="6120" w:hanging="360"/>
+      </w:pPr>
+      <w:rPr>
+        <w:rFonts w:ascii="Wingdings" w:hAnsi="Wingdings" w:hint="default"/>
+      </w:rPr>
+    </w:lvl>
+  </w:abstractNum>
+  <w:abstractNum w:abstractNumId="21">
     <w:nsid w:val="499658A8"/>
     <w:multiLevelType w:val="multilevel"/>
     <w:tmpl w:val="499658A8"/>
@@ -8193,7 +7814,7 @@
       </w:rPr>
     </w:lvl>
   </w:abstractNum>
-  <w:abstractNum w:abstractNumId="24">
+  <w:abstractNum w:abstractNumId="22">
     <w:nsid w:val="4B566C41"/>
     <w:multiLevelType w:val="hybridMultilevel"/>
     <w:tmpl w:val="97BA3102"/>
@@ -8306,7 +7927,7 @@
       </w:rPr>
     </w:lvl>
   </w:abstractNum>
-  <w:abstractNum w:abstractNumId="25">
+  <w:abstractNum w:abstractNumId="23">
     <w:nsid w:val="4C616B3A"/>
     <w:multiLevelType w:val="hybridMultilevel"/>
     <w:tmpl w:val="B9A4671C"/>
@@ -8419,7 +8040,7 @@
       </w:rPr>
     </w:lvl>
   </w:abstractNum>
-  <w:abstractNum w:abstractNumId="26">
+  <w:abstractNum w:abstractNumId="24">
     <w:nsid w:val="4C7269E5"/>
     <w:multiLevelType w:val="hybridMultilevel"/>
     <w:tmpl w:val="7A12A3A4"/>
@@ -8532,7 +8153,7 @@
       </w:rPr>
     </w:lvl>
   </w:abstractNum>
-  <w:abstractNum w:abstractNumId="27">
+  <w:abstractNum w:abstractNumId="25">
     <w:nsid w:val="4DD47998"/>
     <w:multiLevelType w:val="multilevel"/>
     <w:tmpl w:val="0F50E548"/>
@@ -8681,7 +8302,7 @@
       </w:rPr>
     </w:lvl>
   </w:abstractNum>
-  <w:abstractNum w:abstractNumId="28">
+  <w:abstractNum w:abstractNumId="26">
     <w:nsid w:val="4F5F3605"/>
     <w:multiLevelType w:val="multilevel"/>
     <w:tmpl w:val="9E92DADE"/>
@@ -8830,7 +8451,7 @@
       </w:rPr>
     </w:lvl>
   </w:abstractNum>
-  <w:abstractNum w:abstractNumId="29">
+  <w:abstractNum w:abstractNumId="27">
     <w:nsid w:val="52EC621B"/>
     <w:multiLevelType w:val="hybridMultilevel"/>
     <w:tmpl w:val="E850034A"/>
@@ -8943,7 +8564,7 @@
       </w:rPr>
     </w:lvl>
   </w:abstractNum>
-  <w:abstractNum w:abstractNumId="30">
+  <w:abstractNum w:abstractNumId="28">
     <w:nsid w:val="59D207A6"/>
     <w:multiLevelType w:val="multilevel"/>
     <w:tmpl w:val="8620E3AA"/>
@@ -9055,7 +8676,7 @@
       </w:rPr>
     </w:lvl>
   </w:abstractNum>
-  <w:abstractNum w:abstractNumId="31">
+  <w:abstractNum w:abstractNumId="29">
     <w:nsid w:val="5C335AAE"/>
     <w:multiLevelType w:val="hybridMultilevel"/>
     <w:tmpl w:val="25929E40"/>
@@ -9168,7 +8789,7 @@
       </w:rPr>
     </w:lvl>
   </w:abstractNum>
-  <w:abstractNum w:abstractNumId="32">
+  <w:abstractNum w:abstractNumId="30">
     <w:nsid w:val="5DBB6B84"/>
     <w:multiLevelType w:val="multilevel"/>
     <w:tmpl w:val="5DBB6B84"/>
@@ -9317,7 +8938,7 @@
       </w:rPr>
     </w:lvl>
   </w:abstractNum>
-  <w:abstractNum w:abstractNumId="33">
+  <w:abstractNum w:abstractNumId="31">
     <w:nsid w:val="5E1EA880"/>
     <w:multiLevelType w:val="multilevel"/>
     <w:tmpl w:val="5E1EA880"/>
@@ -9466,7 +9087,7 @@
       </w:rPr>
     </w:lvl>
   </w:abstractNum>
-  <w:abstractNum w:abstractNumId="34">
+  <w:abstractNum w:abstractNumId="32">
     <w:nsid w:val="5E9552B7"/>
     <w:multiLevelType w:val="hybridMultilevel"/>
     <w:tmpl w:val="0EAE95FC"/>
@@ -9579,7 +9200,7 @@
       </w:rPr>
     </w:lvl>
   </w:abstractNum>
-  <w:abstractNum w:abstractNumId="35">
+  <w:abstractNum w:abstractNumId="33">
     <w:nsid w:val="60E756E4"/>
     <w:multiLevelType w:val="multilevel"/>
     <w:tmpl w:val="6A28FD52"/>
@@ -9728,7 +9349,120 @@
       </w:rPr>
     </w:lvl>
   </w:abstractNum>
-  <w:abstractNum w:abstractNumId="36">
+  <w:abstractNum w:abstractNumId="34">
+    <w:nsid w:val="65A41673"/>
+    <w:multiLevelType w:val="hybridMultilevel"/>
+    <w:tmpl w:val="E5A23F5A"/>
+    <w:lvl w:ilvl="0" w:tplc="04090001">
+      <w:start w:val="1"/>
+      <w:numFmt w:val="bullet"/>
+      <w:lvlText w:val=""/>
+      <w:lvlJc w:val="left"/>
+      <w:pPr>
+        <w:ind w:left="360" w:hanging="360"/>
+      </w:pPr>
+      <w:rPr>
+        <w:rFonts w:ascii="Symbol" w:hAnsi="Symbol" w:hint="default"/>
+      </w:rPr>
+    </w:lvl>
+    <w:lvl w:ilvl="1" w:tplc="04090003" w:tentative="1">
+      <w:start w:val="1"/>
+      <w:numFmt w:val="bullet"/>
+      <w:lvlText w:val="o"/>
+      <w:lvlJc w:val="left"/>
+      <w:pPr>
+        <w:ind w:left="1080" w:hanging="360"/>
+      </w:pPr>
+      <w:rPr>
+        <w:rFonts w:ascii="Courier New" w:hAnsi="Courier New" w:cs="Courier New" w:hint="default"/>
+      </w:rPr>
+    </w:lvl>
+    <w:lvl w:ilvl="2" w:tplc="04090005" w:tentative="1">
+      <w:start w:val="1"/>
+      <w:numFmt w:val="bullet"/>
+      <w:lvlText w:val=""/>
+      <w:lvlJc w:val="left"/>
+      <w:pPr>
+        <w:ind w:left="1800" w:hanging="360"/>
+      </w:pPr>
+      <w:rPr>
+        <w:rFonts w:ascii="Wingdings" w:hAnsi="Wingdings" w:hint="default"/>
+      </w:rPr>
+    </w:lvl>
+    <w:lvl w:ilvl="3" w:tplc="04090001" w:tentative="1">
+      <w:start w:val="1"/>
+      <w:numFmt w:val="bullet"/>
+      <w:lvlText w:val=""/>
+      <w:lvlJc w:val="left"/>
+      <w:pPr>
+        <w:ind w:left="2520" w:hanging="360"/>
+      </w:pPr>
+      <w:rPr>
+        <w:rFonts w:ascii="Symbol" w:hAnsi="Symbol" w:hint="default"/>
+      </w:rPr>
+    </w:lvl>
+    <w:lvl w:ilvl="4" w:tplc="04090003" w:tentative="1">
+      <w:start w:val="1"/>
+      <w:numFmt w:val="bullet"/>
+      <w:lvlText w:val="o"/>
+      <w:lvlJc w:val="left"/>
+      <w:pPr>
+        <w:ind w:left="3240" w:hanging="360"/>
+      </w:pPr>
+      <w:rPr>
+        <w:rFonts w:ascii="Courier New" w:hAnsi="Courier New" w:cs="Courier New" w:hint="default"/>
+      </w:rPr>
+    </w:lvl>
+    <w:lvl w:ilvl="5" w:tplc="04090005" w:tentative="1">
+      <w:start w:val="1"/>
+      <w:numFmt w:val="bullet"/>
+      <w:lvlText w:val=""/>
+      <w:lvlJc w:val="left"/>
+      <w:pPr>
+        <w:ind w:left="3960" w:hanging="360"/>
+      </w:pPr>
+      <w:rPr>
+        <w:rFonts w:ascii="Wingdings" w:hAnsi="Wingdings" w:hint="default"/>
+      </w:rPr>
+    </w:lvl>
+    <w:lvl w:ilvl="6" w:tplc="04090001" w:tentative="1">
+      <w:start w:val="1"/>
+      <w:numFmt w:val="bullet"/>
+      <w:lvlText w:val=""/>
+      <w:lvlJc w:val="left"/>
+      <w:pPr>
+        <w:ind w:left="4680" w:hanging="360"/>
+      </w:pPr>
+      <w:rPr>
+        <w:rFonts w:ascii="Symbol" w:hAnsi="Symbol" w:hint="default"/>
+      </w:rPr>
+    </w:lvl>
+    <w:lvl w:ilvl="7" w:tplc="04090003" w:tentative="1">
+      <w:start w:val="1"/>
+      <w:numFmt w:val="bullet"/>
+      <w:lvlText w:val="o"/>
+      <w:lvlJc w:val="left"/>
+      <w:pPr>
+        <w:ind w:left="5400" w:hanging="360"/>
+      </w:pPr>
+      <w:rPr>
+        <w:rFonts w:ascii="Courier New" w:hAnsi="Courier New" w:cs="Courier New" w:hint="default"/>
+      </w:rPr>
+    </w:lvl>
+    <w:lvl w:ilvl="8" w:tplc="04090005" w:tentative="1">
+      <w:start w:val="1"/>
+      <w:numFmt w:val="bullet"/>
+      <w:lvlText w:val=""/>
+      <w:lvlJc w:val="left"/>
+      <w:pPr>
+        <w:ind w:left="6120" w:hanging="360"/>
+      </w:pPr>
+      <w:rPr>
+        <w:rFonts w:ascii="Wingdings" w:hAnsi="Wingdings" w:hint="default"/>
+      </w:rPr>
+    </w:lvl>
+  </w:abstractNum>
+  <w:abstractNum w:abstractNumId="35">
     <w:nsid w:val="680E33C7"/>
     <w:multiLevelType w:val="hybridMultilevel"/>
     <w:tmpl w:val="1D105B3C"/>
@@ -9841,7 +9575,7 @@
       </w:rPr>
     </w:lvl>
   </w:abstractNum>
-  <w:abstractNum w:abstractNumId="37">
+  <w:abstractNum w:abstractNumId="36">
     <w:nsid w:val="69A410B3"/>
     <w:multiLevelType w:val="hybridMultilevel"/>
     <w:tmpl w:val="ADAAC554"/>
@@ -9954,7 +9688,7 @@
       </w:rPr>
     </w:lvl>
   </w:abstractNum>
-  <w:abstractNum w:abstractNumId="38">
+  <w:abstractNum w:abstractNumId="37">
     <w:nsid w:val="6A8A0FC4"/>
     <w:multiLevelType w:val="hybridMultilevel"/>
     <w:tmpl w:val="E92CC818"/>
@@ -10067,7 +9801,7 @@
       </w:rPr>
     </w:lvl>
   </w:abstractNum>
-  <w:abstractNum w:abstractNumId="39">
+  <w:abstractNum w:abstractNumId="38">
     <w:nsid w:val="6CC76903"/>
     <w:multiLevelType w:val="multilevel"/>
     <w:tmpl w:val="120A6E9E"/>
@@ -10179,7 +9913,7 @@
       </w:rPr>
     </w:lvl>
   </w:abstractNum>
-  <w:abstractNum w:abstractNumId="40">
+  <w:abstractNum w:abstractNumId="39">
     <w:nsid w:val="709670FC"/>
     <w:multiLevelType w:val="multilevel"/>
     <w:tmpl w:val="5F8617F2"/>
@@ -10328,7 +10062,7 @@
       </w:rPr>
     </w:lvl>
   </w:abstractNum>
-  <w:abstractNum w:abstractNumId="41">
+  <w:abstractNum w:abstractNumId="40">
     <w:nsid w:val="72A15186"/>
     <w:multiLevelType w:val="multilevel"/>
     <w:tmpl w:val="AE440870"/>
@@ -10477,7 +10211,7 @@
       </w:rPr>
     </w:lvl>
   </w:abstractNum>
-  <w:abstractNum w:abstractNumId="42">
+  <w:abstractNum w:abstractNumId="41">
     <w:nsid w:val="73EB54C9"/>
     <w:multiLevelType w:val="multilevel"/>
     <w:tmpl w:val="F1F25E3C"/>
@@ -10626,7 +10360,7 @@
       </w:rPr>
     </w:lvl>
   </w:abstractNum>
-  <w:abstractNum w:abstractNumId="43">
+  <w:abstractNum w:abstractNumId="42">
     <w:nsid w:val="79C834AB"/>
     <w:multiLevelType w:val="multilevel"/>
     <w:tmpl w:val="9E92DADE"/>
@@ -10775,7 +10509,7 @@
       </w:rPr>
     </w:lvl>
   </w:abstractNum>
-  <w:abstractNum w:abstractNumId="44">
+  <w:abstractNum w:abstractNumId="43">
     <w:nsid w:val="7C994523"/>
     <w:multiLevelType w:val="hybridMultilevel"/>
     <w:tmpl w:val="4B848BB2"/>
@@ -10888,7 +10622,7 @@
       </w:rPr>
     </w:lvl>
   </w:abstractNum>
-  <w:abstractNum w:abstractNumId="45">
+  <w:abstractNum w:abstractNumId="44">
     <w:nsid w:val="7CBB7468"/>
     <w:multiLevelType w:val="multilevel"/>
     <w:tmpl w:val="7CBB7468"/>
@@ -11038,16 +10772,16 @@
     </w:lvl>
   </w:abstractNum>
   <w:num w:numId="1">
-    <w:abstractNumId w:val="15"/>
+    <w:abstractNumId w:val="13"/>
   </w:num>
   <w:num w:numId="2">
-    <w:abstractNumId w:val="32"/>
+    <w:abstractNumId w:val="30"/>
   </w:num>
   <w:num w:numId="3">
-    <w:abstractNumId w:val="33"/>
+    <w:abstractNumId w:val="31"/>
   </w:num>
   <w:num w:numId="4">
-    <w:abstractNumId w:val="12"/>
+    <w:abstractNumId w:val="10"/>
   </w:num>
   <w:num w:numId="5">
     <w:abstractNumId w:val="1"/>
@@ -11056,124 +10790,121 @@
     <w:abstractNumId w:val="0"/>
   </w:num>
   <w:num w:numId="7">
-    <w:abstractNumId w:val="45"/>
+    <w:abstractNumId w:val="44"/>
   </w:num>
   <w:num w:numId="8">
-    <w:abstractNumId w:val="23"/>
+    <w:abstractNumId w:val="21"/>
   </w:num>
   <w:num w:numId="9">
-    <w:abstractNumId w:val="35"/>
+    <w:abstractNumId w:val="33"/>
   </w:num>
   <w:num w:numId="10">
-    <w:abstractNumId w:val="10"/>
+    <w:abstractNumId w:val="8"/>
   </w:num>
   <w:num w:numId="11">
-    <w:abstractNumId w:val="40"/>
+    <w:abstractNumId w:val="39"/>
   </w:num>
   <w:num w:numId="12">
-    <w:abstractNumId w:val="13"/>
+    <w:abstractNumId w:val="11"/>
   </w:num>
   <w:num w:numId="13">
-    <w:abstractNumId w:val="39"/>
+    <w:abstractNumId w:val="38"/>
   </w:num>
   <w:num w:numId="14">
-    <w:abstractNumId w:val="21"/>
+    <w:abstractNumId w:val="18"/>
   </w:num>
   <w:num w:numId="15">
-    <w:abstractNumId w:val="18"/>
+    <w:abstractNumId w:val="15"/>
   </w:num>
   <w:num w:numId="16">
-    <w:abstractNumId w:val="19"/>
+    <w:abstractNumId w:val="16"/>
   </w:num>
   <w:num w:numId="17">
-    <w:abstractNumId w:val="38"/>
+    <w:abstractNumId w:val="37"/>
   </w:num>
   <w:num w:numId="18">
+    <w:abstractNumId w:val="24"/>
+  </w:num>
+  <w:num w:numId="19">
+    <w:abstractNumId w:val="41"/>
+  </w:num>
+  <w:num w:numId="20">
+    <w:abstractNumId w:val="42"/>
+  </w:num>
+  <w:num w:numId="21">
     <w:abstractNumId w:val="26"/>
   </w:num>
-  <w:num w:numId="19">
-    <w:abstractNumId w:val="42"/>
-  </w:num>
-  <w:num w:numId="20">
-    <w:abstractNumId w:val="43"/>
-  </w:num>
-  <w:num w:numId="21">
-    <w:abstractNumId w:val="28"/>
-  </w:num>
   <w:num w:numId="22">
-    <w:abstractNumId w:val="11"/>
+    <w:abstractNumId w:val="9"/>
   </w:num>
   <w:num w:numId="23">
     <w:abstractNumId w:val="2"/>
   </w:num>
   <w:num w:numId="24">
-    <w:abstractNumId w:val="9"/>
+    <w:abstractNumId w:val="7"/>
   </w:num>
   <w:num w:numId="25">
-    <w:abstractNumId w:val="30"/>
+    <w:abstractNumId w:val="28"/>
   </w:num>
   <w:num w:numId="26">
+    <w:abstractNumId w:val="25"/>
+  </w:num>
+  <w:num w:numId="27">
+    <w:abstractNumId w:val="40"/>
+  </w:num>
+  <w:num w:numId="28">
+    <w:abstractNumId w:val="6"/>
+  </w:num>
+  <w:num w:numId="29">
+    <w:abstractNumId w:val="23"/>
+  </w:num>
+  <w:num w:numId="30">
+    <w:abstractNumId w:val="29"/>
+  </w:num>
+  <w:num w:numId="31">
+    <w:abstractNumId w:val="17"/>
+  </w:num>
+  <w:num w:numId="32">
     <w:abstractNumId w:val="27"/>
   </w:num>
-  <w:num w:numId="27">
-    <w:abstractNumId w:val="41"/>
-  </w:num>
-  <w:num w:numId="28">
-    <w:abstractNumId w:val="7"/>
-  </w:num>
-  <w:num w:numId="29">
-    <w:abstractNumId w:val="25"/>
-  </w:num>
-  <w:num w:numId="30">
-    <w:abstractNumId w:val="31"/>
-  </w:num>
-  <w:num w:numId="31">
-    <w:abstractNumId w:val="20"/>
-  </w:num>
-  <w:num w:numId="32">
-    <w:abstractNumId w:val="29"/>
-  </w:num>
   <w:num w:numId="33">
-    <w:abstractNumId w:val="44"/>
+    <w:abstractNumId w:val="43"/>
   </w:num>
   <w:num w:numId="34">
+    <w:abstractNumId w:val="19"/>
+  </w:num>
+  <w:num w:numId="35">
+    <w:abstractNumId w:val="36"/>
+  </w:num>
+  <w:num w:numId="36">
     <w:abstractNumId w:val="22"/>
   </w:num>
-  <w:num w:numId="35">
-    <w:abstractNumId w:val="37"/>
-  </w:num>
-  <w:num w:numId="36">
-    <w:abstractNumId w:val="24"/>
-  </w:num>
   <w:num w:numId="37">
-    <w:abstractNumId w:val="6"/>
+    <w:abstractNumId w:val="5"/>
   </w:num>
   <w:num w:numId="38">
+    <w:abstractNumId w:val="3"/>
+  </w:num>
+  <w:num w:numId="39">
+    <w:abstractNumId w:val="14"/>
+  </w:num>
+  <w:num w:numId="40">
     <w:abstractNumId w:val="4"/>
   </w:num>
-  <w:num w:numId="39">
-    <w:abstractNumId w:val="17"/>
+  <w:num w:numId="41">
+    <w:abstractNumId w:val="32"/>
   </w:num>
-  <w:num w:numId="40">
-    <w:abstractNumId w:val="5"/>
+  <w:num w:numId="42">
+    <w:abstractNumId w:val="35"/>
   </w:num>
-  <w:num w:numId="41">
+  <w:num w:numId="43">
+    <w:abstractNumId w:val="12"/>
+  </w:num>
+  <w:num w:numId="44">
     <w:abstractNumId w:val="34"/>
   </w:num>
-  <w:num w:numId="42">
-    <w:abstractNumId w:val="36"/>
-  </w:num>
-  <w:num w:numId="43">
-    <w:abstractNumId w:val="3"/>
-  </w:num>
-  <w:num w:numId="44">
-    <w:abstractNumId w:val="8"/>
-  </w:num>
   <w:num w:numId="45">
-    <w:abstractNumId w:val="16"/>
-  </w:num>
-  <w:num w:numId="46">
-    <w:abstractNumId w:val="14"/>
+    <w:abstractNumId w:val="20"/>
   </w:num>
 </w:numbering>
 </file>
